--- a/entregables/Definicion_Funcional_SGMC_Mesa_de_Trabajo.docx
+++ b/entregables/Definicion_Funcional_SGMC_Mesa_de_Trabajo.docx
@@ -20,7 +20,7 @@
     </w:p>
     <w:p>
       <w:pPr>
-        <w:spacing w:after="560" w:before="0"/>
+        <w:spacing w:after="520" w:before="0"/>
         <w:ind w:left="0"/>
       </w:pPr>
       <w:r>
@@ -52,7 +52,7 @@
     </w:p>
     <w:p>
       <w:pPr>
-        <w:spacing w:after="360" w:before="0"/>
+        <w:spacing w:after="320" w:before="0"/>
         <w:ind w:left="0"/>
       </w:pPr>
       <w:r>
@@ -68,7 +68,7 @@
     </w:p>
     <w:p>
       <w:pPr>
-        <w:spacing w:after="600" w:before="0"/>
+        <w:spacing w:after="480" w:before="0"/>
         <w:ind w:left="0"/>
       </w:pPr>
       <w:r>
@@ -79,7 +79,7 @@
           <w:color w:val="6E7A86"/>
           <w:sz w:val="26"/>
         </w:rPr>
-        <w:t>Documento de validación con el líder funcional</w:t>
+        <w:t>Catorce decisiones para confirmar o corregir</w:t>
       </w:r>
     </w:p>
     <w:tbl>
@@ -284,7 +284,7 @@
                 <w:color w:val="1C2530"/>
                 <w:sz w:val="20"/>
               </w:rPr>
-              <w:t>1.0</w:t>
+              <w:t>2.0</w:t>
             </w:r>
           </w:p>
         </w:tc>
@@ -382,7 +382,7 @@
                 <w:color w:val="1C2530"/>
                 <w:sz w:val="20"/>
               </w:rPr>
-              <w:t>Qué se espera</w:t>
+              <w:t>Qué se espera de usted</w:t>
             </w:r>
           </w:p>
         </w:tc>
@@ -400,7 +400,47 @@
                 <w:color w:val="1C2530"/>
                 <w:sz w:val="20"/>
               </w:rPr>
-              <w:t>Respuestas a 14 decisiones y acta firmada</w:t>
+              <w:t>Confirmar o corregir 14 decisiones y devolver este archivo</w:t>
+            </w:r>
+          </w:p>
+        </w:tc>
+      </w:tr>
+      <w:tr>
+        <w:tc>
+          <w:tcPr>
+            <w:tcW w:type="dxa" w:w="2551"/>
+            <w:shd w:val="clear" w:fill="F4F6F8"/>
+          </w:tcPr>
+          <w:p>
+            <w:pPr>
+              <w:spacing w:after="40" w:before="40"/>
+            </w:pPr>
+            <w:r>
+              <w:rPr>
+                <w:rFonts w:ascii="Segoe UI" w:hAnsi="Segoe UI"/>
+                <w:color w:val="1C2530"/>
+                <w:sz w:val="20"/>
+              </w:rPr>
+              <w:t>Tiempo estimado</w:t>
+            </w:r>
+          </w:p>
+        </w:tc>
+        <w:tc>
+          <w:tcPr>
+            <w:tcW w:type="dxa" w:w="6803"/>
+            <w:shd w:val="clear" w:fill="F4F6F8"/>
+          </w:tcPr>
+          <w:p>
+            <w:pPr>
+              <w:spacing w:after="40" w:before="40"/>
+            </w:pPr>
+            <w:r>
+              <w:rPr>
+                <w:rFonts w:ascii="Segoe UI" w:hAnsi="Segoe UI"/>
+                <w:color w:val="1C2530"/>
+                <w:sz w:val="20"/>
+              </w:rPr>
+              <w:t>45 minutos</w:t>
             </w:r>
           </w:p>
         </w:tc>
@@ -413,8 +453,57 @@
     </w:p>
     <w:p>
       <w:pPr>
-        <w:spacing w:after="360" w:before="0"/>
+        <w:spacing w:after="280" w:before="0"/>
         <w:ind w:left="0"/>
+      </w:pPr>
+    </w:p>
+    <w:tbl>
+      <w:tblPr>
+        <w:tblW w:type="auto" w:w="0"/>
+        <w:jc w:val="center"/>
+        <w:tblLook w:firstColumn="1" w:firstRow="1" w:lastColumn="0" w:lastRow="0" w:noHBand="0" w:noVBand="1" w:val="04A0"/>
+      </w:tblPr>
+      <w:tblGrid>
+        <w:gridCol w:w="9746"/>
+      </w:tblGrid>
+      <w:tr>
+        <w:tc>
+          <w:tcPr>
+            <w:tcW w:type="dxa" w:w="9746"/>
+            <w:shd w:val="clear" w:fill="E2ECF6"/>
+            <w:tcBorders>
+              <w:left w:val="single" w:sz="18" w:color="1F5B99"/>
+            </w:tcBorders>
+          </w:tcPr>
+          <w:p>
+            <w:pPr>
+              <w:spacing w:before="120" w:after="120"/>
+            </w:pPr>
+            <w:r/>
+            <w:r>
+              <w:rPr>
+                <w:rFonts w:ascii="Segoe UI" w:hAnsi="Segoe UI"/>
+                <w:b/>
+                <w:color w:val="1F5B99"/>
+                <w:sz w:val="20"/>
+              </w:rPr>
+              <w:t xml:space="preserve">Cómo responder, en tres pasos.  </w:t>
+            </w:r>
+            <w:r>
+              <w:rPr>
+                <w:rFonts w:ascii="Segoe UI" w:hAnsi="Segoe UI"/>
+                <w:color w:val="1C2530"/>
+                <w:sz w:val="20"/>
+              </w:rPr>
+              <w:t>1) Lea la decisión. 2) Si está de acuerdo con la opción que aparece marcada, no escriba nada. 3) Si no está de acuerdo, marque otra opción y, si hace falta, explique en el recuadro. Guarde el archivo y devuélvalo por correo. No necesita responder en documento aparte.</w:t>
+            </w:r>
+          </w:p>
+        </w:tc>
+      </w:tr>
+    </w:tbl>
+    <w:p>
+      <w:pPr>
+        <w:spacing w:after="0"/>
       </w:pPr>
     </w:p>
     <w:tbl>
@@ -447,7 +536,7 @@
                 <w:color w:val="B0700C"/>
                 <w:sz w:val="20"/>
               </w:rPr>
-              <w:t xml:space="preserve">Este documento requiere su respuesta.  </w:t>
+              <w:t xml:space="preserve">Lo que ya viene marcado es nuestra propuesta, no una decisión tomada.  </w:t>
             </w:r>
             <w:r>
               <w:rPr>
@@ -455,7 +544,7 @@
                 <w:color w:val="1C2530"/>
                 <w:sz w:val="20"/>
               </w:rPr>
-              <w:t>No es un informe de avance ni una solicitud de aprobación. Es un cuestionario estructurado: catorce decisiones que hoy bloquean el proyecto y que solo el área funcional puede tomar. Cada decisión tiene una casilla para que escriba directamente sobre este archivo y lo devuelva.</w:t>
+              <w:t>La marcamos para ahorrarle tiempo y para que quede claro qué haríamos si no recibimos respuesta. Cualquiera de ellas puede cambiarse. Lo que no se corrija se tomará como aceptado y quedará vinculante para la implementación.</w:t>
             </w:r>
           </w:p>
         </w:tc>
@@ -483,8 +572,59 @@
           <w:color w:val="1C2530"/>
           <w:sz w:val="32"/>
         </w:rPr>
-        <w:t>Cómo usar este documento</w:t>
-      </w:r>
+        <w:t>Cómo está organizado este documento</w:t>
+      </w:r>
+    </w:p>
+    <w:p>
+      <w:pPr>
+        <w:pStyle w:val="ListBullet"/>
+        <w:spacing w:after="60"/>
+        <w:ind w:left="454"/>
+      </w:pPr>
+      <w:r>
+        <w:rPr>
+          <w:rFonts w:ascii="Segoe UI" w:hAnsi="Segoe UI"/>
+          <w:color w:val="1C2530"/>
+          <w:sz w:val="21"/>
+        </w:rPr>
+        <w:t>Las secciones 1 a 4 explican el proyecto, qué encontramos al auditarlo y cómo entendemos que debe funcionar el sistema. Son de lectura, para que las decisiones tengan contexto.</w:t>
+      </w:r>
+    </w:p>
+    <w:p>
+      <w:pPr>
+        <w:pStyle w:val="ListBullet"/>
+        <w:spacing w:after="60"/>
+        <w:ind w:left="454"/>
+      </w:pPr>
+      <w:r>
+        <w:rPr>
+          <w:rFonts w:ascii="Segoe UI" w:hAnsi="Segoe UI"/>
+          <w:color w:val="1C2530"/>
+          <w:sz w:val="21"/>
+        </w:rPr>
+        <w:t>La sección 5 son las catorce decisiones. Es donde usted responde.</w:t>
+      </w:r>
+    </w:p>
+    <w:p>
+      <w:pPr>
+        <w:pStyle w:val="ListBullet"/>
+        <w:spacing w:after="60"/>
+        <w:ind w:left="454"/>
+      </w:pPr>
+      <w:r>
+        <w:rPr>
+          <w:rFonts w:ascii="Segoe UI" w:hAnsi="Segoe UI"/>
+          <w:color w:val="1C2530"/>
+          <w:sz w:val="21"/>
+        </w:rPr>
+        <w:t>Las secciones 6 y 7 explican cómo sus respuestas se convierten en cronograma, y recogen el acta.</w:t>
+      </w:r>
+    </w:p>
+    <w:p>
+      <w:pPr>
+        <w:spacing w:after="80" w:before="0"/>
+        <w:ind w:left="0"/>
+      </w:pPr>
     </w:p>
     <w:p>
       <w:pPr>
@@ -494,79 +634,12 @@
       <w:r>
         <w:rPr>
           <w:rFonts w:ascii="Segoe UI" w:hAnsi="Segoe UI"/>
-          <w:b w:val="0"/>
+          <w:b/>
           <w:i w:val="0"/>
           <w:color w:val="1C2530"/>
           <w:sz w:val="21"/>
         </w:rPr>
-        <w:t>Está organizado en tres partes que conviene recorrer en orden:</w:t>
-      </w:r>
-    </w:p>
-    <w:p>
-      <w:pPr>
-        <w:pStyle w:val="ListBullet"/>
-        <w:spacing w:after="60"/>
-        <w:ind w:left="454"/>
-      </w:pPr>
-      <w:r>
-        <w:rPr>
-          <w:rFonts w:ascii="Segoe UI" w:hAnsi="Segoe UI"/>
-          <w:color w:val="1C2530"/>
-          <w:sz w:val="21"/>
-        </w:rPr>
-        <w:t>Las secciones 1 a 4 describen cómo entendemos hoy que debe funcionar el sistema, expresado como flujos de uso verificables. Léalas para confirmar o corregir.</w:t>
-      </w:r>
-    </w:p>
-    <w:p>
-      <w:pPr>
-        <w:pStyle w:val="ListBullet"/>
-        <w:spacing w:after="60"/>
-        <w:ind w:left="454"/>
-      </w:pPr>
-      <w:r>
-        <w:rPr>
-          <w:rFonts w:ascii="Segoe UI" w:hAnsi="Segoe UI"/>
-          <w:color w:val="1C2530"/>
-          <w:sz w:val="21"/>
-        </w:rPr>
-        <w:t>La sección 5 es el cuestionario. Cada punto sigue el mismo molde: qué encontramos, por qué importa, qué proponemos y qué necesitamos que responda. Debajo de cada uno hay una casilla de respuesta.</w:t>
-      </w:r>
-    </w:p>
-    <w:p>
-      <w:pPr>
-        <w:pStyle w:val="ListBullet"/>
-        <w:spacing w:after="60"/>
-        <w:ind w:left="454"/>
-      </w:pPr>
-      <w:r>
-        <w:rPr>
-          <w:rFonts w:ascii="Segoe UI" w:hAnsi="Segoe UI"/>
-          <w:color w:val="1C2530"/>
-          <w:sz w:val="21"/>
-        </w:rPr>
-        <w:t>Las secciones 6 y 7 muestran cómo sus respuestas se convierten en trabajo y en fecha, y recogen el acta de la sesión.</w:t>
-      </w:r>
-    </w:p>
-    <w:p>
-      <w:pPr>
-        <w:spacing w:after="80" w:before="0"/>
-        <w:ind w:left="0"/>
-      </w:pPr>
-    </w:p>
-    <w:p>
-      <w:pPr>
-        <w:spacing w:after="120" w:before="0"/>
-        <w:ind w:left="0"/>
-      </w:pPr>
-      <w:r>
-        <w:rPr>
-          <w:rFonts w:ascii="Segoe UI" w:hAnsi="Segoe UI"/>
-          <w:b w:val="0"/>
-          <w:i w:val="0"/>
-          <w:color w:val="1C2530"/>
-          <w:sz w:val="21"/>
-        </w:rPr>
-        <w:t>Sugerencia de mesa: dos sesiones de dos horas. La primera recorre las secciones 1 a 4 y valida los flujos. La segunda resuelve el cuestionario decisión por decisión. Lo que no se decida queda con el supuesto que está declarado en cada punto, y ese supuesto se vuelve vinculante para la implementación.</w:t>
+        <w:t>Si dispone de poco tiempo, responda al menos las cuatro marcadas como ruta crítica: D-01, D-03, D-09 y D-12. Sin esas cuatro el proyecto no puede avanzar; las otras diez pueden quedar con la propuesta que traen marcada.</w:t>
       </w:r>
     </w:p>
     <w:p>
@@ -770,7 +843,7 @@
         </w:tc>
         <w:tc>
           <w:tcPr>
-            <w:tcW w:type="dxa" w:w="6463"/>
+            <w:tcW w:type="dxa" w:w="6746"/>
             <w:shd w:val="clear" w:fill="1F5B99"/>
           </w:tcPr>
           <w:p>
@@ -790,7 +863,7 @@
         </w:tc>
         <w:tc>
           <w:tcPr>
-            <w:tcW w:type="dxa" w:w="1984"/>
+            <w:tcW w:type="dxa" w:w="1701"/>
             <w:shd w:val="clear" w:fill="1F5B99"/>
           </w:tcPr>
           <w:p>
@@ -804,7 +877,7 @@
                 <w:color w:val="FFFFFF"/>
                 <w:sz w:val="19"/>
               </w:rPr>
-              <w:t>Decisión asociada</w:t>
+              <w:t>Decisión</w:t>
             </w:r>
           </w:p>
         </w:tc>
@@ -830,7 +903,7 @@
         </w:tc>
         <w:tc>
           <w:tcPr>
-            <w:tcW w:type="dxa" w:w="6463"/>
+            <w:tcW w:type="dxa" w:w="6746"/>
           </w:tcPr>
           <w:p>
             <w:pPr>
@@ -848,7 +921,7 @@
         </w:tc>
         <w:tc>
           <w:tcPr>
-            <w:tcW w:type="dxa" w:w="1984"/>
+            <w:tcW w:type="dxa" w:w="1701"/>
           </w:tcPr>
           <w:p>
             <w:pPr>
@@ -887,7 +960,7 @@
         </w:tc>
         <w:tc>
           <w:tcPr>
-            <w:tcW w:type="dxa" w:w="6463"/>
+            <w:tcW w:type="dxa" w:w="6746"/>
             <w:shd w:val="clear" w:fill="F4F6F8"/>
           </w:tcPr>
           <w:p>
@@ -900,13 +973,13 @@
                 <w:color w:val="1C2530"/>
                 <w:sz w:val="19"/>
               </w:rPr>
-              <w:t>La columna que conecta cada tipo de activo con su formulario está vacía en los 18 tipos: la asignación automática de checklist no tiene mapeo</w:t>
+              <w:t>La columna que conecta cada tipo de activo con su formulario está vacía en los 18 tipos</w:t>
             </w:r>
           </w:p>
         </w:tc>
         <w:tc>
           <w:tcPr>
-            <w:tcW w:type="dxa" w:w="1984"/>
+            <w:tcW w:type="dxa" w:w="1701"/>
             <w:shd w:val="clear" w:fill="F4F6F8"/>
           </w:tcPr>
           <w:p>
@@ -945,7 +1018,7 @@
         </w:tc>
         <w:tc>
           <w:tcPr>
-            <w:tcW w:type="dxa" w:w="6463"/>
+            <w:tcW w:type="dxa" w:w="6746"/>
           </w:tcPr>
           <w:p>
             <w:pPr>
@@ -963,7 +1036,7 @@
         </w:tc>
         <w:tc>
           <w:tcPr>
-            <w:tcW w:type="dxa" w:w="1984"/>
+            <w:tcW w:type="dxa" w:w="1701"/>
           </w:tcPr>
           <w:p>
             <w:pPr>
@@ -1002,7 +1075,7 @@
         </w:tc>
         <w:tc>
           <w:tcPr>
-            <w:tcW w:type="dxa" w:w="6463"/>
+            <w:tcW w:type="dxa" w:w="6746"/>
             <w:shd w:val="clear" w:fill="F4F6F8"/>
           </w:tcPr>
           <w:p>
@@ -1021,7 +1094,7 @@
         </w:tc>
         <w:tc>
           <w:tcPr>
-            <w:tcW w:type="dxa" w:w="1984"/>
+            <w:tcW w:type="dxa" w:w="1701"/>
             <w:shd w:val="clear" w:fill="F4F6F8"/>
           </w:tcPr>
           <w:p>
@@ -1060,7 +1133,7 @@
         </w:tc>
         <w:tc>
           <w:tcPr>
-            <w:tcW w:type="dxa" w:w="6463"/>
+            <w:tcW w:type="dxa" w:w="6746"/>
           </w:tcPr>
           <w:p>
             <w:pPr>
@@ -1078,7 +1151,7 @@
         </w:tc>
         <w:tc>
           <w:tcPr>
-            <w:tcW w:type="dxa" w:w="1984"/>
+            <w:tcW w:type="dxa" w:w="1701"/>
           </w:tcPr>
           <w:p>
             <w:pPr>
@@ -1117,7 +1190,7 @@
         </w:tc>
         <w:tc>
           <w:tcPr>
-            <w:tcW w:type="dxa" w:w="6463"/>
+            <w:tcW w:type="dxa" w:w="6746"/>
             <w:shd w:val="clear" w:fill="F4F6F8"/>
           </w:tcPr>
           <w:p>
@@ -1130,13 +1203,13 @@
                 <w:color w:val="1C2530"/>
                 <w:sz w:val="19"/>
               </w:rPr>
-              <w:t>Fotografías, firmas y posición GPS están modelados dos veces: campos dentro del mantenimiento y tablas separadas vacías</w:t>
+              <w:t>Fotografías, firmas y posición GPS están modelados dos veces</w:t>
             </w:r>
           </w:p>
         </w:tc>
         <w:tc>
           <w:tcPr>
-            <w:tcW w:type="dxa" w:w="1984"/>
+            <w:tcW w:type="dxa" w:w="1701"/>
             <w:shd w:val="clear" w:fill="F4F6F8"/>
           </w:tcPr>
           <w:p>
@@ -1175,7 +1248,7 @@
         </w:tc>
         <w:tc>
           <w:tcPr>
-            <w:tcW w:type="dxa" w:w="6463"/>
+            <w:tcW w:type="dxa" w:w="6746"/>
           </w:tcPr>
           <w:p>
             <w:pPr>
@@ -1187,13 +1260,13 @@
                 <w:color w:val="1C2530"/>
                 <w:sz w:val="19"/>
               </w:rPr>
-              <w:t>La tabla de mantenimientos está vacía: ningún mantenimiento se ha ejecutado nunca de extremo a extremo</w:t>
+              <w:t>La tabla de mantenimientos está vacía: ningún mantenimiento se ha ejecutado de extremo a extremo</w:t>
             </w:r>
           </w:p>
         </w:tc>
         <w:tc>
           <w:tcPr>
-            <w:tcW w:type="dxa" w:w="1984"/>
+            <w:tcW w:type="dxa" w:w="1701"/>
           </w:tcPr>
           <w:p>
             <w:pPr>
@@ -1232,7 +1305,7 @@
         </w:tc>
         <w:tc>
           <w:tcPr>
-            <w:tcW w:type="dxa" w:w="6463"/>
+            <w:tcW w:type="dxa" w:w="6746"/>
             <w:shd w:val="clear" w:fill="F4F6F8"/>
           </w:tcPr>
           <w:p>
@@ -1245,13 +1318,13 @@
                 <w:color w:val="1C2530"/>
                 <w:sz w:val="19"/>
               </w:rPr>
-              <w:t>El detalle de checklist guarda las preguntas como texto libre, sin trazabilidad al banco de preguntas</w:t>
+              <w:t>El detalle de checklist guarda las preguntas como texto libre, sin trazabilidad</w:t>
             </w:r>
           </w:p>
         </w:tc>
         <w:tc>
           <w:tcPr>
-            <w:tcW w:type="dxa" w:w="1984"/>
+            <w:tcW w:type="dxa" w:w="1701"/>
             <w:shd w:val="clear" w:fill="F4F6F8"/>
           </w:tcPr>
           <w:p>
@@ -1465,7 +1538,7 @@
           <w:color w:val="1C2530"/>
           <w:sz w:val="21"/>
         </w:rPr>
-        <w:t>Entra: mantenimiento preventivo programado, sobre los tipos de activo que se prioricen, ejecutado por técnico con evidencia fotográfica, firma y validación GPS, con asignación y aprobación por parte del supervisor, y un tablero básico de cumplimiento.</w:t>
+        <w:t>Entra: mantenimiento preventivo programado, sobre los tipos de activo que se prioricen, ejecutado por técnico con evidencia fotográfica, firma y validación GPS, con asignación y aprobación del supervisor, y un tablero básico de cumplimiento.</w:t>
       </w:r>
     </w:p>
     <w:p>
@@ -1481,23 +1554,7 @@
           <w:color w:val="1C2530"/>
           <w:sz w:val="21"/>
         </w:rPr>
-        <w:t>No entra por ahora, y se confirma en la mesa: mantenimiento correctivo iniciado desde el campo sin orden previa, generación automática de órdenes por frecuencia, integración con Power BI o mesas de ayuda, gestión de repuestos e inventario, y firma de interventoría.</w:t>
-      </w:r>
-    </w:p>
-    <w:p>
-      <w:pPr>
-        <w:spacing w:after="120" w:before="0"/>
-        <w:ind w:left="0"/>
-      </w:pPr>
-      <w:r>
-        <w:rPr>
-          <w:rFonts w:ascii="Segoe UI" w:hAnsi="Segoe UI"/>
-          <w:b w:val="0"/>
-          <w:i/>
-          <w:color w:val="6E7A86"/>
-          <w:sz w:val="21"/>
-        </w:rPr>
-        <w:t>Este corte es una propuesta. Las decisiones D-08, D-09 y D-12 lo redefinen.</w:t>
+        <w:t>No entra por ahora: generación automática de órdenes por frecuencia, integración con Power BI o mesas de ayuda, gestión de repuestos e inventario, y firma de interventoría. Las decisiones D-08, D-09 y D-12 pueden mover este corte.</w:t>
       </w:r>
     </w:p>
     <w:p>
@@ -1559,7 +1616,7 @@
           <w:color w:val="1C2530"/>
           <w:sz w:val="21"/>
         </w:rPr>
-        <w:t>Es el flujo que justifica el sistema. Los pasos marcados en ámbar dependen de una decisión pendiente.</w:t>
+        <w:t>Es el flujo que justifica el sistema. Los pasos en ámbar dependen de una decisión pendiente.</w:t>
       </w:r>
     </w:p>
     <w:p>
@@ -2041,23 +2098,7 @@
           <w:color w:val="1C2530"/>
           <w:sz w:val="21"/>
         </w:rPr>
-        <w:t>El supervisor crea la orden en el portal seleccionando activo, técnico, fecha programada y tipo de trabajo. El sistema asigna el número, un bot notifica por correo al técnico y la orden aparece en su celular al sincronizar.</w:t>
-      </w:r>
-    </w:p>
-    <w:p>
-      <w:pPr>
-        <w:spacing w:after="120" w:before="0"/>
-        <w:ind w:left="0"/>
-      </w:pPr>
-      <w:r>
-        <w:rPr>
-          <w:rFonts w:ascii="Segoe UI" w:hAnsi="Segoe UI"/>
-          <w:b w:val="0"/>
-          <w:i w:val="0"/>
-          <w:color w:val="B0700C"/>
-          <w:sz w:val="21"/>
-        </w:rPr>
-        <w:t>Sin resolver: los estados que hoy existen en los datos son Asignada, Cerrada y Suspendida, pero no hay definición de quién puede pasar de uno a otro ni bajo qué condición. Es la decisión D-06.</w:t>
+        <w:t>El supervisor crea la orden en el portal seleccionando activo, técnico, fecha programada y tipo de trabajo. El sistema asigna el número, un bot notifica por correo al técnico y la orden aparece en su celular al sincronizar. Los estados y quién los mueve se deciden en D-06.</w:t>
       </w:r>
     </w:p>
     <w:p>
@@ -2143,23 +2184,7 @@
           <w:color w:val="1C2530"/>
           <w:sz w:val="21"/>
         </w:rPr>
-        <w:t>Al sincronizar el técnico, el mantenimiento aparece en el portal. El supervisor revisa checklist, fotografías, firma y coordenada de cierre, y aprueba o devuelve con observación. Al aprobar, la orden se cierra y el indicador de cumplimiento se actualiza.</w:t>
-      </w:r>
-    </w:p>
-    <w:p>
-      <w:pPr>
-        <w:spacing w:after="120" w:before="0"/>
-        <w:ind w:left="0"/>
-      </w:pPr>
-      <w:r>
-        <w:rPr>
-          <w:rFonts w:ascii="Segoe UI" w:hAnsi="Segoe UI"/>
-          <w:b w:val="0"/>
-          <w:i w:val="0"/>
-          <w:color w:val="B0700C"/>
-          <w:sz w:val="21"/>
-        </w:rPr>
-        <w:t>Sin resolver: no existe el flujo de rechazo. Qué pasa con un mantenimiento devuelto, si el técnico lo corrige sobre el mismo registro o crea uno nuevo, y si el rechazo notifica. Es la decisión D-07.</w:t>
+        <w:t>Al sincronizar el técnico, el mantenimiento aparece en el portal. El supervisor revisa checklist, fotografías, firma y coordenada de cierre, y aprueba o devuelve con observación. Al aprobar, la orden se cierra y el indicador de cumplimiento se actualiza. El flujo de devolución se decide en D-07.</w:t>
       </w:r>
     </w:p>
     <w:p>
@@ -2190,23 +2215,7 @@
           <w:color w:val="1C2530"/>
           <w:sz w:val="21"/>
         </w:rPr>
-        <w:t>Cuando el técnico cierra un mantenimiento con estado final Fuera de servicio, al sincronizar se dispara un bot que genera un informe en PDF con los datos de la falla, la ubicación y las fotografías, y lo envía por correo prioritario al CCO y al supervisor de la zona.</w:t>
-      </w:r>
-    </w:p>
-    <w:p>
-      <w:pPr>
-        <w:spacing w:after="120" w:before="0"/>
-        <w:ind w:left="0"/>
-      </w:pPr>
-      <w:r>
-        <w:rPr>
-          <w:rFonts w:ascii="Segoe UI" w:hAnsi="Segoe UI"/>
-          <w:b w:val="0"/>
-          <w:i w:val="0"/>
-          <w:color w:val="B0700C"/>
-          <w:sz w:val="21"/>
-        </w:rPr>
-        <w:t>Sin resolver: a quién exactamente se notifica, si hay escalamiento cuando nadie responde, y si un activo fuera de servicio debe generar automáticamente una orden correctiva. Es la decisión D-08.</w:t>
+        <w:t>Cuando el técnico cierra un mantenimiento con estado final Fuera de servicio, al sincronizar se dispara un bot que genera un informe en PDF con los datos de la falla, la ubicación y las fotografías, y lo envía por correo prioritario al CCO y al supervisor de la zona. Si eso genera además una orden correctiva se decide en D-08.</w:t>
       </w:r>
     </w:p>
     <w:p>
@@ -2237,23 +2246,7 @@
           <w:color w:val="1C2530"/>
           <w:sz w:val="21"/>
         </w:rPr>
-        <w:t>Da de alta activos con su código, tipo, sede, punto de referencia, calzada, sentido, coordenada real, frecuencia y código QR. Define o ajusta el formulario de inspección de cada tipo de activo y publica el cambio, que los técnicos reciben en la siguiente sincronización.</w:t>
-      </w:r>
-    </w:p>
-    <w:p>
-      <w:pPr>
-        <w:spacing w:after="120" w:before="0"/>
-        <w:ind w:left="0"/>
-      </w:pPr>
-      <w:r>
-        <w:rPr>
-          <w:rFonts w:ascii="Segoe UI" w:hAnsi="Segoe UI"/>
-          <w:b w:val="0"/>
-          <w:i w:val="0"/>
-          <w:color w:val="B0700C"/>
-          <w:sz w:val="21"/>
-        </w:rPr>
-        <w:t>Sin resolver: modificar una pregunta hoy rompe la comparación histórica, porque el detalle guarda el texto y no el identificador de la pregunta. Es la decisión D-11.</w:t>
+        <w:t>Da de alta activos con su código, tipo, sede, punto de referencia, calzada, sentido, coordenada real, frecuencia y código QR. Define o ajusta el formulario de inspección de cada tipo de activo y publica el cambio, que los técnicos reciben en la siguiente sincronización. La trazabilidad al modificar preguntas se decide en D-11.</w:t>
       </w:r>
     </w:p>
     <w:p>
@@ -2284,7 +2277,7 @@
           <w:color w:val="1C2530"/>
           <w:sz w:val="21"/>
         </w:rPr>
-        <w:t>Este caso de uso no está definido, y es el vacío más grande del proyecto: el sistema captura datos desde julio pero nadie ha especificado qué debe producir con ellos. Lo que se menciona en documentos previos (cumplimiento, tiempo de atención, disponibilidad por zona, mapa de activos fuera de servicio) no tiene fórmula, periodicidad, destinatario ni formato acordado. Son las decisiones D-12 y D-13.</w:t>
+        <w:t>Este caso de uso no está definido, y es el vacío más grande del proyecto: el sistema captura datos desde julio pero nadie ha especificado qué debe producir con ellos. Se define en D-12 y D-13.</w:t>
       </w:r>
     </w:p>
     <w:p>
@@ -2320,7 +2313,23 @@
           <w:color w:val="1C2530"/>
           <w:sz w:val="21"/>
         </w:rPr>
-        <w:t>Agrupadas en cinco bloques. Cada una bloquea trabajo concreto. Las marcadas como ruta crítica son las que fijan el cronograma del proyecto.</w:t>
+        <w:t>Recuerde: si está de acuerdo con lo marcado, no escriba nada. Marque solo lo que quiera cambiar.</w:t>
+      </w:r>
+    </w:p>
+    <w:p>
+      <w:pPr>
+        <w:spacing w:after="120" w:before="0"/>
+        <w:ind w:left="0"/>
+      </w:pPr>
+      <w:r>
+        <w:rPr>
+          <w:rFonts w:ascii="Segoe UI" w:hAnsi="Segoe UI"/>
+          <w:b w:val="0"/>
+          <w:i/>
+          <w:color w:val="6E7A86"/>
+          <w:sz w:val="21"/>
+        </w:rPr>
+        <w:t>Las cuatro decisiones señaladas como ruta crítica son las que fijan el cronograma. Si solo puede responder algunas, que sean esas.</w:t>
       </w:r>
     </w:p>
     <w:p>
@@ -2445,64 +2454,174 @@
           <w:rFonts w:ascii="Segoe UI" w:hAnsi="Segoe UI"/>
           <w:b/>
           <w:i w:val="0"/>
-          <w:color w:val="6E7A86"/>
+          <w:color w:val="B0700C"/>
           <w:sz w:val="19"/>
         </w:rPr>
-        <w:t>Qué proponemos</w:t>
-      </w:r>
-    </w:p>
-    <w:p>
-      <w:pPr>
-        <w:spacing w:after="120" w:before="0"/>
-        <w:ind w:left="0"/>
-      </w:pPr>
-      <w:r>
-        <w:rPr>
-          <w:rFonts w:ascii="Segoe UI" w:hAnsi="Segoe UI"/>
-          <w:b w:val="0"/>
-          <w:i w:val="0"/>
+        <w:t>Nuestra propuesta. Confirme o corrija.</w:t>
+      </w:r>
+    </w:p>
+    <w:p>
+      <w:pPr>
+        <w:keepNext/>
+        <w:spacing w:before="120" w:after="40"/>
+        <w:ind w:left="227"/>
+      </w:pPr>
+      <w:r>
+        <w:rPr>
+          <w:rFonts w:ascii="Segoe UI" w:hAnsi="Segoe UI"/>
+          <w:b/>
+          <w:color w:val="1C2530"/>
+          <w:sz w:val="20"/>
+        </w:rPr>
+        <w:t>¿De dónde tomamos las coordenadas reales?</w:t>
+      </w:r>
+    </w:p>
+    <w:p>
+      <w:pPr>
+        <w:spacing w:after="40"/>
+        <w:ind w:left="510"/>
+      </w:pPr>
+      <w:r>
+        <w:rPr>
+          <w:rFonts w:ascii="Consolas" w:hAnsi="Consolas"/>
+          <w:b/>
+          <w:color w:val="207454"/>
+          <w:sz w:val="21"/>
+        </w:rPr>
+        <w:t xml:space="preserve">[X]  </w:t>
+      </w:r>
+      <w:r>
+        <w:rPr>
+          <w:rFonts w:ascii="Segoe UI" w:hAnsi="Segoe UI"/>
+          <w:b/>
           <w:color w:val="1C2530"/>
           <w:sz w:val="21"/>
         </w:rPr>
-        <w:t>Levantar la coordenada de los 34 activos en un recorrido de corredor, capturando con el mismo celular que usará el técnico, y cargarlas al inventario. Aprovechar el recorrido para verificar que el código QR físico esté instalado y legible.</w:t>
-      </w:r>
-    </w:p>
-    <w:p>
-      <w:pPr>
-        <w:spacing w:after="60" w:before="0"/>
-        <w:ind w:left="0"/>
-      </w:pPr>
-      <w:r>
-        <w:rPr>
-          <w:rFonts w:ascii="Segoe UI" w:hAnsi="Segoe UI"/>
+        <w:t>Recorrido de campo, capturando con el mismo celular que usará el técnico</w:t>
+      </w:r>
+    </w:p>
+    <w:p>
+      <w:pPr>
+        <w:spacing w:after="40"/>
+        <w:ind w:left="510"/>
+      </w:pPr>
+      <w:r>
+        <w:rPr>
+          <w:rFonts w:ascii="Consolas" w:hAnsi="Consolas"/>
           <w:b/>
-          <w:i w:val="0"/>
-          <w:color w:val="B0700C"/>
-          <w:sz w:val="19"/>
-        </w:rPr>
-        <w:t>Necesitamos que responda</w:t>
-      </w:r>
-    </w:p>
-    <w:p>
-      <w:pPr>
-        <w:pStyle w:val="ListBullet"/>
-        <w:spacing w:after="60"/>
-        <w:ind w:left="454"/>
-      </w:pPr>
-      <w:r>
-        <w:rPr>
-          <w:rFonts w:ascii="Segoe UI" w:hAnsi="Segoe UI"/>
+          <w:color w:val="6E7A86"/>
+          <w:sz w:val="21"/>
+        </w:rPr>
+        <w:t xml:space="preserve">[  ]  </w:t>
+      </w:r>
+      <w:r>
+        <w:rPr>
+          <w:rFonts w:ascii="Segoe UI" w:hAnsi="Segoe UI"/>
+          <w:b w:val="0"/>
+          <w:color w:val="6E7A86"/>
+          <w:sz w:val="21"/>
+        </w:rPr>
+        <w:t>De un levantamiento topográfico o inventario georreferenciado que ya existe</w:t>
+      </w:r>
+    </w:p>
+    <w:p>
+      <w:pPr>
+        <w:spacing w:after="40"/>
+        <w:ind w:left="510"/>
+      </w:pPr>
+      <w:r>
+        <w:rPr>
+          <w:rFonts w:ascii="Consolas" w:hAnsi="Consolas"/>
+          <w:b/>
+          <w:color w:val="6E7A86"/>
+          <w:sz w:val="21"/>
+        </w:rPr>
+        <w:t xml:space="preserve">[  ]  </w:t>
+      </w:r>
+      <w:r>
+        <w:rPr>
+          <w:rFonts w:ascii="Segoe UI" w:hAnsi="Segoe UI"/>
+          <w:b w:val="0"/>
+          <w:color w:val="6E7A86"/>
+          <w:sz w:val="21"/>
+        </w:rPr>
+        <w:t>Otra fuente</w:t>
+      </w:r>
+    </w:p>
+    <w:p>
+      <w:pPr>
+        <w:keepNext/>
+        <w:spacing w:before="120" w:after="40"/>
+        <w:ind w:left="227"/>
+      </w:pPr>
+      <w:r>
+        <w:rPr>
+          <w:rFonts w:ascii="Segoe UI" w:hAnsi="Segoe UI"/>
+          <w:b/>
+          <w:color w:val="1C2530"/>
+          <w:sz w:val="20"/>
+        </w:rPr>
+        <w:t>¿Los 34 activos cargados son todo el inventario?</w:t>
+      </w:r>
+    </w:p>
+    <w:p>
+      <w:pPr>
+        <w:spacing w:after="40"/>
+        <w:ind w:left="510"/>
+      </w:pPr>
+      <w:r>
+        <w:rPr>
+          <w:rFonts w:ascii="Consolas" w:hAnsi="Consolas"/>
+          <w:b/>
+          <w:color w:val="207454"/>
+          <w:sz w:val="21"/>
+        </w:rPr>
+        <w:t xml:space="preserve">[X]  </w:t>
+      </w:r>
+      <w:r>
+        <w:rPr>
+          <w:rFonts w:ascii="Segoe UI" w:hAnsi="Segoe UI"/>
+          <w:b/>
           <w:color w:val="1C2530"/>
           <w:sz w:val="21"/>
         </w:rPr>
-        <w:t>¿Quién hace el recorrido y en qué fecha?</w:t>
-      </w:r>
-    </w:p>
-    <w:p>
-      <w:pPr>
-        <w:pStyle w:val="ListBullet"/>
+        <w:t>Sí, son todos los activos que gestionará el sistema</w:t>
+      </w:r>
+    </w:p>
+    <w:p>
+      <w:pPr>
+        <w:spacing w:after="40"/>
+        <w:ind w:left="510"/>
+      </w:pPr>
+      <w:r>
+        <w:rPr>
+          <w:rFonts w:ascii="Consolas" w:hAnsi="Consolas"/>
+          <w:b/>
+          <w:color w:val="6E7A86"/>
+          <w:sz w:val="21"/>
+        </w:rPr>
+        <w:t xml:space="preserve">[  ]  </w:t>
+      </w:r>
+      <w:r>
+        <w:rPr>
+          <w:rFonts w:ascii="Segoe UI" w:hAnsi="Segoe UI"/>
+          <w:b w:val="0"/>
+          <w:color w:val="6E7A86"/>
+          <w:sz w:val="21"/>
+        </w:rPr>
+        <w:t>No, faltan activos por cargar</w:t>
+      </w:r>
+    </w:p>
+    <w:p>
+      <w:pPr>
+        <w:spacing w:after="40" w:before="0"/>
+        <w:ind w:left="0"/>
+      </w:pPr>
+    </w:p>
+    <w:p>
+      <w:pPr>
         <w:spacing w:after="60"/>
-        <w:ind w:left="454"/>
+        <w:ind w:left="510"/>
       </w:pPr>
       <w:r>
         <w:rPr>
@@ -2510,14 +2629,21 @@
           <w:color w:val="1C2530"/>
           <w:sz w:val="21"/>
         </w:rPr>
-        <w:t>¿Existe ya un levantamiento topográfico o un inventario georreferenciado del que podamos tomar las coordenadas sin salir a campo?</w:t>
-      </w:r>
-    </w:p>
-    <w:p>
-      <w:pPr>
-        <w:pStyle w:val="ListBullet"/>
+        <w:t xml:space="preserve">Responsable del levantamiento:  </w:t>
+      </w:r>
+      <w:r>
+        <w:rPr>
+          <w:rFonts w:ascii="Segoe UI" w:hAnsi="Segoe UI"/>
+          <w:color w:val="B0700C"/>
+          <w:sz w:val="21"/>
+        </w:rPr>
+        <w:t>____________________________________________________________</w:t>
+      </w:r>
+    </w:p>
+    <w:p>
+      <w:pPr>
         <w:spacing w:after="60"/>
-        <w:ind w:left="454"/>
+        <w:ind w:left="510"/>
       </w:pPr>
       <w:r>
         <w:rPr>
@@ -2525,7 +2651,59 @@
           <w:color w:val="1C2530"/>
           <w:sz w:val="21"/>
         </w:rPr>
-        <w:t>¿Los 34 activos cargados son todo el inventario, o falta registrar más?</w:t>
+        <w:t xml:space="preserve">Fecha comprometida:  </w:t>
+      </w:r>
+      <w:r>
+        <w:rPr>
+          <w:rFonts w:ascii="Segoe UI" w:hAnsi="Segoe UI"/>
+          <w:color w:val="B0700C"/>
+          <w:sz w:val="21"/>
+        </w:rPr>
+        <w:t>____________________________________________________________</w:t>
+      </w:r>
+    </w:p>
+    <w:p>
+      <w:pPr>
+        <w:spacing w:after="60"/>
+        <w:ind w:left="510"/>
+      </w:pPr>
+      <w:r>
+        <w:rPr>
+          <w:rFonts w:ascii="Segoe UI" w:hAnsi="Segoe UI"/>
+          <w:color w:val="1C2530"/>
+          <w:sz w:val="21"/>
+        </w:rPr>
+        <w:t xml:space="preserve">Si existe inventario georreferenciado, ¿dónde está?:  </w:t>
+      </w:r>
+      <w:r>
+        <w:rPr>
+          <w:rFonts w:ascii="Segoe UI" w:hAnsi="Segoe UI"/>
+          <w:color w:val="B0700C"/>
+          <w:sz w:val="21"/>
+        </w:rPr>
+        <w:t>____________________________________________________________</w:t>
+      </w:r>
+    </w:p>
+    <w:p>
+      <w:pPr>
+        <w:spacing w:after="60"/>
+        <w:ind w:left="510"/>
+      </w:pPr>
+      <w:r>
+        <w:rPr>
+          <w:rFonts w:ascii="Segoe UI" w:hAnsi="Segoe UI"/>
+          <w:color w:val="1C2530"/>
+          <w:sz w:val="21"/>
+        </w:rPr>
+        <w:t xml:space="preserve">Si faltan activos, ¿cuántos y de qué tipo?:  </w:t>
+      </w:r>
+      <w:r>
+        <w:rPr>
+          <w:rFonts w:ascii="Segoe UI" w:hAnsi="Segoe UI"/>
+          <w:color w:val="B0700C"/>
+          <w:sz w:val="21"/>
+        </w:rPr>
+        <w:t>____________________________________________________________</w:t>
       </w:r>
     </w:p>
     <w:tbl>
@@ -2543,10 +2721,10 @@
             <w:tcW w:type="dxa" w:w="9746"/>
             <w:shd w:val="clear" w:fill="FFFDF5"/>
             <w:tcBorders>
-              <w:top w:val="single" w:sz="8" w:color="B0700C"/>
-              <w:left w:val="single" w:sz="8" w:color="B0700C"/>
-              <w:bottom w:val="single" w:sz="8" w:color="B0700C"/>
-              <w:right w:val="single" w:sz="8" w:color="B0700C"/>
+              <w:top w:val="single" w:sz="6" w:color="B0700C"/>
+              <w:left w:val="single" w:sz="6" w:color="B0700C"/>
+              <w:bottom w:val="single" w:sz="6" w:color="B0700C"/>
+              <w:right w:val="single" w:sz="6" w:color="B0700C"/>
             </w:tcBorders>
           </w:tcPr>
           <w:p>
@@ -2558,45 +2736,9 @@
                 <w:rFonts w:ascii="Segoe UI" w:hAnsi="Segoe UI"/>
                 <w:b/>
                 <w:color w:val="B0700C"/>
-                <w:sz w:val="17"/>
+                <w:sz w:val="16"/>
               </w:rPr>
-              <w:t>RESPUESTA</w:t>
-            </w:r>
-          </w:p>
-          <w:p>
-            <w:pPr>
-              <w:spacing w:after="0" w:before="0"/>
-            </w:pPr>
-            <w:r>
-              <w:rPr>
-                <w:rFonts w:ascii="Segoe UI" w:hAnsi="Segoe UI"/>
-                <w:sz w:val="21"/>
-              </w:rPr>
-              <w:t xml:space="preserve"> </w:t>
-            </w:r>
-          </w:p>
-          <w:p>
-            <w:pPr>
-              <w:spacing w:after="0" w:before="0"/>
-            </w:pPr>
-            <w:r>
-              <w:rPr>
-                <w:rFonts w:ascii="Segoe UI" w:hAnsi="Segoe UI"/>
-                <w:sz w:val="21"/>
-              </w:rPr>
-              <w:t xml:space="preserve"> </w:t>
-            </w:r>
-          </w:p>
-          <w:p>
-            <w:pPr>
-              <w:spacing w:after="0" w:before="0"/>
-            </w:pPr>
-            <w:r>
-              <w:rPr>
-                <w:rFonts w:ascii="Segoe UI" w:hAnsi="Segoe UI"/>
-                <w:sz w:val="21"/>
-              </w:rPr>
-              <w:t xml:space="preserve"> </w:t>
+              <w:t>SI DESEA MATIZAR O AGREGAR ALGO (opcional)</w:t>
             </w:r>
           </w:p>
           <w:p>
@@ -2745,64 +2887,174 @@
           <w:rFonts w:ascii="Segoe UI" w:hAnsi="Segoe UI"/>
           <w:b/>
           <w:i w:val="0"/>
-          <w:color w:val="6E7A86"/>
+          <w:color w:val="B0700C"/>
           <w:sz w:val="19"/>
         </w:rPr>
-        <w:t>Qué proponemos</w:t>
-      </w:r>
-    </w:p>
-    <w:p>
-      <w:pPr>
-        <w:spacing w:after="120" w:before="0"/>
-        <w:ind w:left="0"/>
-      </w:pPr>
-      <w:r>
-        <w:rPr>
-          <w:rFonts w:ascii="Segoe UI" w:hAnsi="Segoe UI"/>
-          <w:b w:val="0"/>
-          <w:i w:val="0"/>
+        <w:t>Nuestra propuesta. Confirme o corrija.</w:t>
+      </w:r>
+    </w:p>
+    <w:p>
+      <w:pPr>
+        <w:keepNext/>
+        <w:spacing w:before="120" w:after="40"/>
+        <w:ind w:left="227"/>
+      </w:pPr>
+      <w:r>
+        <w:rPr>
+          <w:rFonts w:ascii="Segoe UI" w:hAnsi="Segoe UI"/>
+          <w:b/>
+          <w:color w:val="1C2530"/>
+          <w:sz w:val="20"/>
+        </w:rPr>
+        <w:t>¿Qué radio aplicamos?</w:t>
+      </w:r>
+    </w:p>
+    <w:p>
+      <w:pPr>
+        <w:spacing w:after="40"/>
+        <w:ind w:left="510"/>
+      </w:pPr>
+      <w:r>
+        <w:rPr>
+          <w:rFonts w:ascii="Consolas" w:hAnsi="Consolas"/>
+          <w:b/>
+          <w:color w:val="207454"/>
+          <w:sz w:val="21"/>
+        </w:rPr>
+        <w:t xml:space="preserve">[X]  </w:t>
+      </w:r>
+      <w:r>
+        <w:rPr>
+          <w:rFonts w:ascii="Segoe UI" w:hAnsi="Segoe UI"/>
+          <w:b/>
           <w:color w:val="1C2530"/>
           <w:sz w:val="21"/>
         </w:rPr>
-        <w:t>Radio diferenciado por tipo de activo: 200 m para activos puntuales (SOS, CCTV, paneles, básculas) y un tratamiento distinto para fibra óptica y activos lineales.</w:t>
-      </w:r>
-    </w:p>
-    <w:p>
-      <w:pPr>
-        <w:spacing w:after="60" w:before="0"/>
-        <w:ind w:left="0"/>
-      </w:pPr>
-      <w:r>
-        <w:rPr>
-          <w:rFonts w:ascii="Segoe UI" w:hAnsi="Segoe UI"/>
+        <w:t>Diferenciado: 200 m en activos puntuales (SOS, CCTV, paneles, básculas) y tratamiento aparte para fibra óptica</w:t>
+      </w:r>
+    </w:p>
+    <w:p>
+      <w:pPr>
+        <w:spacing w:after="40"/>
+        <w:ind w:left="510"/>
+      </w:pPr>
+      <w:r>
+        <w:rPr>
+          <w:rFonts w:ascii="Consolas" w:hAnsi="Consolas"/>
           <w:b/>
-          <w:i w:val="0"/>
-          <w:color w:val="B0700C"/>
-          <w:sz w:val="19"/>
-        </w:rPr>
-        <w:t>Necesitamos que responda</w:t>
-      </w:r>
-    </w:p>
-    <w:p>
-      <w:pPr>
-        <w:pStyle w:val="ListBullet"/>
-        <w:spacing w:after="60"/>
-        <w:ind w:left="454"/>
-      </w:pPr>
-      <w:r>
-        <w:rPr>
-          <w:rFonts w:ascii="Segoe UI" w:hAnsi="Segoe UI"/>
+          <w:color w:val="6E7A86"/>
+          <w:sz w:val="21"/>
+        </w:rPr>
+        <w:t xml:space="preserve">[  ]  </w:t>
+      </w:r>
+      <w:r>
+        <w:rPr>
+          <w:rFonts w:ascii="Segoe UI" w:hAnsi="Segoe UI"/>
+          <w:b w:val="0"/>
+          <w:color w:val="6E7A86"/>
+          <w:sz w:val="21"/>
+        </w:rPr>
+        <w:t>Único de 1,0 km para todos los tipos, como está hoy</w:t>
+      </w:r>
+    </w:p>
+    <w:p>
+      <w:pPr>
+        <w:spacing w:after="40"/>
+        <w:ind w:left="510"/>
+      </w:pPr>
+      <w:r>
+        <w:rPr>
+          <w:rFonts w:ascii="Consolas" w:hAnsi="Consolas"/>
+          <w:b/>
+          <w:color w:val="6E7A86"/>
+          <w:sz w:val="21"/>
+        </w:rPr>
+        <w:t xml:space="preserve">[  ]  </w:t>
+      </w:r>
+      <w:r>
+        <w:rPr>
+          <w:rFonts w:ascii="Segoe UI" w:hAnsi="Segoe UI"/>
+          <w:b w:val="0"/>
+          <w:color w:val="6E7A86"/>
+          <w:sz w:val="21"/>
+        </w:rPr>
+        <w:t>Otro esquema</w:t>
+      </w:r>
+    </w:p>
+    <w:p>
+      <w:pPr>
+        <w:keepNext/>
+        <w:spacing w:before="120" w:after="40"/>
+        <w:ind w:left="227"/>
+      </w:pPr>
+      <w:r>
+        <w:rPr>
+          <w:rFonts w:ascii="Segoe UI" w:hAnsi="Segoe UI"/>
+          <w:b/>
+          <w:color w:val="1C2530"/>
+          <w:sz w:val="20"/>
+        </w:rPr>
+        <w:t>¿El kilómetro viene de alguna obligación?</w:t>
+      </w:r>
+    </w:p>
+    <w:p>
+      <w:pPr>
+        <w:spacing w:after="40"/>
+        <w:ind w:left="510"/>
+      </w:pPr>
+      <w:r>
+        <w:rPr>
+          <w:rFonts w:ascii="Consolas" w:hAnsi="Consolas"/>
+          <w:b/>
+          <w:color w:val="6E7A86"/>
+          <w:sz w:val="21"/>
+        </w:rPr>
+        <w:t xml:space="preserve">[  ]  </w:t>
+      </w:r>
+      <w:r>
+        <w:rPr>
+          <w:rFonts w:ascii="Segoe UI" w:hAnsi="Segoe UI"/>
+          <w:b w:val="0"/>
+          <w:color w:val="6E7A86"/>
+          <w:sz w:val="21"/>
+        </w:rPr>
+        <w:t>Sí, está en el contrato o lo exige interventoría</w:t>
+      </w:r>
+    </w:p>
+    <w:p>
+      <w:pPr>
+        <w:spacing w:after="40"/>
+        <w:ind w:left="510"/>
+      </w:pPr>
+      <w:r>
+        <w:rPr>
+          <w:rFonts w:ascii="Consolas" w:hAnsi="Consolas"/>
+          <w:b/>
+          <w:color w:val="207454"/>
+          <w:sz w:val="21"/>
+        </w:rPr>
+        <w:t xml:space="preserve">[X]  </w:t>
+      </w:r>
+      <w:r>
+        <w:rPr>
+          <w:rFonts w:ascii="Segoe UI" w:hAnsi="Segoe UI"/>
+          <w:b/>
           <w:color w:val="1C2530"/>
           <w:sz w:val="21"/>
         </w:rPr>
-        <w:t>¿El kilómetro es una exigencia contractual o de interventoría, o es un valor elegido por el equipo?</w:t>
-      </w:r>
-    </w:p>
-    <w:p>
-      <w:pPr>
-        <w:pStyle w:val="ListBullet"/>
+        <w:t>No, fue un valor elegido por el equipo y se puede cambiar</w:t>
+      </w:r>
+    </w:p>
+    <w:p>
+      <w:pPr>
+        <w:spacing w:after="40" w:before="0"/>
+        <w:ind w:left="0"/>
+      </w:pPr>
+    </w:p>
+    <w:p>
+      <w:pPr>
         <w:spacing w:after="60"/>
-        <w:ind w:left="454"/>
+        <w:ind w:left="510"/>
       </w:pPr>
       <w:r>
         <w:rPr>
@@ -2810,7 +3062,37 @@
           <w:color w:val="1C2530"/>
           <w:sz w:val="21"/>
         </w:rPr>
-        <w:t>¿Acepta radio diferenciado por tipo de activo?</w:t>
+        <w:t xml:space="preserve">Si es otro esquema, ¿cuál?:  </w:t>
+      </w:r>
+      <w:r>
+        <w:rPr>
+          <w:rFonts w:ascii="Segoe UI" w:hAnsi="Segoe UI"/>
+          <w:color w:val="B0700C"/>
+          <w:sz w:val="21"/>
+        </w:rPr>
+        <w:t>____________________________________________________________</w:t>
+      </w:r>
+    </w:p>
+    <w:p>
+      <w:pPr>
+        <w:spacing w:after="60"/>
+        <w:ind w:left="510"/>
+      </w:pPr>
+      <w:r>
+        <w:rPr>
+          <w:rFonts w:ascii="Segoe UI" w:hAnsi="Segoe UI"/>
+          <w:color w:val="1C2530"/>
+          <w:sz w:val="21"/>
+        </w:rPr>
+        <w:t xml:space="preserve">Si es contractual, ¿qué cláusula o documento?:  </w:t>
+      </w:r>
+      <w:r>
+        <w:rPr>
+          <w:rFonts w:ascii="Segoe UI" w:hAnsi="Segoe UI"/>
+          <w:color w:val="B0700C"/>
+          <w:sz w:val="21"/>
+        </w:rPr>
+        <w:t>____________________________________________________________</w:t>
       </w:r>
     </w:p>
     <w:tbl>
@@ -2828,10 +3110,10 @@
             <w:tcW w:type="dxa" w:w="9746"/>
             <w:shd w:val="clear" w:fill="FFFDF5"/>
             <w:tcBorders>
-              <w:top w:val="single" w:sz="8" w:color="B0700C"/>
-              <w:left w:val="single" w:sz="8" w:color="B0700C"/>
-              <w:bottom w:val="single" w:sz="8" w:color="B0700C"/>
-              <w:right w:val="single" w:sz="8" w:color="B0700C"/>
+              <w:top w:val="single" w:sz="6" w:color="B0700C"/>
+              <w:left w:val="single" w:sz="6" w:color="B0700C"/>
+              <w:bottom w:val="single" w:sz="6" w:color="B0700C"/>
+              <w:right w:val="single" w:sz="6" w:color="B0700C"/>
             </w:tcBorders>
           </w:tcPr>
           <w:p>
@@ -2843,33 +3125,9 @@
                 <w:rFonts w:ascii="Segoe UI" w:hAnsi="Segoe UI"/>
                 <w:b/>
                 <w:color w:val="B0700C"/>
-                <w:sz w:val="17"/>
+                <w:sz w:val="16"/>
               </w:rPr>
-              <w:t>RESPUESTA</w:t>
-            </w:r>
-          </w:p>
-          <w:p>
-            <w:pPr>
-              <w:spacing w:after="0" w:before="0"/>
-            </w:pPr>
-            <w:r>
-              <w:rPr>
-                <w:rFonts w:ascii="Segoe UI" w:hAnsi="Segoe UI"/>
-                <w:sz w:val="21"/>
-              </w:rPr>
-              <w:t xml:space="preserve"> </w:t>
-            </w:r>
-          </w:p>
-          <w:p>
-            <w:pPr>
-              <w:spacing w:after="0" w:before="0"/>
-            </w:pPr>
-            <w:r>
-              <w:rPr>
-                <w:rFonts w:ascii="Segoe UI" w:hAnsi="Segoe UI"/>
-                <w:sz w:val="21"/>
-              </w:rPr>
-              <w:t xml:space="preserve"> </w:t>
+              <w:t>SI DESEA MATIZAR O AGREGAR ALGO (opcional)</w:t>
             </w:r>
           </w:p>
           <w:p>
@@ -3027,79 +3285,238 @@
           <w:rFonts w:ascii="Segoe UI" w:hAnsi="Segoe UI"/>
           <w:b/>
           <w:i w:val="0"/>
-          <w:color w:val="6E7A86"/>
+          <w:color w:val="B0700C"/>
           <w:sz w:val="19"/>
         </w:rPr>
-        <w:t>Qué proponemos</w:t>
-      </w:r>
-    </w:p>
-    <w:p>
-      <w:pPr>
-        <w:spacing w:after="120" w:before="0"/>
-        <w:ind w:left="0"/>
-      </w:pPr>
-      <w:r>
-        <w:rPr>
-          <w:rFonts w:ascii="Segoe UI" w:hAnsi="Segoe UI"/>
-          <w:b w:val="0"/>
-          <w:i w:val="0"/>
+        <w:t>Nuestra propuesta. Confirme o corrija.</w:t>
+      </w:r>
+    </w:p>
+    <w:p>
+      <w:pPr>
+        <w:keepNext/>
+        <w:spacing w:before="120" w:after="40"/>
+        <w:ind w:left="227"/>
+      </w:pPr>
+      <w:r>
+        <w:rPr>
+          <w:rFonts w:ascii="Segoe UI" w:hAnsi="Segoe UI"/>
+          <w:b/>
+          <w:color w:val="1C2530"/>
+          <w:sz w:val="20"/>
+        </w:rPr>
+        <w:t>¿Qué activos debe descargar un técnico en su celular?</w:t>
+      </w:r>
+    </w:p>
+    <w:p>
+      <w:pPr>
+        <w:spacing w:after="40"/>
+        <w:ind w:left="510"/>
+      </w:pPr>
+      <w:r>
+        <w:rPr>
+          <w:rFonts w:ascii="Consolas" w:hAnsi="Consolas"/>
+          <w:b/>
+          <w:color w:val="207454"/>
+          <w:sz w:val="21"/>
+        </w:rPr>
+        <w:t xml:space="preserve">[X]  </w:t>
+      </w:r>
+      <w:r>
+        <w:rPr>
+          <w:rFonts w:ascii="Segoe UI" w:hAnsi="Segoe UI"/>
+          <w:b/>
           <w:color w:val="1C2530"/>
           <w:sz w:val="21"/>
         </w:rPr>
-        <w:t>Separar los dos conceptos: la unidad funcional es un atributo del activo y la zona de trabajo es un atributo del usuario. Un técnico puede tener asignada más de una unidad funcional.</w:t>
-      </w:r>
-    </w:p>
-    <w:p>
-      <w:pPr>
-        <w:spacing w:after="60" w:before="0"/>
-        <w:ind w:left="0"/>
-      </w:pPr>
-      <w:r>
-        <w:rPr>
-          <w:rFonts w:ascii="Segoe UI" w:hAnsi="Segoe UI"/>
+        <w:t>Los de las unidades funcionales que tenga asignadas, y puede tener varias</w:t>
+      </w:r>
+    </w:p>
+    <w:p>
+      <w:pPr>
+        <w:spacing w:after="40"/>
+        <w:ind w:left="510"/>
+      </w:pPr>
+      <w:r>
+        <w:rPr>
+          <w:rFonts w:ascii="Consolas" w:hAnsi="Consolas"/>
           <w:b/>
-          <w:i w:val="0"/>
-          <w:color w:val="B0700C"/>
-          <w:sz w:val="19"/>
-        </w:rPr>
-        <w:t>Necesitamos que responda</w:t>
-      </w:r>
-    </w:p>
-    <w:p>
-      <w:pPr>
-        <w:pStyle w:val="ListBullet"/>
-        <w:spacing w:after="60"/>
-        <w:ind w:left="454"/>
-      </w:pPr>
-      <w:r>
-        <w:rPr>
-          <w:rFonts w:ascii="Segoe UI" w:hAnsi="Segoe UI"/>
+          <w:color w:val="6E7A86"/>
+          <w:sz w:val="21"/>
+        </w:rPr>
+        <w:t xml:space="preserve">[  ]  </w:t>
+      </w:r>
+      <w:r>
+        <w:rPr>
+          <w:rFonts w:ascii="Segoe UI" w:hAnsi="Segoe UI"/>
+          <w:b w:val="0"/>
+          <w:color w:val="6E7A86"/>
+          <w:sz w:val="21"/>
+        </w:rPr>
+        <w:t>Los de una sola unidad funcional</w:t>
+      </w:r>
+    </w:p>
+    <w:p>
+      <w:pPr>
+        <w:spacing w:after="40"/>
+        <w:ind w:left="510"/>
+      </w:pPr>
+      <w:r>
+        <w:rPr>
+          <w:rFonts w:ascii="Consolas" w:hAnsi="Consolas"/>
+          <w:b/>
+          <w:color w:val="6E7A86"/>
+          <w:sz w:val="21"/>
+        </w:rPr>
+        <w:t xml:space="preserve">[  ]  </w:t>
+      </w:r>
+      <w:r>
+        <w:rPr>
+          <w:rFonts w:ascii="Segoe UI" w:hAnsi="Segoe UI"/>
+          <w:b w:val="0"/>
+          <w:color w:val="6E7A86"/>
+          <w:sz w:val="21"/>
+        </w:rPr>
+        <w:t>Todos los del corredor, sin filtro</w:t>
+      </w:r>
+    </w:p>
+    <w:p>
+      <w:pPr>
+        <w:keepNext/>
+        <w:spacing w:before="120" w:after="40"/>
+        <w:ind w:left="227"/>
+      </w:pPr>
+      <w:r>
+        <w:rPr>
+          <w:rFonts w:ascii="Segoe UI" w:hAnsi="Segoe UI"/>
+          <w:b/>
+          <w:color w:val="1C2530"/>
+          <w:sz w:val="20"/>
+        </w:rPr>
+        <w:t>¿Qué debe ver un supervisor?</w:t>
+      </w:r>
+    </w:p>
+    <w:p>
+      <w:pPr>
+        <w:spacing w:after="40"/>
+        <w:ind w:left="510"/>
+      </w:pPr>
+      <w:r>
+        <w:rPr>
+          <w:rFonts w:ascii="Consolas" w:hAnsi="Consolas"/>
+          <w:b/>
+          <w:color w:val="207454"/>
+          <w:sz w:val="21"/>
+        </w:rPr>
+        <w:t xml:space="preserve">[X]  </w:t>
+      </w:r>
+      <w:r>
+        <w:rPr>
+          <w:rFonts w:ascii="Segoe UI" w:hAnsi="Segoe UI"/>
+          <w:b/>
           <w:color w:val="1C2530"/>
           <w:sz w:val="21"/>
         </w:rPr>
-        <w:t>¿Un técnico atiende una unidad funcional completa, un tramo, o todo el corredor?</w:t>
-      </w:r>
-    </w:p>
-    <w:p>
-      <w:pPr>
-        <w:pStyle w:val="ListBullet"/>
-        <w:spacing w:after="60"/>
-        <w:ind w:left="454"/>
-      </w:pPr>
-      <w:r>
-        <w:rPr>
-          <w:rFonts w:ascii="Segoe UI" w:hAnsi="Segoe UI"/>
+        <w:t>Todo el corredor</w:t>
+      </w:r>
+    </w:p>
+    <w:p>
+      <w:pPr>
+        <w:spacing w:after="40"/>
+        <w:ind w:left="510"/>
+      </w:pPr>
+      <w:r>
+        <w:rPr>
+          <w:rFonts w:ascii="Consolas" w:hAnsi="Consolas"/>
+          <w:b/>
+          <w:color w:val="6E7A86"/>
+          <w:sz w:val="21"/>
+        </w:rPr>
+        <w:t xml:space="preserve">[  ]  </w:t>
+      </w:r>
+      <w:r>
+        <w:rPr>
+          <w:rFonts w:ascii="Segoe UI" w:hAnsi="Segoe UI"/>
+          <w:b w:val="0"/>
+          <w:color w:val="6E7A86"/>
+          <w:sz w:val="21"/>
+        </w:rPr>
+        <w:t>Solo su zona</w:t>
+      </w:r>
+    </w:p>
+    <w:p>
+      <w:pPr>
+        <w:keepNext/>
+        <w:spacing w:before="120" w:after="40"/>
+        <w:ind w:left="227"/>
+      </w:pPr>
+      <w:r>
+        <w:rPr>
+          <w:rFonts w:ascii="Segoe UI" w:hAnsi="Segoe UI"/>
+          <w:b/>
+          <w:color w:val="1C2530"/>
+          <w:sz w:val="20"/>
+        </w:rPr>
+        <w:t>¿Un técnico del CCO puede intervenir activos de cualquier unidad funcional?</w:t>
+      </w:r>
+    </w:p>
+    <w:p>
+      <w:pPr>
+        <w:spacing w:after="40"/>
+        <w:ind w:left="510"/>
+      </w:pPr>
+      <w:r>
+        <w:rPr>
+          <w:rFonts w:ascii="Consolas" w:hAnsi="Consolas"/>
+          <w:b/>
+          <w:color w:val="207454"/>
+          <w:sz w:val="21"/>
+        </w:rPr>
+        <w:t xml:space="preserve">[X]  </w:t>
+      </w:r>
+      <w:r>
+        <w:rPr>
+          <w:rFonts w:ascii="Segoe UI" w:hAnsi="Segoe UI"/>
+          <w:b/>
           <w:color w:val="1C2530"/>
           <w:sz w:val="21"/>
         </w:rPr>
-        <w:t>¿Un técnico del CCO puede intervenir activos de cualquier unidad funcional?</w:t>
-      </w:r>
-    </w:p>
-    <w:p>
-      <w:pPr>
-        <w:pStyle w:val="ListBullet"/>
+        <w:t>Sí</w:t>
+      </w:r>
+    </w:p>
+    <w:p>
+      <w:pPr>
+        <w:spacing w:after="40"/>
+        <w:ind w:left="510"/>
+      </w:pPr>
+      <w:r>
+        <w:rPr>
+          <w:rFonts w:ascii="Consolas" w:hAnsi="Consolas"/>
+          <w:b/>
+          <w:color w:val="6E7A86"/>
+          <w:sz w:val="21"/>
+        </w:rPr>
+        <w:t xml:space="preserve">[  ]  </w:t>
+      </w:r>
+      <w:r>
+        <w:rPr>
+          <w:rFonts w:ascii="Segoe UI" w:hAnsi="Segoe UI"/>
+          <w:b w:val="0"/>
+          <w:color w:val="6E7A86"/>
+          <w:sz w:val="21"/>
+        </w:rPr>
+        <w:t>No</w:t>
+      </w:r>
+    </w:p>
+    <w:p>
+      <w:pPr>
+        <w:spacing w:after="40" w:before="0"/>
+        <w:ind w:left="0"/>
+      </w:pPr>
+    </w:p>
+    <w:p>
+      <w:pPr>
         <w:spacing w:after="60"/>
-        <w:ind w:left="454"/>
+        <w:ind w:left="510"/>
       </w:pPr>
       <w:r>
         <w:rPr>
@@ -3107,7 +3524,15 @@
           <w:color w:val="1C2530"/>
           <w:sz w:val="21"/>
         </w:rPr>
-        <w:t>¿Qué debe ver un supervisor: su zona o todo el corredor?</w:t>
+        <w:t xml:space="preserve">Si aplica, ¿qué unidades funcionales atiende cada técnico?:  </w:t>
+      </w:r>
+      <w:r>
+        <w:rPr>
+          <w:rFonts w:ascii="Segoe UI" w:hAnsi="Segoe UI"/>
+          <w:color w:val="B0700C"/>
+          <w:sz w:val="21"/>
+        </w:rPr>
+        <w:t>____________________________________________________________</w:t>
       </w:r>
     </w:p>
     <w:tbl>
@@ -3125,10 +3550,10 @@
             <w:tcW w:type="dxa" w:w="9746"/>
             <w:shd w:val="clear" w:fill="FFFDF5"/>
             <w:tcBorders>
-              <w:top w:val="single" w:sz="8" w:color="B0700C"/>
-              <w:left w:val="single" w:sz="8" w:color="B0700C"/>
-              <w:bottom w:val="single" w:sz="8" w:color="B0700C"/>
-              <w:right w:val="single" w:sz="8" w:color="B0700C"/>
+              <w:top w:val="single" w:sz="6" w:color="B0700C"/>
+              <w:left w:val="single" w:sz="6" w:color="B0700C"/>
+              <w:bottom w:val="single" w:sz="6" w:color="B0700C"/>
+              <w:right w:val="single" w:sz="6" w:color="B0700C"/>
             </w:tcBorders>
           </w:tcPr>
           <w:p>
@@ -3140,45 +3565,9 @@
                 <w:rFonts w:ascii="Segoe UI" w:hAnsi="Segoe UI"/>
                 <w:b/>
                 <w:color w:val="B0700C"/>
-                <w:sz w:val="17"/>
+                <w:sz w:val="16"/>
               </w:rPr>
-              <w:t>RESPUESTA</w:t>
-            </w:r>
-          </w:p>
-          <w:p>
-            <w:pPr>
-              <w:spacing w:after="0" w:before="0"/>
-            </w:pPr>
-            <w:r>
-              <w:rPr>
-                <w:rFonts w:ascii="Segoe UI" w:hAnsi="Segoe UI"/>
-                <w:sz w:val="21"/>
-              </w:rPr>
-              <w:t xml:space="preserve"> </w:t>
-            </w:r>
-          </w:p>
-          <w:p>
-            <w:pPr>
-              <w:spacing w:after="0" w:before="0"/>
-            </w:pPr>
-            <w:r>
-              <w:rPr>
-                <w:rFonts w:ascii="Segoe UI" w:hAnsi="Segoe UI"/>
-                <w:sz w:val="21"/>
-              </w:rPr>
-              <w:t xml:space="preserve"> </w:t>
-            </w:r>
-          </w:p>
-          <w:p>
-            <w:pPr>
-              <w:spacing w:after="0" w:before="0"/>
-            </w:pPr>
-            <w:r>
-              <w:rPr>
-                <w:rFonts w:ascii="Segoe UI" w:hAnsi="Segoe UI"/>
-                <w:sz w:val="21"/>
-              </w:rPr>
-              <w:t xml:space="preserve"> </w:t>
+              <w:t>SI DESEA MATIZAR O AGREGAR ALGO (opcional)</w:t>
             </w:r>
           </w:p>
           <w:p>
@@ -3342,79 +3731,238 @@
           <w:rFonts w:ascii="Segoe UI" w:hAnsi="Segoe UI"/>
           <w:b/>
           <w:i w:val="0"/>
-          <w:color w:val="6E7A86"/>
+          <w:color w:val="B0700C"/>
           <w:sz w:val="19"/>
         </w:rPr>
-        <w:t>Qué proponemos</w:t>
-      </w:r>
-    </w:p>
-    <w:p>
-      <w:pPr>
-        <w:spacing w:after="120" w:before="0"/>
-        <w:ind w:left="0"/>
-      </w:pPr>
-      <w:r>
-        <w:rPr>
-          <w:rFonts w:ascii="Segoe UI" w:hAnsi="Segoe UI"/>
-          <w:b w:val="0"/>
-          <w:i w:val="0"/>
+        <w:t>Nuestra propuesta. Confirme o corrija.</w:t>
+      </w:r>
+    </w:p>
+    <w:p>
+      <w:pPr>
+        <w:keepNext/>
+        <w:spacing w:before="120" w:after="40"/>
+        <w:ind w:left="227"/>
+      </w:pPr>
+      <w:r>
+        <w:rPr>
+          <w:rFonts w:ascii="Segoe UI" w:hAnsi="Segoe UI"/>
+          <w:b/>
+          <w:color w:val="1C2530"/>
+          <w:sz w:val="20"/>
+        </w:rPr>
+        <w:t>¿Qué hace el sistema cuando la precisión del GPS es insuficiente?</w:t>
+      </w:r>
+    </w:p>
+    <w:p>
+      <w:pPr>
+        <w:spacing w:after="40"/>
+        <w:ind w:left="510"/>
+      </w:pPr>
+      <w:r>
+        <w:rPr>
+          <w:rFonts w:ascii="Consolas" w:hAnsi="Consolas"/>
+          <w:b/>
+          <w:color w:val="207454"/>
+          <w:sz w:val="21"/>
+        </w:rPr>
+        <w:t xml:space="preserve">[X]  </w:t>
+      </w:r>
+      <w:r>
+        <w:rPr>
+          <w:rFonts w:ascii="Segoe UI" w:hAnsi="Segoe UI"/>
+          <w:b/>
           <w:color w:val="1C2530"/>
           <w:sz w:val="21"/>
         </w:rPr>
-        <w:t>Permitir el cierre con excepción cuando la precisión reportada sea peor que un umbral, exigiendo al técnico un motivo escrito y una fotografía del activo, marcando el registro como cerrado con excepción y notificando al supervisor. La excepción no se oculta: queda visible en el reporte.</w:t>
-      </w:r>
-    </w:p>
-    <w:p>
-      <w:pPr>
-        <w:spacing w:after="60" w:before="0"/>
-        <w:ind w:left="0"/>
-      </w:pPr>
-      <w:r>
-        <w:rPr>
-          <w:rFonts w:ascii="Segoe UI" w:hAnsi="Segoe UI"/>
+        <w:t>Permite cerrar con excepción: exige motivo escrito y fotografía, marca el registro y avisa al supervisor</w:t>
+      </w:r>
+    </w:p>
+    <w:p>
+      <w:pPr>
+        <w:spacing w:after="40"/>
+        <w:ind w:left="510"/>
+      </w:pPr>
+      <w:r>
+        <w:rPr>
+          <w:rFonts w:ascii="Consolas" w:hAnsi="Consolas"/>
           <w:b/>
-          <w:i w:val="0"/>
-          <w:color w:val="B0700C"/>
-          <w:sz w:val="19"/>
-        </w:rPr>
-        <w:t>Necesitamos que responda</w:t>
-      </w:r>
-    </w:p>
-    <w:p>
-      <w:pPr>
-        <w:pStyle w:val="ListBullet"/>
-        <w:spacing w:after="60"/>
-        <w:ind w:left="454"/>
-      </w:pPr>
-      <w:r>
-        <w:rPr>
-          <w:rFonts w:ascii="Segoe UI" w:hAnsi="Segoe UI"/>
+          <w:color w:val="6E7A86"/>
+          <w:sz w:val="21"/>
+        </w:rPr>
+        <w:t xml:space="preserve">[  ]  </w:t>
+      </w:r>
+      <w:r>
+        <w:rPr>
+          <w:rFonts w:ascii="Segoe UI" w:hAnsi="Segoe UI"/>
+          <w:b w:val="0"/>
+          <w:color w:val="6E7A86"/>
+          <w:sz w:val="21"/>
+        </w:rPr>
+        <w:t>Bloquea siempre: el técnico debe regresar cuando haya señal</w:t>
+      </w:r>
+    </w:p>
+    <w:p>
+      <w:pPr>
+        <w:spacing w:after="40"/>
+        <w:ind w:left="510"/>
+      </w:pPr>
+      <w:r>
+        <w:rPr>
+          <w:rFonts w:ascii="Consolas" w:hAnsi="Consolas"/>
+          <w:b/>
+          <w:color w:val="6E7A86"/>
+          <w:sz w:val="21"/>
+        </w:rPr>
+        <w:t xml:space="preserve">[  ]  </w:t>
+      </w:r>
+      <w:r>
+        <w:rPr>
+          <w:rFonts w:ascii="Segoe UI" w:hAnsi="Segoe UI"/>
+          <w:b w:val="0"/>
+          <w:color w:val="6E7A86"/>
+          <w:sz w:val="21"/>
+        </w:rPr>
+        <w:t>Permite cerrar solo con autorización previa por llamada al CCO</w:t>
+      </w:r>
+    </w:p>
+    <w:p>
+      <w:pPr>
+        <w:keepNext/>
+        <w:spacing w:before="120" w:after="40"/>
+        <w:ind w:left="227"/>
+      </w:pPr>
+      <w:r>
+        <w:rPr>
+          <w:rFonts w:ascii="Segoe UI" w:hAnsi="Segoe UI"/>
+          <w:b/>
+          <w:color w:val="1C2530"/>
+          <w:sz w:val="20"/>
+        </w:rPr>
+        <w:t>¿A partir de qué error del GPS se activa la excepción?</w:t>
+      </w:r>
+    </w:p>
+    <w:p>
+      <w:pPr>
+        <w:spacing w:after="40"/>
+        <w:ind w:left="510"/>
+      </w:pPr>
+      <w:r>
+        <w:rPr>
+          <w:rFonts w:ascii="Consolas" w:hAnsi="Consolas"/>
+          <w:b/>
+          <w:color w:val="207454"/>
+          <w:sz w:val="21"/>
+        </w:rPr>
+        <w:t xml:space="preserve">[X]  </w:t>
+      </w:r>
+      <w:r>
+        <w:rPr>
+          <w:rFonts w:ascii="Segoe UI" w:hAnsi="Segoe UI"/>
+          <w:b/>
           <w:color w:val="1C2530"/>
           <w:sz w:val="21"/>
         </w:rPr>
-        <w:t>¿Acepta el cierre con excepción, o prefiere bloqueo estricto y que el técnico regrese?</w:t>
-      </w:r>
-    </w:p>
-    <w:p>
-      <w:pPr>
-        <w:pStyle w:val="ListBullet"/>
-        <w:spacing w:after="60"/>
-        <w:ind w:left="454"/>
-      </w:pPr>
-      <w:r>
-        <w:rPr>
-          <w:rFonts w:ascii="Segoe UI" w:hAnsi="Segoe UI"/>
+        <w:t>Cuando la precisión reportada es peor que 50 metros</w:t>
+      </w:r>
+    </w:p>
+    <w:p>
+      <w:pPr>
+        <w:spacing w:after="40"/>
+        <w:ind w:left="510"/>
+      </w:pPr>
+      <w:r>
+        <w:rPr>
+          <w:rFonts w:ascii="Consolas" w:hAnsi="Consolas"/>
+          <w:b/>
+          <w:color w:val="6E7A86"/>
+          <w:sz w:val="21"/>
+        </w:rPr>
+        <w:t xml:space="preserve">[  ]  </w:t>
+      </w:r>
+      <w:r>
+        <w:rPr>
+          <w:rFonts w:ascii="Segoe UI" w:hAnsi="Segoe UI"/>
+          <w:b w:val="0"/>
+          <w:color w:val="6E7A86"/>
+          <w:sz w:val="21"/>
+        </w:rPr>
+        <w:t>Otro umbral</w:t>
+      </w:r>
+    </w:p>
+    <w:p>
+      <w:pPr>
+        <w:keepNext/>
+        <w:spacing w:before="120" w:after="40"/>
+        <w:ind w:left="227"/>
+      </w:pPr>
+      <w:r>
+        <w:rPr>
+          <w:rFonts w:ascii="Segoe UI" w:hAnsi="Segoe UI"/>
+          <w:b/>
+          <w:color w:val="1C2530"/>
+          <w:sz w:val="20"/>
+        </w:rPr>
+        <w:t>¿Las excepciones se reportan al supervisor?</w:t>
+      </w:r>
+    </w:p>
+    <w:p>
+      <w:pPr>
+        <w:spacing w:after="40"/>
+        <w:ind w:left="510"/>
+      </w:pPr>
+      <w:r>
+        <w:rPr>
+          <w:rFonts w:ascii="Consolas" w:hAnsi="Consolas"/>
+          <w:b/>
+          <w:color w:val="207454"/>
+          <w:sz w:val="21"/>
+        </w:rPr>
+        <w:t xml:space="preserve">[X]  </w:t>
+      </w:r>
+      <w:r>
+        <w:rPr>
+          <w:rFonts w:ascii="Segoe UI" w:hAnsi="Segoe UI"/>
+          <w:b/>
           <w:color w:val="1C2530"/>
           <w:sz w:val="21"/>
         </w:rPr>
-        <w:t>Si lo acepta, ¿quién autoriza: se marca solo y el supervisor revisa después, o requiere autorización previa por llamada al CCO?</w:t>
-      </w:r>
-    </w:p>
-    <w:p>
-      <w:pPr>
-        <w:pStyle w:val="ListBullet"/>
+        <w:t>Sí, en un reporte semanal de excepciones</w:t>
+      </w:r>
+    </w:p>
+    <w:p>
+      <w:pPr>
+        <w:spacing w:after="40"/>
+        <w:ind w:left="510"/>
+      </w:pPr>
+      <w:r>
+        <w:rPr>
+          <w:rFonts w:ascii="Consolas" w:hAnsi="Consolas"/>
+          <w:b/>
+          <w:color w:val="6E7A86"/>
+          <w:sz w:val="21"/>
+        </w:rPr>
+        <w:t xml:space="preserve">[  ]  </w:t>
+      </w:r>
+      <w:r>
+        <w:rPr>
+          <w:rFonts w:ascii="Segoe UI" w:hAnsi="Segoe UI"/>
+          <w:b w:val="0"/>
+          <w:color w:val="6E7A86"/>
+          <w:sz w:val="21"/>
+        </w:rPr>
+        <w:t>No, basta con que queden registradas</w:t>
+      </w:r>
+    </w:p>
+    <w:p>
+      <w:pPr>
+        <w:spacing w:after="40" w:before="0"/>
+        <w:ind w:left="0"/>
+      </w:pPr>
+    </w:p>
+    <w:p>
+      <w:pPr>
         <w:spacing w:after="60"/>
-        <w:ind w:left="454"/>
+        <w:ind w:left="510"/>
       </w:pPr>
       <w:r>
         <w:rPr>
@@ -3422,7 +3970,37 @@
           <w:color w:val="1C2530"/>
           <w:sz w:val="21"/>
         </w:rPr>
-        <w:t>¿Qué porcentaje de excepciones sería aceptable antes de considerarse un problema?</w:t>
+        <w:t xml:space="preserve">Si es otro umbral, ¿cuál?:  </w:t>
+      </w:r>
+      <w:r>
+        <w:rPr>
+          <w:rFonts w:ascii="Segoe UI" w:hAnsi="Segoe UI"/>
+          <w:color w:val="B0700C"/>
+          <w:sz w:val="21"/>
+        </w:rPr>
+        <w:t>____________________________________________________________</w:t>
+      </w:r>
+    </w:p>
+    <w:p>
+      <w:pPr>
+        <w:spacing w:after="60"/>
+        <w:ind w:left="510"/>
+      </w:pPr>
+      <w:r>
+        <w:rPr>
+          <w:rFonts w:ascii="Segoe UI" w:hAnsi="Segoe UI"/>
+          <w:color w:val="1C2530"/>
+          <w:sz w:val="21"/>
+        </w:rPr>
+        <w:t xml:space="preserve">¿Qué porcentaje de excepciones consideraría un problema?:  </w:t>
+      </w:r>
+      <w:r>
+        <w:rPr>
+          <w:rFonts w:ascii="Segoe UI" w:hAnsi="Segoe UI"/>
+          <w:color w:val="B0700C"/>
+          <w:sz w:val="21"/>
+        </w:rPr>
+        <w:t>____________________________________________________________</w:t>
       </w:r>
     </w:p>
     <w:tbl>
@@ -3440,10 +4018,10 @@
             <w:tcW w:type="dxa" w:w="9746"/>
             <w:shd w:val="clear" w:fill="FFFDF5"/>
             <w:tcBorders>
-              <w:top w:val="single" w:sz="8" w:color="B0700C"/>
-              <w:left w:val="single" w:sz="8" w:color="B0700C"/>
-              <w:bottom w:val="single" w:sz="8" w:color="B0700C"/>
-              <w:right w:val="single" w:sz="8" w:color="B0700C"/>
+              <w:top w:val="single" w:sz="6" w:color="B0700C"/>
+              <w:left w:val="single" w:sz="6" w:color="B0700C"/>
+              <w:bottom w:val="single" w:sz="6" w:color="B0700C"/>
+              <w:right w:val="single" w:sz="6" w:color="B0700C"/>
             </w:tcBorders>
           </w:tcPr>
           <w:p>
@@ -3455,45 +4033,9 @@
                 <w:rFonts w:ascii="Segoe UI" w:hAnsi="Segoe UI"/>
                 <w:b/>
                 <w:color w:val="B0700C"/>
-                <w:sz w:val="17"/>
+                <w:sz w:val="16"/>
               </w:rPr>
-              <w:t>RESPUESTA</w:t>
-            </w:r>
-          </w:p>
-          <w:p>
-            <w:pPr>
-              <w:spacing w:after="0" w:before="0"/>
-            </w:pPr>
-            <w:r>
-              <w:rPr>
-                <w:rFonts w:ascii="Segoe UI" w:hAnsi="Segoe UI"/>
-                <w:sz w:val="21"/>
-              </w:rPr>
-              <w:t xml:space="preserve"> </w:t>
-            </w:r>
-          </w:p>
-          <w:p>
-            <w:pPr>
-              <w:spacing w:after="0" w:before="0"/>
-            </w:pPr>
-            <w:r>
-              <w:rPr>
-                <w:rFonts w:ascii="Segoe UI" w:hAnsi="Segoe UI"/>
-                <w:sz w:val="21"/>
-              </w:rPr>
-              <w:t xml:space="preserve"> </w:t>
-            </w:r>
-          </w:p>
-          <w:p>
-            <w:pPr>
-              <w:spacing w:after="0" w:before="0"/>
-            </w:pPr>
-            <w:r>
-              <w:rPr>
-                <w:rFonts w:ascii="Segoe UI" w:hAnsi="Segoe UI"/>
-                <w:sz w:val="21"/>
-              </w:rPr>
-              <w:t xml:space="preserve"> </w:t>
+              <w:t>SI DESEA MATIZAR O AGREGAR ALGO (opcional)</w:t>
             </w:r>
           </w:p>
           <w:p>
@@ -3642,72 +4184,254 @@
           <w:rFonts w:ascii="Segoe UI" w:hAnsi="Segoe UI"/>
           <w:b/>
           <w:i w:val="0"/>
-          <w:color w:val="6E7A86"/>
+          <w:color w:val="B0700C"/>
           <w:sz w:val="19"/>
         </w:rPr>
-        <w:t>Qué proponemos</w:t>
-      </w:r>
-    </w:p>
-    <w:p>
-      <w:pPr>
-        <w:spacing w:after="120" w:before="0"/>
-        <w:ind w:left="0"/>
-      </w:pPr>
-      <w:r>
-        <w:rPr>
-          <w:rFonts w:ascii="Segoe UI" w:hAnsi="Segoe UI"/>
-          <w:b w:val="0"/>
-          <w:i w:val="0"/>
+        <w:t>Nuestra propuesta. Confirme o corrija.</w:t>
+      </w:r>
+    </w:p>
+    <w:p>
+      <w:pPr>
+        <w:keepNext/>
+        <w:spacing w:before="120" w:after="40"/>
+        <w:ind w:left="227"/>
+      </w:pPr>
+      <w:r>
+        <w:rPr>
+          <w:rFonts w:ascii="Segoe UI" w:hAnsi="Segoe UI"/>
+          <w:b/>
+          <w:color w:val="1C2530"/>
+          <w:sz w:val="20"/>
+        </w:rPr>
+        <w:t>¿Se conserva el trabajo a medio hacer?</w:t>
+      </w:r>
+    </w:p>
+    <w:p>
+      <w:pPr>
+        <w:spacing w:after="40"/>
+        <w:ind w:left="510"/>
+      </w:pPr>
+      <w:r>
+        <w:rPr>
+          <w:rFonts w:ascii="Consolas" w:hAnsi="Consolas"/>
+          <w:b/>
+          <w:color w:val="207454"/>
+          <w:sz w:val="21"/>
+        </w:rPr>
+        <w:t xml:space="preserve">[X]  </w:t>
+      </w:r>
+      <w:r>
+        <w:rPr>
+          <w:rFonts w:ascii="Segoe UI" w:hAnsi="Segoe UI"/>
+          <w:b/>
           <w:color w:val="1C2530"/>
           <w:sz w:val="21"/>
         </w:rPr>
-        <w:t>Guardado del borrador local, con la inspección visible como en curso hasta que se cierre formalmente.</w:t>
-      </w:r>
-    </w:p>
-    <w:p>
-      <w:pPr>
-        <w:spacing w:after="60" w:before="0"/>
-        <w:ind w:left="0"/>
-      </w:pPr>
-      <w:r>
-        <w:rPr>
-          <w:rFonts w:ascii="Segoe UI" w:hAnsi="Segoe UI"/>
+        <w:t>Sí, queda como borrador local y la inspección aparece en curso hasta cerrarse</w:t>
+      </w:r>
+    </w:p>
+    <w:p>
+      <w:pPr>
+        <w:spacing w:after="40"/>
+        <w:ind w:left="510"/>
+      </w:pPr>
+      <w:r>
+        <w:rPr>
+          <w:rFonts w:ascii="Consolas" w:hAnsi="Consolas"/>
           <w:b/>
-          <w:i w:val="0"/>
-          <w:color w:val="B0700C"/>
-          <w:sz w:val="19"/>
-        </w:rPr>
-        <w:t>Necesitamos que responda</w:t>
-      </w:r>
-    </w:p>
-    <w:p>
-      <w:pPr>
-        <w:pStyle w:val="ListBullet"/>
-        <w:spacing w:after="60"/>
-        <w:ind w:left="454"/>
-      </w:pPr>
-      <w:r>
-        <w:rPr>
-          <w:rFonts w:ascii="Segoe UI" w:hAnsi="Segoe UI"/>
+          <w:color w:val="6E7A86"/>
+          <w:sz w:val="21"/>
+        </w:rPr>
+        <w:t xml:space="preserve">[  ]  </w:t>
+      </w:r>
+      <w:r>
+        <w:rPr>
+          <w:rFonts w:ascii="Segoe UI" w:hAnsi="Segoe UI"/>
+          <w:b w:val="0"/>
+          <w:color w:val="6E7A86"/>
+          <w:sz w:val="21"/>
+        </w:rPr>
+        <w:t>No, se descarta y el técnico reinicia</w:t>
+      </w:r>
+    </w:p>
+    <w:p>
+      <w:pPr>
+        <w:keepNext/>
+        <w:spacing w:before="120" w:after="40"/>
+        <w:ind w:left="227"/>
+      </w:pPr>
+      <w:r>
+        <w:rPr>
+          <w:rFonts w:ascii="Segoe UI" w:hAnsi="Segoe UI"/>
+          <w:b/>
+          <w:color w:val="1C2530"/>
+          <w:sz w:val="20"/>
+        </w:rPr>
+        <w:t>¿Hasta cuándo puede quedar abierta una inspección?</w:t>
+      </w:r>
+    </w:p>
+    <w:p>
+      <w:pPr>
+        <w:spacing w:after="40"/>
+        <w:ind w:left="510"/>
+      </w:pPr>
+      <w:r>
+        <w:rPr>
+          <w:rFonts w:ascii="Consolas" w:hAnsi="Consolas"/>
+          <w:b/>
+          <w:color w:val="207454"/>
+          <w:sz w:val="21"/>
+        </w:rPr>
+        <w:t xml:space="preserve">[X]  </w:t>
+      </w:r>
+      <w:r>
+        <w:rPr>
+          <w:rFonts w:ascii="Segoe UI" w:hAnsi="Segoe UI"/>
+          <w:b/>
           <w:color w:val="1C2530"/>
           <w:sz w:val="21"/>
         </w:rPr>
-        <w:t>¿Un mantenimiento puede quedar abierto de un día para otro, o debe cerrarse en la jornada?</w:t>
-      </w:r>
-    </w:p>
-    <w:p>
-      <w:pPr>
-        <w:pStyle w:val="ListBullet"/>
-        <w:spacing w:after="60"/>
-        <w:ind w:left="454"/>
-      </w:pPr>
-      <w:r>
-        <w:rPr>
-          <w:rFonts w:ascii="Segoe UI" w:hAnsi="Segoe UI"/>
+        <w:t>Debe cerrarse dentro de la misma jornada</w:t>
+      </w:r>
+    </w:p>
+    <w:p>
+      <w:pPr>
+        <w:spacing w:after="40"/>
+        <w:ind w:left="510"/>
+      </w:pPr>
+      <w:r>
+        <w:rPr>
+          <w:rFonts w:ascii="Consolas" w:hAnsi="Consolas"/>
+          <w:b/>
+          <w:color w:val="6E7A86"/>
+          <w:sz w:val="21"/>
+        </w:rPr>
+        <w:t xml:space="preserve">[  ]  </w:t>
+      </w:r>
+      <w:r>
+        <w:rPr>
+          <w:rFonts w:ascii="Segoe UI" w:hAnsi="Segoe UI"/>
+          <w:b w:val="0"/>
+          <w:color w:val="6E7A86"/>
+          <w:sz w:val="21"/>
+        </w:rPr>
+        <w:t>Puede quedar abierta de un día para otro</w:t>
+      </w:r>
+    </w:p>
+    <w:p>
+      <w:pPr>
+        <w:spacing w:after="40"/>
+        <w:ind w:left="510"/>
+      </w:pPr>
+      <w:r>
+        <w:rPr>
+          <w:rFonts w:ascii="Consolas" w:hAnsi="Consolas"/>
+          <w:b/>
+          <w:color w:val="6E7A86"/>
+          <w:sz w:val="21"/>
+        </w:rPr>
+        <w:t xml:space="preserve">[  ]  </w:t>
+      </w:r>
+      <w:r>
+        <w:rPr>
+          <w:rFonts w:ascii="Segoe UI" w:hAnsi="Segoe UI"/>
+          <w:b w:val="0"/>
+          <w:color w:val="6E7A86"/>
+          <w:sz w:val="21"/>
+        </w:rPr>
+        <w:t>Otro plazo</w:t>
+      </w:r>
+    </w:p>
+    <w:p>
+      <w:pPr>
+        <w:keepNext/>
+        <w:spacing w:before="120" w:after="40"/>
+        <w:ind w:left="227"/>
+      </w:pPr>
+      <w:r>
+        <w:rPr>
+          <w:rFonts w:ascii="Segoe UI" w:hAnsi="Segoe UI"/>
+          <w:b/>
+          <w:color w:val="1C2530"/>
+          <w:sz w:val="20"/>
+        </w:rPr>
+        <w:t>¿Una inspección iniciada y no cerrada cuenta como incumplimiento?</w:t>
+      </w:r>
+    </w:p>
+    <w:p>
+      <w:pPr>
+        <w:spacing w:after="40"/>
+        <w:ind w:left="510"/>
+      </w:pPr>
+      <w:r>
+        <w:rPr>
+          <w:rFonts w:ascii="Consolas" w:hAnsi="Consolas"/>
+          <w:b/>
+          <w:color w:val="6E7A86"/>
+          <w:sz w:val="21"/>
+        </w:rPr>
+        <w:t xml:space="preserve">[  ]  </w:t>
+      </w:r>
+      <w:r>
+        <w:rPr>
+          <w:rFonts w:ascii="Segoe UI" w:hAnsi="Segoe UI"/>
+          <w:b w:val="0"/>
+          <w:color w:val="6E7A86"/>
+          <w:sz w:val="21"/>
+        </w:rPr>
+        <w:t>Sí, cuenta como incumplida</w:t>
+      </w:r>
+    </w:p>
+    <w:p>
+      <w:pPr>
+        <w:spacing w:after="40"/>
+        <w:ind w:left="510"/>
+      </w:pPr>
+      <w:r>
+        <w:rPr>
+          <w:rFonts w:ascii="Consolas" w:hAnsi="Consolas"/>
+          <w:b/>
+          <w:color w:val="207454"/>
+          <w:sz w:val="21"/>
+        </w:rPr>
+        <w:t xml:space="preserve">[X]  </w:t>
+      </w:r>
+      <w:r>
+        <w:rPr>
+          <w:rFonts w:ascii="Segoe UI" w:hAnsi="Segoe UI"/>
+          <w:b/>
           <w:color w:val="1C2530"/>
           <w:sz w:val="21"/>
         </w:rPr>
-        <w:t>¿Un mantenimiento iniciado y no cerrado cuenta como incumplimiento?</w:t>
+        <w:t>No, pero se reporta aparte para seguimiento</w:t>
+      </w:r>
+    </w:p>
+    <w:p>
+      <w:pPr>
+        <w:spacing w:after="40" w:before="0"/>
+        <w:ind w:left="0"/>
+      </w:pPr>
+    </w:p>
+    <w:p>
+      <w:pPr>
+        <w:spacing w:after="60"/>
+        <w:ind w:left="510"/>
+      </w:pPr>
+      <w:r>
+        <w:rPr>
+          <w:rFonts w:ascii="Segoe UI" w:hAnsi="Segoe UI"/>
+          <w:color w:val="1C2530"/>
+          <w:sz w:val="21"/>
+        </w:rPr>
+        <w:t xml:space="preserve">Si es otro plazo, ¿cuál?:  </w:t>
+      </w:r>
+      <w:r>
+        <w:rPr>
+          <w:rFonts w:ascii="Segoe UI" w:hAnsi="Segoe UI"/>
+          <w:color w:val="B0700C"/>
+          <w:sz w:val="21"/>
+        </w:rPr>
+        <w:t>____________________________________________________________</w:t>
       </w:r>
     </w:p>
     <w:tbl>
@@ -3725,10 +4449,10 @@
             <w:tcW w:type="dxa" w:w="9746"/>
             <w:shd w:val="clear" w:fill="FFFDF5"/>
             <w:tcBorders>
-              <w:top w:val="single" w:sz="8" w:color="B0700C"/>
-              <w:left w:val="single" w:sz="8" w:color="B0700C"/>
-              <w:bottom w:val="single" w:sz="8" w:color="B0700C"/>
-              <w:right w:val="single" w:sz="8" w:color="B0700C"/>
+              <w:top w:val="single" w:sz="6" w:color="B0700C"/>
+              <w:left w:val="single" w:sz="6" w:color="B0700C"/>
+              <w:bottom w:val="single" w:sz="6" w:color="B0700C"/>
+              <w:right w:val="single" w:sz="6" w:color="B0700C"/>
             </w:tcBorders>
           </w:tcPr>
           <w:p>
@@ -3740,33 +4464,9 @@
                 <w:rFonts w:ascii="Segoe UI" w:hAnsi="Segoe UI"/>
                 <w:b/>
                 <w:color w:val="B0700C"/>
-                <w:sz w:val="17"/>
+                <w:sz w:val="16"/>
               </w:rPr>
-              <w:t>RESPUESTA</w:t>
-            </w:r>
-          </w:p>
-          <w:p>
-            <w:pPr>
-              <w:spacing w:after="0" w:before="0"/>
-            </w:pPr>
-            <w:r>
-              <w:rPr>
-                <w:rFonts w:ascii="Segoe UI" w:hAnsi="Segoe UI"/>
-                <w:sz w:val="21"/>
-              </w:rPr>
-              <w:t xml:space="preserve"> </w:t>
-            </w:r>
-          </w:p>
-          <w:p>
-            <w:pPr>
-              <w:spacing w:after="0" w:before="0"/>
-            </w:pPr>
-            <w:r>
-              <w:rPr>
-                <w:rFonts w:ascii="Segoe UI" w:hAnsi="Segoe UI"/>
-                <w:sz w:val="21"/>
-              </w:rPr>
-              <w:t xml:space="preserve"> </w:t>
+              <w:t>SI DESEA MATIZAR O AGREGAR ALGO (opcional)</w:t>
             </w:r>
           </w:p>
           <w:p>
@@ -3915,94 +4615,302 @@
           <w:rFonts w:ascii="Segoe UI" w:hAnsi="Segoe UI"/>
           <w:b/>
           <w:i w:val="0"/>
-          <w:color w:val="6E7A86"/>
+          <w:color w:val="B0700C"/>
           <w:sz w:val="19"/>
         </w:rPr>
-        <w:t>Qué proponemos</w:t>
-      </w:r>
-    </w:p>
-    <w:p>
-      <w:pPr>
-        <w:spacing w:after="120" w:before="0"/>
-        <w:ind w:left="0"/>
-      </w:pPr>
-      <w:r>
-        <w:rPr>
-          <w:rFonts w:ascii="Segoe UI" w:hAnsi="Segoe UI"/>
-          <w:b w:val="0"/>
-          <w:i w:val="0"/>
+        <w:t>Nuestra propuesta. Confirme o corrija.</w:t>
+      </w:r>
+    </w:p>
+    <w:p>
+      <w:pPr>
+        <w:keepNext/>
+        <w:spacing w:before="120" w:after="40"/>
+        <w:ind w:left="227"/>
+      </w:pPr>
+      <w:r>
+        <w:rPr>
+          <w:rFonts w:ascii="Segoe UI" w:hAnsi="Segoe UI"/>
+          <w:b/>
+          <w:color w:val="1C2530"/>
+          <w:sz w:val="20"/>
+        </w:rPr>
+        <w:t>¿Adoptamos los siete estados de la figura 4?</w:t>
+      </w:r>
+    </w:p>
+    <w:p>
+      <w:pPr>
+        <w:spacing w:after="40"/>
+        <w:ind w:left="510"/>
+      </w:pPr>
+      <w:r>
+        <w:rPr>
+          <w:rFonts w:ascii="Consolas" w:hAnsi="Consolas"/>
+          <w:b/>
+          <w:color w:val="207454"/>
+          <w:sz w:val="21"/>
+        </w:rPr>
+        <w:t xml:space="preserve">[X]  </w:t>
+      </w:r>
+      <w:r>
+        <w:rPr>
+          <w:rFonts w:ascii="Segoe UI" w:hAnsi="Segoe UI"/>
+          <w:b/>
           <w:color w:val="1C2530"/>
           <w:sz w:val="21"/>
         </w:rPr>
-        <w:t>Estados: Programada, Asignada, En ejecución, En revisión, Cerrada, Suspendida y Vencida. El técnico mueve hasta En revisión; solo el supervisor cierra o suspende; el sistema marca Vencida por fecha. Ver figura 4.</w:t>
-      </w:r>
-    </w:p>
-    <w:p>
-      <w:pPr>
-        <w:spacing w:after="60" w:before="0"/>
-        <w:ind w:left="0"/>
-      </w:pPr>
-      <w:r>
-        <w:rPr>
-          <w:rFonts w:ascii="Segoe UI" w:hAnsi="Segoe UI"/>
+        <w:t>Sí: Programada, Asignada, En ejecución, En revisión, Cerrada, Suspendida y Vencida</w:t>
+      </w:r>
+    </w:p>
+    <w:p>
+      <w:pPr>
+        <w:spacing w:after="40"/>
+        <w:ind w:left="510"/>
+      </w:pPr>
+      <w:r>
+        <w:rPr>
+          <w:rFonts w:ascii="Consolas" w:hAnsi="Consolas"/>
           <w:b/>
-          <w:i w:val="0"/>
-          <w:color w:val="B0700C"/>
-          <w:sz w:val="19"/>
-        </w:rPr>
-        <w:t>Necesitamos que responda</w:t>
-      </w:r>
-    </w:p>
-    <w:p>
-      <w:pPr>
-        <w:pStyle w:val="ListBullet"/>
-        <w:spacing w:after="60"/>
-        <w:ind w:left="454"/>
-      </w:pPr>
-      <w:r>
-        <w:rPr>
-          <w:rFonts w:ascii="Segoe UI" w:hAnsi="Segoe UI"/>
+          <w:color w:val="6E7A86"/>
+          <w:sz w:val="21"/>
+        </w:rPr>
+        <w:t xml:space="preserve">[  ]  </w:t>
+      </w:r>
+      <w:r>
+        <w:rPr>
+          <w:rFonts w:ascii="Segoe UI" w:hAnsi="Segoe UI"/>
+          <w:b w:val="0"/>
+          <w:color w:val="6E7A86"/>
+          <w:sz w:val="21"/>
+        </w:rPr>
+        <w:t>No, preferimos otro conjunto de estados</w:t>
+      </w:r>
+    </w:p>
+    <w:p>
+      <w:pPr>
+        <w:keepNext/>
+        <w:spacing w:before="120" w:after="40"/>
+        <w:ind w:left="227"/>
+      </w:pPr>
+      <w:r>
+        <w:rPr>
+          <w:rFonts w:ascii="Segoe UI" w:hAnsi="Segoe UI"/>
+          <w:b/>
+          <w:color w:val="1C2530"/>
+          <w:sz w:val="20"/>
+        </w:rPr>
+        <w:t>¿Un técnico puede ejecutar un mantenimiento sin orden previa?</w:t>
+      </w:r>
+    </w:p>
+    <w:p>
+      <w:pPr>
+        <w:spacing w:after="40"/>
+        <w:ind w:left="510"/>
+      </w:pPr>
+      <w:r>
+        <w:rPr>
+          <w:rFonts w:ascii="Consolas" w:hAnsi="Consolas"/>
+          <w:b/>
+          <w:color w:val="207454"/>
+          <w:sz w:val="21"/>
+        </w:rPr>
+        <w:t xml:space="preserve">[X]  </w:t>
+      </w:r>
+      <w:r>
+        <w:rPr>
+          <w:rFonts w:ascii="Segoe UI" w:hAnsi="Segoe UI"/>
+          <w:b/>
           <w:color w:val="1C2530"/>
           <w:sz w:val="21"/>
         </w:rPr>
-        <w:t>¿Un técnico puede ejecutar un mantenimiento sin orden previa? Es el caso típico del correctivo detectado en ruta.</w:t>
-      </w:r>
-    </w:p>
-    <w:p>
-      <w:pPr>
-        <w:pStyle w:val="ListBullet"/>
-        <w:spacing w:after="60"/>
-        <w:ind w:left="454"/>
-      </w:pPr>
-      <w:r>
-        <w:rPr>
-          <w:rFonts w:ascii="Segoe UI" w:hAnsi="Segoe UI"/>
+        <w:t>Sí, lo levanta como novedad y el supervisor la convierte en orden</w:t>
+      </w:r>
+    </w:p>
+    <w:p>
+      <w:pPr>
+        <w:spacing w:after="40"/>
+        <w:ind w:left="510"/>
+      </w:pPr>
+      <w:r>
+        <w:rPr>
+          <w:rFonts w:ascii="Consolas" w:hAnsi="Consolas"/>
+          <w:b/>
+          <w:color w:val="6E7A86"/>
+          <w:sz w:val="21"/>
+        </w:rPr>
+        <w:t xml:space="preserve">[  ]  </w:t>
+      </w:r>
+      <w:r>
+        <w:rPr>
+          <w:rFonts w:ascii="Segoe UI" w:hAnsi="Segoe UI"/>
+          <w:b w:val="0"/>
+          <w:color w:val="6E7A86"/>
+          <w:sz w:val="21"/>
+        </w:rPr>
+        <w:t>No, siempre debe existir una orden asignada antes</w:t>
+      </w:r>
+    </w:p>
+    <w:p>
+      <w:pPr>
+        <w:keepNext/>
+        <w:spacing w:before="120" w:after="40"/>
+        <w:ind w:left="227"/>
+      </w:pPr>
+      <w:r>
+        <w:rPr>
+          <w:rFonts w:ascii="Segoe UI" w:hAnsi="Segoe UI"/>
+          <w:b/>
+          <w:color w:val="1C2530"/>
+          <w:sz w:val="20"/>
+        </w:rPr>
+        <w:t>¿Cuándo se considera vencida una orden?</w:t>
+      </w:r>
+    </w:p>
+    <w:p>
+      <w:pPr>
+        <w:spacing w:after="40"/>
+        <w:ind w:left="510"/>
+      </w:pPr>
+      <w:r>
+        <w:rPr>
+          <w:rFonts w:ascii="Consolas" w:hAnsi="Consolas"/>
+          <w:b/>
+          <w:color w:val="207454"/>
+          <w:sz w:val="21"/>
+        </w:rPr>
+        <w:t xml:space="preserve">[X]  </w:t>
+      </w:r>
+      <w:r>
+        <w:rPr>
+          <w:rFonts w:ascii="Segoe UI" w:hAnsi="Segoe UI"/>
+          <w:b/>
           <w:color w:val="1C2530"/>
           <w:sz w:val="21"/>
         </w:rPr>
-        <w:t>¿Cuándo se considera vencida una orden: al día siguiente de la fecha programada, al cierre de semana, al cierre de mes?</w:t>
-      </w:r>
-    </w:p>
-    <w:p>
-      <w:pPr>
-        <w:pStyle w:val="ListBullet"/>
-        <w:spacing w:after="60"/>
-        <w:ind w:left="454"/>
-      </w:pPr>
-      <w:r>
-        <w:rPr>
-          <w:rFonts w:ascii="Segoe UI" w:hAnsi="Segoe UI"/>
+        <w:t>Al día siguiente de la fecha programada</w:t>
+      </w:r>
+    </w:p>
+    <w:p>
+      <w:pPr>
+        <w:spacing w:after="40"/>
+        <w:ind w:left="510"/>
+      </w:pPr>
+      <w:r>
+        <w:rPr>
+          <w:rFonts w:ascii="Consolas" w:hAnsi="Consolas"/>
+          <w:b/>
+          <w:color w:val="6E7A86"/>
+          <w:sz w:val="21"/>
+        </w:rPr>
+        <w:t xml:space="preserve">[  ]  </w:t>
+      </w:r>
+      <w:r>
+        <w:rPr>
+          <w:rFonts w:ascii="Segoe UI" w:hAnsi="Segoe UI"/>
+          <w:b w:val="0"/>
+          <w:color w:val="6E7A86"/>
+          <w:sz w:val="21"/>
+        </w:rPr>
+        <w:t>Al cierre de la semana</w:t>
+      </w:r>
+    </w:p>
+    <w:p>
+      <w:pPr>
+        <w:spacing w:after="40"/>
+        <w:ind w:left="510"/>
+      </w:pPr>
+      <w:r>
+        <w:rPr>
+          <w:rFonts w:ascii="Consolas" w:hAnsi="Consolas"/>
+          <w:b/>
+          <w:color w:val="6E7A86"/>
+          <w:sz w:val="21"/>
+        </w:rPr>
+        <w:t xml:space="preserve">[  ]  </w:t>
+      </w:r>
+      <w:r>
+        <w:rPr>
+          <w:rFonts w:ascii="Segoe UI" w:hAnsi="Segoe UI"/>
+          <w:b w:val="0"/>
+          <w:color w:val="6E7A86"/>
+          <w:sz w:val="21"/>
+        </w:rPr>
+        <w:t>Al cierre del mes</w:t>
+      </w:r>
+    </w:p>
+    <w:p>
+      <w:pPr>
+        <w:keepNext/>
+        <w:spacing w:before="120" w:after="40"/>
+        <w:ind w:left="227"/>
+      </w:pPr>
+      <w:r>
+        <w:rPr>
+          <w:rFonts w:ascii="Segoe UI" w:hAnsi="Segoe UI"/>
+          <w:b/>
+          <w:color w:val="1C2530"/>
+          <w:sz w:val="20"/>
+        </w:rPr>
+        <w:t>¿Se permite reasignar una orden a otro técnico?</w:t>
+      </w:r>
+    </w:p>
+    <w:p>
+      <w:pPr>
+        <w:spacing w:after="40"/>
+        <w:ind w:left="510"/>
+      </w:pPr>
+      <w:r>
+        <w:rPr>
+          <w:rFonts w:ascii="Consolas" w:hAnsi="Consolas"/>
+          <w:b/>
+          <w:color w:val="207454"/>
+          <w:sz w:val="21"/>
+        </w:rPr>
+        <w:t xml:space="preserve">[X]  </w:t>
+      </w:r>
+      <w:r>
+        <w:rPr>
+          <w:rFonts w:ascii="Segoe UI" w:hAnsi="Segoe UI"/>
+          <w:b/>
           <w:color w:val="1C2530"/>
           <w:sz w:val="21"/>
         </w:rPr>
-        <w:t>¿Quién puede suspender una orden y qué motivos son válidos?</w:t>
-      </w:r>
-    </w:p>
-    <w:p>
-      <w:pPr>
-        <w:pStyle w:val="ListBullet"/>
+        <w:t>Sí, y queda traza de quién la reasignó</w:t>
+      </w:r>
+    </w:p>
+    <w:p>
+      <w:pPr>
+        <w:spacing w:after="40"/>
+        <w:ind w:left="510"/>
+      </w:pPr>
+      <w:r>
+        <w:rPr>
+          <w:rFonts w:ascii="Consolas" w:hAnsi="Consolas"/>
+          <w:b/>
+          <w:color w:val="6E7A86"/>
+          <w:sz w:val="21"/>
+        </w:rPr>
+        <w:t xml:space="preserve">[  ]  </w:t>
+      </w:r>
+      <w:r>
+        <w:rPr>
+          <w:rFonts w:ascii="Segoe UI" w:hAnsi="Segoe UI"/>
+          <w:b w:val="0"/>
+          <w:color w:val="6E7A86"/>
+          <w:sz w:val="21"/>
+        </w:rPr>
+        <w:t>No</w:t>
+      </w:r>
+    </w:p>
+    <w:p>
+      <w:pPr>
+        <w:spacing w:after="40" w:before="0"/>
+        <w:ind w:left="0"/>
+      </w:pPr>
+    </w:p>
+    <w:p>
+      <w:pPr>
         <w:spacing w:after="60"/>
-        <w:ind w:left="454"/>
+        <w:ind w:left="510"/>
       </w:pPr>
       <w:r>
         <w:rPr>
@@ -4010,7 +4918,59 @@
           <w:color w:val="1C2530"/>
           <w:sz w:val="21"/>
         </w:rPr>
-        <w:t>¿Se permite reasignar una orden a otro técnico, y queda traza de la reasignación?</w:t>
+        <w:t xml:space="preserve">Si prefiere otros estados, ¿cuáles?:  </w:t>
+      </w:r>
+      <w:r>
+        <w:rPr>
+          <w:rFonts w:ascii="Segoe UI" w:hAnsi="Segoe UI"/>
+          <w:color w:val="B0700C"/>
+          <w:sz w:val="21"/>
+        </w:rPr>
+        <w:t>____________________________________________________________</w:t>
+      </w:r>
+    </w:p>
+    <w:p>
+      <w:pPr>
+        <w:spacing w:after="60"/>
+        <w:ind w:left="510"/>
+      </w:pPr>
+      <w:r>
+        <w:rPr>
+          <w:rFonts w:ascii="Segoe UI" w:hAnsi="Segoe UI"/>
+          <w:color w:val="1C2530"/>
+          <w:sz w:val="21"/>
+        </w:rPr>
+        <w:t xml:space="preserve">¿Quién puede suspender una orden?:  </w:t>
+      </w:r>
+      <w:r>
+        <w:rPr>
+          <w:rFonts w:ascii="Segoe UI" w:hAnsi="Segoe UI"/>
+          <w:color w:val="B0700C"/>
+          <w:sz w:val="21"/>
+        </w:rPr>
+        <w:t>____________________________________________________________</w:t>
+      </w:r>
+    </w:p>
+    <w:p>
+      <w:pPr>
+        <w:spacing w:after="60"/>
+        <w:ind w:left="510"/>
+      </w:pPr>
+      <w:r>
+        <w:rPr>
+          <w:rFonts w:ascii="Segoe UI" w:hAnsi="Segoe UI"/>
+          <w:color w:val="1C2530"/>
+          <w:sz w:val="21"/>
+        </w:rPr>
+        <w:t xml:space="preserve">Motivos válidos de suspensión:  </w:t>
+      </w:r>
+      <w:r>
+        <w:rPr>
+          <w:rFonts w:ascii="Segoe UI" w:hAnsi="Segoe UI"/>
+          <w:color w:val="B0700C"/>
+          <w:sz w:val="21"/>
+        </w:rPr>
+        <w:t>____________________________________________________________</w:t>
       </w:r>
     </w:p>
     <w:tbl>
@@ -4028,10 +4988,10 @@
             <w:tcW w:type="dxa" w:w="9746"/>
             <w:shd w:val="clear" w:fill="FFFDF5"/>
             <w:tcBorders>
-              <w:top w:val="single" w:sz="8" w:color="B0700C"/>
-              <w:left w:val="single" w:sz="8" w:color="B0700C"/>
-              <w:bottom w:val="single" w:sz="8" w:color="B0700C"/>
-              <w:right w:val="single" w:sz="8" w:color="B0700C"/>
+              <w:top w:val="single" w:sz="6" w:color="B0700C"/>
+              <w:left w:val="single" w:sz="6" w:color="B0700C"/>
+              <w:bottom w:val="single" w:sz="6" w:color="B0700C"/>
+              <w:right w:val="single" w:sz="6" w:color="B0700C"/>
             </w:tcBorders>
           </w:tcPr>
           <w:p>
@@ -4043,45 +5003,9 @@
                 <w:rFonts w:ascii="Segoe UI" w:hAnsi="Segoe UI"/>
                 <w:b/>
                 <w:color w:val="B0700C"/>
-                <w:sz w:val="17"/>
+                <w:sz w:val="16"/>
               </w:rPr>
-              <w:t>RESPUESTA</w:t>
-            </w:r>
-          </w:p>
-          <w:p>
-            <w:pPr>
-              <w:spacing w:after="0" w:before="0"/>
-            </w:pPr>
-            <w:r>
-              <w:rPr>
-                <w:rFonts w:ascii="Segoe UI" w:hAnsi="Segoe UI"/>
-                <w:sz w:val="21"/>
-              </w:rPr>
-              <w:t xml:space="preserve"> </w:t>
-            </w:r>
-          </w:p>
-          <w:p>
-            <w:pPr>
-              <w:spacing w:after="0" w:before="0"/>
-            </w:pPr>
-            <w:r>
-              <w:rPr>
-                <w:rFonts w:ascii="Segoe UI" w:hAnsi="Segoe UI"/>
-                <w:sz w:val="21"/>
-              </w:rPr>
-              <w:t xml:space="preserve"> </w:t>
-            </w:r>
-          </w:p>
-          <w:p>
-            <w:pPr>
-              <w:spacing w:after="0" w:before="0"/>
-            </w:pPr>
-            <w:r>
-              <w:rPr>
-                <w:rFonts w:ascii="Segoe UI" w:hAnsi="Segoe UI"/>
-                <w:sz w:val="21"/>
-              </w:rPr>
-              <w:t xml:space="preserve"> </w:t>
+              <w:t>SI DESEA MATIZAR O AGREGAR ALGO (opcional)</w:t>
             </w:r>
           </w:p>
           <w:p>
@@ -4230,102 +5154,390 @@
           <w:rFonts w:ascii="Segoe UI" w:hAnsi="Segoe UI"/>
           <w:b/>
           <w:i w:val="0"/>
-          <w:color w:val="6E7A86"/>
+          <w:color w:val="B0700C"/>
           <w:sz w:val="19"/>
         </w:rPr>
-        <w:t>Qué proponemos</w:t>
-      </w:r>
-    </w:p>
-    <w:p>
-      <w:pPr>
-        <w:spacing w:after="120" w:before="0"/>
-        <w:ind w:left="0"/>
-      </w:pPr>
-      <w:r>
-        <w:rPr>
-          <w:rFonts w:ascii="Segoe UI" w:hAnsi="Segoe UI"/>
-          <w:b w:val="0"/>
-          <w:i w:val="0"/>
+        <w:t>Nuestra propuesta. Confirme o corrija.</w:t>
+      </w:r>
+    </w:p>
+    <w:p>
+      <w:pPr>
+        <w:keepNext/>
+        <w:spacing w:before="120" w:after="40"/>
+        <w:ind w:left="227"/>
+      </w:pPr>
+      <w:r>
+        <w:rPr>
+          <w:rFonts w:ascii="Segoe UI" w:hAnsi="Segoe UI"/>
+          <w:b/>
+          <w:color w:val="1C2530"/>
+          <w:sz w:val="20"/>
+        </w:rPr>
+        <w:t>¿Qué pasa cuando el técnico no puede terminar?</w:t>
+      </w:r>
+    </w:p>
+    <w:p>
+      <w:pPr>
+        <w:spacing w:after="40"/>
+        <w:ind w:left="510"/>
+      </w:pPr>
+      <w:r>
+        <w:rPr>
+          <w:rFonts w:ascii="Consolas" w:hAnsi="Consolas"/>
+          <w:b/>
+          <w:color w:val="207454"/>
+          <w:sz w:val="21"/>
+        </w:rPr>
+        <w:t xml:space="preserve">[X]  </w:t>
+      </w:r>
+      <w:r>
+        <w:rPr>
+          <w:rFonts w:ascii="Segoe UI" w:hAnsi="Segoe UI"/>
+          <w:b/>
           <w:color w:val="1C2530"/>
           <w:sz w:val="21"/>
         </w:rPr>
-        <w:t>Cierre parcial con motivo tipificado, que genera automáticamente una orden de seguimiento asociada a la original. Y devolución del supervisor con observación, que reabre el mantenimiento al mismo técnico conservando la traza del rechazo.</w:t>
-      </w:r>
-    </w:p>
-    <w:p>
-      <w:pPr>
-        <w:spacing w:after="60" w:before="0"/>
-        <w:ind w:left="0"/>
-      </w:pPr>
-      <w:r>
-        <w:rPr>
-          <w:rFonts w:ascii="Segoe UI" w:hAnsi="Segoe UI"/>
+        <w:t>Cierre parcial con motivo tipificado, que genera una orden de seguimiento asociada a la original</w:t>
+      </w:r>
+    </w:p>
+    <w:p>
+      <w:pPr>
+        <w:spacing w:after="40"/>
+        <w:ind w:left="510"/>
+      </w:pPr>
+      <w:r>
+        <w:rPr>
+          <w:rFonts w:ascii="Consolas" w:hAnsi="Consolas"/>
           <w:b/>
-          <w:i w:val="0"/>
-          <w:color w:val="B0700C"/>
-          <w:sz w:val="19"/>
-        </w:rPr>
-        <w:t>Necesitamos que responda</w:t>
-      </w:r>
-    </w:p>
-    <w:p>
-      <w:pPr>
-        <w:pStyle w:val="ListBullet"/>
-        <w:spacing w:after="60"/>
-        <w:ind w:left="454"/>
-      </w:pPr>
-      <w:r>
-        <w:rPr>
-          <w:rFonts w:ascii="Segoe UI" w:hAnsi="Segoe UI"/>
+          <w:color w:val="6E7A86"/>
+          <w:sz w:val="21"/>
+        </w:rPr>
+        <w:t xml:space="preserve">[  ]  </w:t>
+      </w:r>
+      <w:r>
+        <w:rPr>
+          <w:rFonts w:ascii="Segoe UI" w:hAnsi="Segoe UI"/>
+          <w:b w:val="0"/>
+          <w:color w:val="6E7A86"/>
+          <w:sz w:val="21"/>
+        </w:rPr>
+        <w:t>Se deja la orden abierta sin registrar nada</w:t>
+      </w:r>
+    </w:p>
+    <w:p>
+      <w:pPr>
+        <w:spacing w:after="40"/>
+        <w:ind w:left="510"/>
+      </w:pPr>
+      <w:r>
+        <w:rPr>
+          <w:rFonts w:ascii="Consolas" w:hAnsi="Consolas"/>
+          <w:b/>
+          <w:color w:val="6E7A86"/>
+          <w:sz w:val="21"/>
+        </w:rPr>
+        <w:t xml:space="preserve">[  ]  </w:t>
+      </w:r>
+      <w:r>
+        <w:rPr>
+          <w:rFonts w:ascii="Segoe UI" w:hAnsi="Segoe UI"/>
+          <w:b w:val="0"/>
+          <w:color w:val="6E7A86"/>
+          <w:sz w:val="21"/>
+        </w:rPr>
+        <w:t>Se suspende la orden y el supervisor decide</w:t>
+      </w:r>
+    </w:p>
+    <w:p>
+      <w:pPr>
+        <w:keepNext/>
+        <w:spacing w:before="120" w:after="40"/>
+        <w:ind w:left="227"/>
+      </w:pPr>
+      <w:r>
+        <w:rPr>
+          <w:rFonts w:ascii="Segoe UI" w:hAnsi="Segoe UI"/>
+          <w:b/>
+          <w:color w:val="1C2530"/>
+          <w:sz w:val="20"/>
+        </w:rPr>
+        <w:t>Motivos de trabajo incompleto que debe ofrecer el desplegable (marque los que apliquen)</w:t>
+      </w:r>
+    </w:p>
+    <w:p>
+      <w:pPr>
+        <w:spacing w:after="40"/>
+        <w:ind w:left="510"/>
+      </w:pPr>
+      <w:r>
+        <w:rPr>
+          <w:rFonts w:ascii="Consolas" w:hAnsi="Consolas"/>
+          <w:b/>
+          <w:color w:val="207454"/>
+          <w:sz w:val="21"/>
+        </w:rPr>
+        <w:t xml:space="preserve">[X]  </w:t>
+      </w:r>
+      <w:r>
+        <w:rPr>
+          <w:rFonts w:ascii="Segoe UI" w:hAnsi="Segoe UI"/>
+          <w:b/>
           <w:color w:val="1C2530"/>
           <w:sz w:val="21"/>
         </w:rPr>
-        <w:t>¿Qué motivos de trabajo incompleto son válidos? Necesitamos la lista para el desplegable.</w:t>
-      </w:r>
-    </w:p>
-    <w:p>
-      <w:pPr>
-        <w:pStyle w:val="ListBullet"/>
-        <w:spacing w:after="60"/>
-        <w:ind w:left="454"/>
-      </w:pPr>
-      <w:r>
-        <w:rPr>
-          <w:rFonts w:ascii="Segoe UI" w:hAnsi="Segoe UI"/>
+        <w:t>Falta de repuesto o material</w:t>
+      </w:r>
+    </w:p>
+    <w:p>
+      <w:pPr>
+        <w:spacing w:after="40"/>
+        <w:ind w:left="510"/>
+      </w:pPr>
+      <w:r>
+        <w:rPr>
+          <w:rFonts w:ascii="Consolas" w:hAnsi="Consolas"/>
+          <w:b/>
+          <w:color w:val="207454"/>
+          <w:sz w:val="21"/>
+        </w:rPr>
+        <w:t xml:space="preserve">[X]  </w:t>
+      </w:r>
+      <w:r>
+        <w:rPr>
+          <w:rFonts w:ascii="Segoe UI" w:hAnsi="Segoe UI"/>
+          <w:b/>
           <w:color w:val="1C2530"/>
           <w:sz w:val="21"/>
         </w:rPr>
-        <w:t>¿La segunda visita es una orden nueva o la misma orden reabierta?</w:t>
-      </w:r>
-    </w:p>
-    <w:p>
-      <w:pPr>
-        <w:pStyle w:val="ListBullet"/>
-        <w:spacing w:after="60"/>
-        <w:ind w:left="454"/>
-      </w:pPr>
-      <w:r>
-        <w:rPr>
-          <w:rFonts w:ascii="Segoe UI" w:hAnsi="Segoe UI"/>
+        <w:t>Condiciones climáticas</w:t>
+      </w:r>
+    </w:p>
+    <w:p>
+      <w:pPr>
+        <w:spacing w:after="40"/>
+        <w:ind w:left="510"/>
+      </w:pPr>
+      <w:r>
+        <w:rPr>
+          <w:rFonts w:ascii="Consolas" w:hAnsi="Consolas"/>
+          <w:b/>
+          <w:color w:val="207454"/>
+          <w:sz w:val="21"/>
+        </w:rPr>
+        <w:t xml:space="preserve">[X]  </w:t>
+      </w:r>
+      <w:r>
+        <w:rPr>
+          <w:rFonts w:ascii="Segoe UI" w:hAnsi="Segoe UI"/>
+          <w:b/>
           <w:color w:val="1C2530"/>
           <w:sz w:val="21"/>
         </w:rPr>
-        <w:t>Cuando el supervisor devuelve, ¿el técnico corrige el registro original o crea uno nuevo?</w:t>
-      </w:r>
-    </w:p>
-    <w:p>
-      <w:pPr>
-        <w:pStyle w:val="ListBullet"/>
-        <w:spacing w:after="60"/>
-        <w:ind w:left="454"/>
-      </w:pPr>
-      <w:r>
-        <w:rPr>
-          <w:rFonts w:ascii="Segoe UI" w:hAnsi="Segoe UI"/>
+        <w:t>Acceso restringido o activo inaccesible</w:t>
+      </w:r>
+    </w:p>
+    <w:p>
+      <w:pPr>
+        <w:spacing w:after="40"/>
+        <w:ind w:left="510"/>
+      </w:pPr>
+      <w:r>
+        <w:rPr>
+          <w:rFonts w:ascii="Consolas" w:hAnsi="Consolas"/>
+          <w:b/>
+          <w:color w:val="207454"/>
+          <w:sz w:val="21"/>
+        </w:rPr>
+        <w:t xml:space="preserve">[X]  </w:t>
+      </w:r>
+      <w:r>
+        <w:rPr>
+          <w:rFonts w:ascii="Segoe UI" w:hAnsi="Segoe UI"/>
+          <w:b/>
           <w:color w:val="1C2530"/>
           <w:sz w:val="21"/>
         </w:rPr>
-        <w:t>¿El rechazo debe notificar por correo?</w:t>
+        <w:t>Riesgo para la seguridad del técnico</w:t>
+      </w:r>
+    </w:p>
+    <w:p>
+      <w:pPr>
+        <w:spacing w:after="40"/>
+        <w:ind w:left="510"/>
+      </w:pPr>
+      <w:r>
+        <w:rPr>
+          <w:rFonts w:ascii="Consolas" w:hAnsi="Consolas"/>
+          <w:b/>
+          <w:color w:val="207454"/>
+          <w:sz w:val="21"/>
+        </w:rPr>
+        <w:t xml:space="preserve">[X]  </w:t>
+      </w:r>
+      <w:r>
+        <w:rPr>
+          <w:rFonts w:ascii="Segoe UI" w:hAnsi="Segoe UI"/>
+          <w:b/>
+          <w:color w:val="1C2530"/>
+          <w:sz w:val="21"/>
+        </w:rPr>
+        <w:t>Requiere personal o equipo especializado</w:t>
+      </w:r>
+    </w:p>
+    <w:p>
+      <w:pPr>
+        <w:keepNext/>
+        <w:spacing w:before="120" w:after="40"/>
+        <w:ind w:left="227"/>
+      </w:pPr>
+      <w:r>
+        <w:rPr>
+          <w:rFonts w:ascii="Segoe UI" w:hAnsi="Segoe UI"/>
+          <w:b/>
+          <w:color w:val="1C2530"/>
+          <w:sz w:val="20"/>
+        </w:rPr>
+        <w:t>Cuando el supervisor devuelve un mantenimiento, ¿qué ocurre?</w:t>
+      </w:r>
+    </w:p>
+    <w:p>
+      <w:pPr>
+        <w:spacing w:after="40"/>
+        <w:ind w:left="510"/>
+      </w:pPr>
+      <w:r>
+        <w:rPr>
+          <w:rFonts w:ascii="Consolas" w:hAnsi="Consolas"/>
+          <w:b/>
+          <w:color w:val="207454"/>
+          <w:sz w:val="21"/>
+        </w:rPr>
+        <w:t xml:space="preserve">[X]  </w:t>
+      </w:r>
+      <w:r>
+        <w:rPr>
+          <w:rFonts w:ascii="Segoe UI" w:hAnsi="Segoe UI"/>
+          <w:b/>
+          <w:color w:val="1C2530"/>
+          <w:sz w:val="21"/>
+        </w:rPr>
+        <w:t>Se reabre el mismo registro al técnico, conservando la traza del rechazo</w:t>
+      </w:r>
+    </w:p>
+    <w:p>
+      <w:pPr>
+        <w:spacing w:after="40"/>
+        <w:ind w:left="510"/>
+      </w:pPr>
+      <w:r>
+        <w:rPr>
+          <w:rFonts w:ascii="Consolas" w:hAnsi="Consolas"/>
+          <w:b/>
+          <w:color w:val="6E7A86"/>
+          <w:sz w:val="21"/>
+        </w:rPr>
+        <w:t xml:space="preserve">[  ]  </w:t>
+      </w:r>
+      <w:r>
+        <w:rPr>
+          <w:rFonts w:ascii="Segoe UI" w:hAnsi="Segoe UI"/>
+          <w:b w:val="0"/>
+          <w:color w:val="6E7A86"/>
+          <w:sz w:val="21"/>
+        </w:rPr>
+        <w:t>El técnico crea un registro nuevo</w:t>
+      </w:r>
+    </w:p>
+    <w:p>
+      <w:pPr>
+        <w:keepNext/>
+        <w:spacing w:before="120" w:after="40"/>
+        <w:ind w:left="227"/>
+      </w:pPr>
+      <w:r>
+        <w:rPr>
+          <w:rFonts w:ascii="Segoe UI" w:hAnsi="Segoe UI"/>
+          <w:b/>
+          <w:color w:val="1C2530"/>
+          <w:sz w:val="20"/>
+        </w:rPr>
+        <w:t>¿La devolución notifica por correo al técnico?</w:t>
+      </w:r>
+    </w:p>
+    <w:p>
+      <w:pPr>
+        <w:spacing w:after="40"/>
+        <w:ind w:left="510"/>
+      </w:pPr>
+      <w:r>
+        <w:rPr>
+          <w:rFonts w:ascii="Consolas" w:hAnsi="Consolas"/>
+          <w:b/>
+          <w:color w:val="207454"/>
+          <w:sz w:val="21"/>
+        </w:rPr>
+        <w:t xml:space="preserve">[X]  </w:t>
+      </w:r>
+      <w:r>
+        <w:rPr>
+          <w:rFonts w:ascii="Segoe UI" w:hAnsi="Segoe UI"/>
+          <w:b/>
+          <w:color w:val="1C2530"/>
+          <w:sz w:val="21"/>
+        </w:rPr>
+        <w:t>Sí</w:t>
+      </w:r>
+    </w:p>
+    <w:p>
+      <w:pPr>
+        <w:spacing w:after="40"/>
+        <w:ind w:left="510"/>
+      </w:pPr>
+      <w:r>
+        <w:rPr>
+          <w:rFonts w:ascii="Consolas" w:hAnsi="Consolas"/>
+          <w:b/>
+          <w:color w:val="6E7A86"/>
+          <w:sz w:val="21"/>
+        </w:rPr>
+        <w:t xml:space="preserve">[  ]  </w:t>
+      </w:r>
+      <w:r>
+        <w:rPr>
+          <w:rFonts w:ascii="Segoe UI" w:hAnsi="Segoe UI"/>
+          <w:b w:val="0"/>
+          <w:color w:val="6E7A86"/>
+          <w:sz w:val="21"/>
+        </w:rPr>
+        <w:t>No</w:t>
+      </w:r>
+    </w:p>
+    <w:p>
+      <w:pPr>
+        <w:spacing w:after="40" w:before="0"/>
+        <w:ind w:left="0"/>
+      </w:pPr>
+    </w:p>
+    <w:p>
+      <w:pPr>
+        <w:spacing w:after="60"/>
+        <w:ind w:left="510"/>
+      </w:pPr>
+      <w:r>
+        <w:rPr>
+          <w:rFonts w:ascii="Segoe UI" w:hAnsi="Segoe UI"/>
+          <w:color w:val="1C2530"/>
+          <w:sz w:val="21"/>
+        </w:rPr>
+        <w:t xml:space="preserve">Otros motivos a incluir:  </w:t>
+      </w:r>
+      <w:r>
+        <w:rPr>
+          <w:rFonts w:ascii="Segoe UI" w:hAnsi="Segoe UI"/>
+          <w:color w:val="B0700C"/>
+          <w:sz w:val="21"/>
+        </w:rPr>
+        <w:t>____________________________________________________________</w:t>
       </w:r>
     </w:p>
     <w:tbl>
@@ -4343,10 +5555,10 @@
             <w:tcW w:type="dxa" w:w="9746"/>
             <w:shd w:val="clear" w:fill="FFFDF5"/>
             <w:tcBorders>
-              <w:top w:val="single" w:sz="8" w:color="B0700C"/>
-              <w:left w:val="single" w:sz="8" w:color="B0700C"/>
-              <w:bottom w:val="single" w:sz="8" w:color="B0700C"/>
-              <w:right w:val="single" w:sz="8" w:color="B0700C"/>
+              <w:top w:val="single" w:sz="6" w:color="B0700C"/>
+              <w:left w:val="single" w:sz="6" w:color="B0700C"/>
+              <w:bottom w:val="single" w:sz="6" w:color="B0700C"/>
+              <w:right w:val="single" w:sz="6" w:color="B0700C"/>
             </w:tcBorders>
           </w:tcPr>
           <w:p>
@@ -4358,45 +5570,9 @@
                 <w:rFonts w:ascii="Segoe UI" w:hAnsi="Segoe UI"/>
                 <w:b/>
                 <w:color w:val="B0700C"/>
-                <w:sz w:val="17"/>
+                <w:sz w:val="16"/>
               </w:rPr>
-              <w:t>RESPUESTA</w:t>
-            </w:r>
-          </w:p>
-          <w:p>
-            <w:pPr>
-              <w:spacing w:after="0" w:before="0"/>
-            </w:pPr>
-            <w:r>
-              <w:rPr>
-                <w:rFonts w:ascii="Segoe UI" w:hAnsi="Segoe UI"/>
-                <w:sz w:val="21"/>
-              </w:rPr>
-              <w:t xml:space="preserve"> </w:t>
-            </w:r>
-          </w:p>
-          <w:p>
-            <w:pPr>
-              <w:spacing w:after="0" w:before="0"/>
-            </w:pPr>
-            <w:r>
-              <w:rPr>
-                <w:rFonts w:ascii="Segoe UI" w:hAnsi="Segoe UI"/>
-                <w:sz w:val="21"/>
-              </w:rPr>
-              <w:t xml:space="preserve"> </w:t>
-            </w:r>
-          </w:p>
-          <w:p>
-            <w:pPr>
-              <w:spacing w:after="0" w:before="0"/>
-            </w:pPr>
-            <w:r>
-              <w:rPr>
-                <w:rFonts w:ascii="Segoe UI" w:hAnsi="Segoe UI"/>
-                <w:sz w:val="21"/>
-              </w:rPr>
-              <w:t xml:space="preserve"> </w:t>
+              <w:t>SI DESEA MATIZAR O AGREGAR ALGO (opcional)</w:t>
             </w:r>
           </w:p>
           <w:p>
@@ -4545,72 +5721,162 @@
           <w:rFonts w:ascii="Segoe UI" w:hAnsi="Segoe UI"/>
           <w:b/>
           <w:i w:val="0"/>
-          <w:color w:val="6E7A86"/>
+          <w:color w:val="B0700C"/>
           <w:sz w:val="19"/>
         </w:rPr>
-        <w:t>Qué proponemos</w:t>
-      </w:r>
-    </w:p>
-    <w:p>
-      <w:pPr>
-        <w:spacing w:after="120" w:before="0"/>
-        <w:ind w:left="0"/>
-      </w:pPr>
-      <w:r>
-        <w:rPr>
-          <w:rFonts w:ascii="Segoe UI" w:hAnsi="Segoe UI"/>
-          <w:b w:val="0"/>
-          <w:i w:val="0"/>
+        <w:t>Nuestra propuesta. Confirme o corrija.</w:t>
+      </w:r>
+    </w:p>
+    <w:p>
+      <w:pPr>
+        <w:keepNext/>
+        <w:spacing w:before="120" w:after="40"/>
+        <w:ind w:left="227"/>
+      </w:pPr>
+      <w:r>
+        <w:rPr>
+          <w:rFonts w:ascii="Segoe UI" w:hAnsi="Segoe UI"/>
+          <w:b/>
+          <w:color w:val="1C2530"/>
+          <w:sz w:val="20"/>
+        </w:rPr>
+        <w:t>¿Puede el técnico reportar un activo que no está en el inventario?</w:t>
+      </w:r>
+    </w:p>
+    <w:p>
+      <w:pPr>
+        <w:spacing w:after="40"/>
+        <w:ind w:left="510"/>
+      </w:pPr>
+      <w:r>
+        <w:rPr>
+          <w:rFonts w:ascii="Consolas" w:hAnsi="Consolas"/>
+          <w:b/>
+          <w:color w:val="207454"/>
+          <w:sz w:val="21"/>
+        </w:rPr>
+        <w:t xml:space="preserve">[X]  </w:t>
+      </w:r>
+      <w:r>
+        <w:rPr>
+          <w:rFonts w:ascii="Segoe UI" w:hAnsi="Segoe UI"/>
+          <w:b/>
           <w:color w:val="1C2530"/>
           <w:sz w:val="21"/>
         </w:rPr>
-        <w:t>Permitir al técnico levantar un reporte de novedad con foto, coordenada y descripción, que llega al supervisor como solicitud de alta de activo o de orden correctiva, sin que el técnico pueda crear activos directamente.</w:t>
-      </w:r>
-    </w:p>
-    <w:p>
-      <w:pPr>
-        <w:spacing w:after="60" w:before="0"/>
-        <w:ind w:left="0"/>
-      </w:pPr>
-      <w:r>
-        <w:rPr>
-          <w:rFonts w:ascii="Segoe UI" w:hAnsi="Segoe UI"/>
+        <w:t>Sí, levanta una novedad con foto y coordenada; el supervisor decide si lo da de alta</w:t>
+      </w:r>
+    </w:p>
+    <w:p>
+      <w:pPr>
+        <w:spacing w:after="40"/>
+        <w:ind w:left="510"/>
+      </w:pPr>
+      <w:r>
+        <w:rPr>
+          <w:rFonts w:ascii="Consolas" w:hAnsi="Consolas"/>
           <w:b/>
-          <w:i w:val="0"/>
-          <w:color w:val="B0700C"/>
-          <w:sz w:val="19"/>
-        </w:rPr>
-        <w:t>Necesitamos que responda</w:t>
-      </w:r>
-    </w:p>
-    <w:p>
-      <w:pPr>
-        <w:pStyle w:val="ListBullet"/>
-        <w:spacing w:after="60"/>
-        <w:ind w:left="454"/>
-      </w:pPr>
-      <w:r>
-        <w:rPr>
-          <w:rFonts w:ascii="Segoe UI" w:hAnsi="Segoe UI"/>
+          <w:color w:val="6E7A86"/>
+          <w:sz w:val="21"/>
+        </w:rPr>
+        <w:t xml:space="preserve">[  ]  </w:t>
+      </w:r>
+      <w:r>
+        <w:rPr>
+          <w:rFonts w:ascii="Segoe UI" w:hAnsi="Segoe UI"/>
+          <w:b w:val="0"/>
+          <w:color w:val="6E7A86"/>
+          <w:sz w:val="21"/>
+        </w:rPr>
+        <w:t>No, el inventario solo lo modifica el administrador</w:t>
+      </w:r>
+    </w:p>
+    <w:p>
+      <w:pPr>
+        <w:keepNext/>
+        <w:spacing w:before="120" w:after="40"/>
+        <w:ind w:left="227"/>
+      </w:pPr>
+      <w:r>
+        <w:rPr>
+          <w:rFonts w:ascii="Segoe UI" w:hAnsi="Segoe UI"/>
+          <w:b/>
+          <w:color w:val="1C2530"/>
+          <w:sz w:val="20"/>
+        </w:rPr>
+        <w:t>Cuando un activo queda fuera de servicio, ¿qué debe pasar?</w:t>
+      </w:r>
+    </w:p>
+    <w:p>
+      <w:pPr>
+        <w:spacing w:after="40"/>
+        <w:ind w:left="510"/>
+      </w:pPr>
+      <w:r>
+        <w:rPr>
+          <w:rFonts w:ascii="Consolas" w:hAnsi="Consolas"/>
+          <w:b/>
+          <w:color w:val="207454"/>
+          <w:sz w:val="21"/>
+        </w:rPr>
+        <w:t xml:space="preserve">[X]  </w:t>
+      </w:r>
+      <w:r>
+        <w:rPr>
+          <w:rFonts w:ascii="Segoe UI" w:hAnsi="Segoe UI"/>
+          <w:b/>
           <w:color w:val="1C2530"/>
           <w:sz w:val="21"/>
         </w:rPr>
-        <w:t>¿Los técnicos deben poder reportar novedades de activos no inventariados?</w:t>
-      </w:r>
-    </w:p>
-    <w:p>
-      <w:pPr>
-        <w:pStyle w:val="ListBullet"/>
-        <w:spacing w:after="60"/>
-        <w:ind w:left="454"/>
-      </w:pPr>
-      <w:r>
-        <w:rPr>
-          <w:rFonts w:ascii="Segoe UI" w:hAnsi="Segoe UI"/>
-          <w:color w:val="1C2530"/>
+        <w:t>El sistema genera automáticamente una orden correctiva</w:t>
+      </w:r>
+    </w:p>
+    <w:p>
+      <w:pPr>
+        <w:spacing w:after="40"/>
+        <w:ind w:left="510"/>
+      </w:pPr>
+      <w:r>
+        <w:rPr>
+          <w:rFonts w:ascii="Consolas" w:hAnsi="Consolas"/>
+          <w:b/>
+          <w:color w:val="6E7A86"/>
           <w:sz w:val="21"/>
         </w:rPr>
-        <w:t>Un activo que queda fuera de servicio, ¿debe generar automáticamente una orden correctiva, o el correctivo se gestiona por fuera del sistema?</w:t>
+        <w:t xml:space="preserve">[  ]  </w:t>
+      </w:r>
+      <w:r>
+        <w:rPr>
+          <w:rFonts w:ascii="Segoe UI" w:hAnsi="Segoe UI"/>
+          <w:b w:val="0"/>
+          <w:color w:val="6E7A86"/>
+          <w:sz w:val="21"/>
+        </w:rPr>
+        <w:t>El supervisor la crea manualmente si lo considera</w:t>
+      </w:r>
+    </w:p>
+    <w:p>
+      <w:pPr>
+        <w:spacing w:after="40"/>
+        <w:ind w:left="510"/>
+      </w:pPr>
+      <w:r>
+        <w:rPr>
+          <w:rFonts w:ascii="Consolas" w:hAnsi="Consolas"/>
+          <w:b/>
+          <w:color w:val="6E7A86"/>
+          <w:sz w:val="21"/>
+        </w:rPr>
+        <w:t xml:space="preserve">[  ]  </w:t>
+      </w:r>
+      <w:r>
+        <w:rPr>
+          <w:rFonts w:ascii="Segoe UI" w:hAnsi="Segoe UI"/>
+          <w:b w:val="0"/>
+          <w:color w:val="6E7A86"/>
+          <w:sz w:val="21"/>
+        </w:rPr>
+        <w:t>El correctivo se gestiona por fuera del sistema</w:t>
       </w:r>
     </w:p>
     <w:tbl>
@@ -4628,10 +5894,10 @@
             <w:tcW w:type="dxa" w:w="9746"/>
             <w:shd w:val="clear" w:fill="FFFDF5"/>
             <w:tcBorders>
-              <w:top w:val="single" w:sz="8" w:color="B0700C"/>
-              <w:left w:val="single" w:sz="8" w:color="B0700C"/>
-              <w:bottom w:val="single" w:sz="8" w:color="B0700C"/>
-              <w:right w:val="single" w:sz="8" w:color="B0700C"/>
+              <w:top w:val="single" w:sz="6" w:color="B0700C"/>
+              <w:left w:val="single" w:sz="6" w:color="B0700C"/>
+              <w:bottom w:val="single" w:sz="6" w:color="B0700C"/>
+              <w:right w:val="single" w:sz="6" w:color="B0700C"/>
             </w:tcBorders>
           </w:tcPr>
           <w:p>
@@ -4643,33 +5909,9 @@
                 <w:rFonts w:ascii="Segoe UI" w:hAnsi="Segoe UI"/>
                 <w:b/>
                 <w:color w:val="B0700C"/>
-                <w:sz w:val="17"/>
+                <w:sz w:val="16"/>
               </w:rPr>
-              <w:t>RESPUESTA</w:t>
-            </w:r>
-          </w:p>
-          <w:p>
-            <w:pPr>
-              <w:spacing w:after="0" w:before="0"/>
-            </w:pPr>
-            <w:r>
-              <w:rPr>
-                <w:rFonts w:ascii="Segoe UI" w:hAnsi="Segoe UI"/>
-                <w:sz w:val="21"/>
-              </w:rPr>
-              <w:t xml:space="preserve"> </w:t>
-            </w:r>
-          </w:p>
-          <w:p>
-            <w:pPr>
-              <w:spacing w:after="0" w:before="0"/>
-            </w:pPr>
-            <w:r>
-              <w:rPr>
-                <w:rFonts w:ascii="Segoe UI" w:hAnsi="Segoe UI"/>
-                <w:sz w:val="21"/>
-              </w:rPr>
-              <w:t xml:space="preserve"> </w:t>
+              <w:t>SI DESEA MATIZAR O AGREGAR ALGO (opcional)</w:t>
             </w:r>
           </w:p>
           <w:p>
@@ -4842,79 +6084,238 @@
           <w:rFonts w:ascii="Segoe UI" w:hAnsi="Segoe UI"/>
           <w:b/>
           <w:i w:val="0"/>
-          <w:color w:val="6E7A86"/>
+          <w:color w:val="B0700C"/>
           <w:sz w:val="19"/>
         </w:rPr>
-        <w:t>Qué proponemos</w:t>
-      </w:r>
-    </w:p>
-    <w:p>
-      <w:pPr>
-        <w:spacing w:after="120" w:before="0"/>
-        <w:ind w:left="0"/>
-      </w:pPr>
-      <w:r>
-        <w:rPr>
-          <w:rFonts w:ascii="Segoe UI" w:hAnsi="Segoe UI"/>
-          <w:b w:val="0"/>
-          <w:i w:val="0"/>
+        <w:t>Nuestra propuesta. Confirme o corrija.</w:t>
+      </w:r>
+    </w:p>
+    <w:p>
+      <w:pPr>
+        <w:keepNext/>
+        <w:spacing w:before="120" w:after="40"/>
+        <w:ind w:left="227"/>
+      </w:pPr>
+      <w:r>
+        <w:rPr>
+          <w:rFonts w:ascii="Segoe UI" w:hAnsi="Segoe UI"/>
+          <w:b/>
+          <w:color w:val="1C2530"/>
+          <w:sz w:val="20"/>
+        </w:rPr>
+        <w:t>¿Con qué tipos de activo arrancamos?</w:t>
+      </w:r>
+    </w:p>
+    <w:p>
+      <w:pPr>
+        <w:spacing w:after="40"/>
+        <w:ind w:left="510"/>
+      </w:pPr>
+      <w:r>
+        <w:rPr>
+          <w:rFonts w:ascii="Consolas" w:hAnsi="Consolas"/>
+          <w:b/>
+          <w:color w:val="207454"/>
+          <w:sz w:val="21"/>
+        </w:rPr>
+        <w:t xml:space="preserve">[X]  </w:t>
+      </w:r>
+      <w:r>
+        <w:rPr>
+          <w:rFonts w:ascii="Segoe UI" w:hAnsi="Segoe UI"/>
+          <w:b/>
           <w:color w:val="1C2530"/>
           <w:sz w:val="21"/>
         </w:rPr>
-        <w:t>Arrancar con tres tipos que cubran la mayor cantidad de activos y de casuística (postes SOS, CCTV y paneles de mensaje variable), validar el ciclo completo en campo con ellos, e incorporar el resto en tandas quincenales según criticidad.</w:t>
-      </w:r>
-    </w:p>
-    <w:p>
-      <w:pPr>
-        <w:spacing w:after="60" w:before="0"/>
-        <w:ind w:left="0"/>
-      </w:pPr>
-      <w:r>
-        <w:rPr>
-          <w:rFonts w:ascii="Segoe UI" w:hAnsi="Segoe UI"/>
+        <w:t>Tres tipos: postes SOS, CCTV y paneles de mensaje variable</w:t>
+      </w:r>
+    </w:p>
+    <w:p>
+      <w:pPr>
+        <w:spacing w:after="40"/>
+        <w:ind w:left="510"/>
+      </w:pPr>
+      <w:r>
+        <w:rPr>
+          <w:rFonts w:ascii="Consolas" w:hAnsi="Consolas"/>
           <w:b/>
-          <w:i w:val="0"/>
-          <w:color w:val="B0700C"/>
-          <w:sz w:val="19"/>
-        </w:rPr>
-        <w:t>Necesitamos que responda</w:t>
-      </w:r>
-    </w:p>
-    <w:p>
-      <w:pPr>
-        <w:pStyle w:val="ListBullet"/>
-        <w:spacing w:after="60"/>
-        <w:ind w:left="454"/>
-      </w:pPr>
-      <w:r>
-        <w:rPr>
-          <w:rFonts w:ascii="Segoe UI" w:hAnsi="Segoe UI"/>
+          <w:color w:val="6E7A86"/>
+          <w:sz w:val="21"/>
+        </w:rPr>
+        <w:t xml:space="preserve">[  ]  </w:t>
+      </w:r>
+      <w:r>
+        <w:rPr>
+          <w:rFonts w:ascii="Segoe UI" w:hAnsi="Segoe UI"/>
+          <w:b w:val="0"/>
+          <w:color w:val="6E7A86"/>
+          <w:sz w:val="21"/>
+        </w:rPr>
+        <w:t>Otros tres tipos</w:t>
+      </w:r>
+    </w:p>
+    <w:p>
+      <w:pPr>
+        <w:spacing w:after="40"/>
+        <w:ind w:left="510"/>
+      </w:pPr>
+      <w:r>
+        <w:rPr>
+          <w:rFonts w:ascii="Consolas" w:hAnsi="Consolas"/>
+          <w:b/>
+          <w:color w:val="6E7A86"/>
+          <w:sz w:val="21"/>
+        </w:rPr>
+        <w:t xml:space="preserve">[  ]  </w:t>
+      </w:r>
+      <w:r>
+        <w:rPr>
+          <w:rFonts w:ascii="Segoe UI" w:hAnsi="Segoe UI"/>
+          <w:b w:val="0"/>
+          <w:color w:val="6E7A86"/>
+          <w:sz w:val="21"/>
+        </w:rPr>
+        <w:t>Los 18 tipos a la vez</w:t>
+      </w:r>
+    </w:p>
+    <w:p>
+      <w:pPr>
+        <w:keepNext/>
+        <w:spacing w:before="120" w:after="40"/>
+        <w:ind w:left="227"/>
+      </w:pPr>
+      <w:r>
+        <w:rPr>
+          <w:rFonts w:ascii="Segoe UI" w:hAnsi="Segoe UI"/>
+          <w:b/>
+          <w:color w:val="1C2530"/>
+          <w:sz w:val="20"/>
+        </w:rPr>
+        <w:t>¿De dónde salen las preguntas de cada checklist?</w:t>
+      </w:r>
+    </w:p>
+    <w:p>
+      <w:pPr>
+        <w:spacing w:after="40"/>
+        <w:ind w:left="510"/>
+      </w:pPr>
+      <w:r>
+        <w:rPr>
+          <w:rFonts w:ascii="Consolas" w:hAnsi="Consolas"/>
+          <w:b/>
+          <w:color w:val="207454"/>
+          <w:sz w:val="21"/>
+        </w:rPr>
+        <w:t xml:space="preserve">[X]  </w:t>
+      </w:r>
+      <w:r>
+        <w:rPr>
+          <w:rFonts w:ascii="Segoe UI" w:hAnsi="Segoe UI"/>
+          <w:b/>
           <w:color w:val="1C2530"/>
           <w:sz w:val="21"/>
         </w:rPr>
-        <w:t>¿Cuáles tres tipos priorizamos? ¿Coincide con SOS, CCTV y paneles?</w:t>
-      </w:r>
-    </w:p>
-    <w:p>
-      <w:pPr>
-        <w:pStyle w:val="ListBullet"/>
-        <w:spacing w:after="60"/>
-        <w:ind w:left="454"/>
-      </w:pPr>
-      <w:r>
-        <w:rPr>
-          <w:rFonts w:ascii="Segoe UI" w:hAnsi="Segoe UI"/>
+        <w:t>Se transcriben los formatos de inspección en papel que ya se usan</w:t>
+      </w:r>
+    </w:p>
+    <w:p>
+      <w:pPr>
+        <w:spacing w:after="40"/>
+        <w:ind w:left="510"/>
+      </w:pPr>
+      <w:r>
+        <w:rPr>
+          <w:rFonts w:ascii="Consolas" w:hAnsi="Consolas"/>
+          <w:b/>
+          <w:color w:val="6E7A86"/>
+          <w:sz w:val="21"/>
+        </w:rPr>
+        <w:t xml:space="preserve">[  ]  </w:t>
+      </w:r>
+      <w:r>
+        <w:rPr>
+          <w:rFonts w:ascii="Segoe UI" w:hAnsi="Segoe UI"/>
+          <w:b w:val="0"/>
+          <w:color w:val="6E7A86"/>
+          <w:sz w:val="21"/>
+        </w:rPr>
+        <w:t>Se redactan desde cero con el equipo técnico</w:t>
+      </w:r>
+    </w:p>
+    <w:p>
+      <w:pPr>
+        <w:keepNext/>
+        <w:spacing w:before="120" w:after="40"/>
+        <w:ind w:left="227"/>
+      </w:pPr>
+      <w:r>
+        <w:rPr>
+          <w:rFonts w:ascii="Segoe UI" w:hAnsi="Segoe UI"/>
+          <w:b/>
+          <w:color w:val="1C2530"/>
+          <w:sz w:val="20"/>
+        </w:rPr>
+        <w:t>¿Hay una exigencia contractual sobre qué debe contener una inspección?</w:t>
+      </w:r>
+    </w:p>
+    <w:p>
+      <w:pPr>
+        <w:spacing w:after="40"/>
+        <w:ind w:left="510"/>
+      </w:pPr>
+      <w:r>
+        <w:rPr>
+          <w:rFonts w:ascii="Consolas" w:hAnsi="Consolas"/>
+          <w:b/>
+          <w:color w:val="6E7A86"/>
+          <w:sz w:val="21"/>
+        </w:rPr>
+        <w:t xml:space="preserve">[  ]  </w:t>
+      </w:r>
+      <w:r>
+        <w:rPr>
+          <w:rFonts w:ascii="Segoe UI" w:hAnsi="Segoe UI"/>
+          <w:b w:val="0"/>
+          <w:color w:val="6E7A86"/>
+          <w:sz w:val="21"/>
+        </w:rPr>
+        <w:t>Sí, existe un requisito de interventoría o del contrato</w:t>
+      </w:r>
+    </w:p>
+    <w:p>
+      <w:pPr>
+        <w:spacing w:after="40"/>
+        <w:ind w:left="510"/>
+      </w:pPr>
+      <w:r>
+        <w:rPr>
+          <w:rFonts w:ascii="Consolas" w:hAnsi="Consolas"/>
+          <w:b/>
+          <w:color w:val="207454"/>
+          <w:sz w:val="21"/>
+        </w:rPr>
+        <w:t xml:space="preserve">[X]  </w:t>
+      </w:r>
+      <w:r>
+        <w:rPr>
+          <w:rFonts w:ascii="Segoe UI" w:hAnsi="Segoe UI"/>
+          <w:b/>
           <w:color w:val="1C2530"/>
           <w:sz w:val="21"/>
         </w:rPr>
-        <w:t>¿Quién redacta y valida técnicamente las preguntas de cada tipo, y con qué disponibilidad?</w:t>
-      </w:r>
-    </w:p>
-    <w:p>
-      <w:pPr>
-        <w:pStyle w:val="ListBullet"/>
+        <w:t>No, el contenido lo define el criterio técnico de la Concesión</w:t>
+      </w:r>
+    </w:p>
+    <w:p>
+      <w:pPr>
+        <w:spacing w:after="40" w:before="0"/>
+        <w:ind w:left="0"/>
+      </w:pPr>
+    </w:p>
+    <w:p>
+      <w:pPr>
         <w:spacing w:after="60"/>
-        <w:ind w:left="454"/>
+        <w:ind w:left="510"/>
       </w:pPr>
       <w:r>
         <w:rPr>
@@ -4922,14 +6323,21 @@
           <w:color w:val="1C2530"/>
           <w:sz w:val="21"/>
         </w:rPr>
-        <w:t>¿Existen formatos de inspección en papel vigentes que podamos transcribir en lugar de redactar desde cero? Sería la vía más rápida y la que mejor refleja la práctica real.</w:t>
-      </w:r>
-    </w:p>
-    <w:p>
-      <w:pPr>
-        <w:pStyle w:val="ListBullet"/>
+        <w:t xml:space="preserve">Si son otros tres tipos, ¿cuáles?:  </w:t>
+      </w:r>
+      <w:r>
+        <w:rPr>
+          <w:rFonts w:ascii="Segoe UI" w:hAnsi="Segoe UI"/>
+          <w:color w:val="B0700C"/>
+          <w:sz w:val="21"/>
+        </w:rPr>
+        <w:t>____________________________________________________________</w:t>
+      </w:r>
+    </w:p>
+    <w:p>
+      <w:pPr>
         <w:spacing w:after="60"/>
-        <w:ind w:left="454"/>
+        <w:ind w:left="510"/>
       </w:pPr>
       <w:r>
         <w:rPr>
@@ -4937,7 +6345,59 @@
           <w:color w:val="1C2530"/>
           <w:sz w:val="21"/>
         </w:rPr>
-        <w:t>¿Hay un requisito contractual o de interventoría sobre qué debe contener una inspección?</w:t>
+        <w:t xml:space="preserve">Quién redacta y valida las preguntas:  </w:t>
+      </w:r>
+      <w:r>
+        <w:rPr>
+          <w:rFonts w:ascii="Segoe UI" w:hAnsi="Segoe UI"/>
+          <w:color w:val="B0700C"/>
+          <w:sz w:val="21"/>
+        </w:rPr>
+        <w:t>____________________________________________________________</w:t>
+      </w:r>
+    </w:p>
+    <w:p>
+      <w:pPr>
+        <w:spacing w:after="60"/>
+        <w:ind w:left="510"/>
+      </w:pPr>
+      <w:r>
+        <w:rPr>
+          <w:rFonts w:ascii="Segoe UI" w:hAnsi="Segoe UI"/>
+          <w:color w:val="1C2530"/>
+          <w:sz w:val="21"/>
+        </w:rPr>
+        <w:t xml:space="preserve">Disponibilidad semanal de esa persona:  </w:t>
+      </w:r>
+      <w:r>
+        <w:rPr>
+          <w:rFonts w:ascii="Segoe UI" w:hAnsi="Segoe UI"/>
+          <w:color w:val="B0700C"/>
+          <w:sz w:val="21"/>
+        </w:rPr>
+        <w:t>____________________________________________________________</w:t>
+      </w:r>
+    </w:p>
+    <w:p>
+      <w:pPr>
+        <w:spacing w:after="60"/>
+        <w:ind w:left="510"/>
+      </w:pPr>
+      <w:r>
+        <w:rPr>
+          <w:rFonts w:ascii="Segoe UI" w:hAnsi="Segoe UI"/>
+          <w:color w:val="1C2530"/>
+          <w:sz w:val="21"/>
+        </w:rPr>
+        <w:t xml:space="preserve">Si es contractual, ¿qué documento lo exige?:  </w:t>
+      </w:r>
+      <w:r>
+        <w:rPr>
+          <w:rFonts w:ascii="Segoe UI" w:hAnsi="Segoe UI"/>
+          <w:color w:val="B0700C"/>
+          <w:sz w:val="21"/>
+        </w:rPr>
+        <w:t>____________________________________________________________</w:t>
       </w:r>
     </w:p>
     <w:tbl>
@@ -4955,10 +6415,10 @@
             <w:tcW w:type="dxa" w:w="9746"/>
             <w:shd w:val="clear" w:fill="FFFDF5"/>
             <w:tcBorders>
-              <w:top w:val="single" w:sz="8" w:color="B0700C"/>
-              <w:left w:val="single" w:sz="8" w:color="B0700C"/>
-              <w:bottom w:val="single" w:sz="8" w:color="B0700C"/>
-              <w:right w:val="single" w:sz="8" w:color="B0700C"/>
+              <w:top w:val="single" w:sz="6" w:color="B0700C"/>
+              <w:left w:val="single" w:sz="6" w:color="B0700C"/>
+              <w:bottom w:val="single" w:sz="6" w:color="B0700C"/>
+              <w:right w:val="single" w:sz="6" w:color="B0700C"/>
             </w:tcBorders>
           </w:tcPr>
           <w:p>
@@ -4970,57 +6430,9 @@
                 <w:rFonts w:ascii="Segoe UI" w:hAnsi="Segoe UI"/>
                 <w:b/>
                 <w:color w:val="B0700C"/>
-                <w:sz w:val="17"/>
+                <w:sz w:val="16"/>
               </w:rPr>
-              <w:t>RESPUESTA</w:t>
-            </w:r>
-          </w:p>
-          <w:p>
-            <w:pPr>
-              <w:spacing w:after="0" w:before="0"/>
-            </w:pPr>
-            <w:r>
-              <w:rPr>
-                <w:rFonts w:ascii="Segoe UI" w:hAnsi="Segoe UI"/>
-                <w:sz w:val="21"/>
-              </w:rPr>
-              <w:t xml:space="preserve"> </w:t>
-            </w:r>
-          </w:p>
-          <w:p>
-            <w:pPr>
-              <w:spacing w:after="0" w:before="0"/>
-            </w:pPr>
-            <w:r>
-              <w:rPr>
-                <w:rFonts w:ascii="Segoe UI" w:hAnsi="Segoe UI"/>
-                <w:sz w:val="21"/>
-              </w:rPr>
-              <w:t xml:space="preserve"> </w:t>
-            </w:r>
-          </w:p>
-          <w:p>
-            <w:pPr>
-              <w:spacing w:after="0" w:before="0"/>
-            </w:pPr>
-            <w:r>
-              <w:rPr>
-                <w:rFonts w:ascii="Segoe UI" w:hAnsi="Segoe UI"/>
-                <w:sz w:val="21"/>
-              </w:rPr>
-              <w:t xml:space="preserve"> </w:t>
-            </w:r>
-          </w:p>
-          <w:p>
-            <w:pPr>
-              <w:spacing w:after="0" w:before="0"/>
-            </w:pPr>
-            <w:r>
-              <w:rPr>
-                <w:rFonts w:ascii="Segoe UI" w:hAnsi="Segoe UI"/>
-                <w:sz w:val="21"/>
-              </w:rPr>
-              <w:t xml:space="preserve"> </w:t>
+              <w:t>SI DESEA MATIZAR O AGREGAR ALGO (opcional)</w:t>
             </w:r>
           </w:p>
           <w:p>
@@ -5124,7 +6536,7 @@
           <w:color w:val="1C2530"/>
           <w:sz w:val="21"/>
         </w:rPr>
-        <w:t>El requerimiento habla de hasta 6 fotografías. El modelo de datos las soporta de dos maneras a la vez, incompatibles entre sí: dos campos fijos dentro del registro de mantenimiento (imagen de inicio e imagen final) y una tabla separada sin límite. Lo mismo ocurre con las firmas. Las tablas separadas están vacías.</w:t>
+        <w:t>El requerimiento habla de hasta 6 fotografías. El modelo de datos las soporta de dos maneras a la vez, incompatibles entre sí: dos campos fijos dentro del registro de mantenimiento y una tabla separada sin límite. Lo mismo ocurre con las firmas. Las tablas separadas están vacías.</w:t>
       </w:r>
     </w:p>
     <w:p>
@@ -5169,94 +6581,302 @@
           <w:rFonts w:ascii="Segoe UI" w:hAnsi="Segoe UI"/>
           <w:b/>
           <w:i w:val="0"/>
-          <w:color w:val="6E7A86"/>
+          <w:color w:val="B0700C"/>
           <w:sz w:val="19"/>
         </w:rPr>
-        <w:t>Qué proponemos</w:t>
-      </w:r>
-    </w:p>
-    <w:p>
-      <w:pPr>
-        <w:spacing w:after="120" w:before="0"/>
-        <w:ind w:left="0"/>
-      </w:pPr>
-      <w:r>
-        <w:rPr>
-          <w:rFonts w:ascii="Segoe UI" w:hAnsi="Segoe UI"/>
-          <w:b w:val="0"/>
-          <w:i w:val="0"/>
+        <w:t>Nuestra propuesta. Confirme o corrija.</w:t>
+      </w:r>
+    </w:p>
+    <w:p>
+      <w:pPr>
+        <w:keepNext/>
+        <w:spacing w:before="120" w:after="40"/>
+        <w:ind w:left="227"/>
+      </w:pPr>
+      <w:r>
+        <w:rPr>
+          <w:rFonts w:ascii="Segoe UI" w:hAnsi="Segoe UI"/>
+          <w:b/>
+          <w:color w:val="1C2530"/>
+          <w:sz w:val="20"/>
+        </w:rPr>
+        <w:t>¿Cuántas fotografías exige una inspección?</w:t>
+      </w:r>
+    </w:p>
+    <w:p>
+      <w:pPr>
+        <w:spacing w:after="40"/>
+        <w:ind w:left="510"/>
+      </w:pPr>
+      <w:r>
+        <w:rPr>
+          <w:rFonts w:ascii="Consolas" w:hAnsi="Consolas"/>
+          <w:b/>
+          <w:color w:val="207454"/>
+          <w:sz w:val="21"/>
+        </w:rPr>
+        <w:t xml:space="preserve">[X]  </w:t>
+      </w:r>
+      <w:r>
+        <w:rPr>
+          <w:rFonts w:ascii="Segoe UI" w:hAnsi="Segoe UI"/>
+          <w:b/>
           <w:color w:val="1C2530"/>
           <w:sz w:val="21"/>
         </w:rPr>
-        <w:t>Si se mantienen las 6 fotografías, la única vía viable es la tabla separada, y hay que retirar los campos fijos del registro de mantenimiento. Firma del técnico siempre; firma del supervisor solo si efectivamente firma en campo.</w:t>
-      </w:r>
-    </w:p>
-    <w:p>
-      <w:pPr>
-        <w:spacing w:after="60" w:before="0"/>
-        <w:ind w:left="0"/>
-      </w:pPr>
-      <w:r>
-        <w:rPr>
-          <w:rFonts w:ascii="Segoe UI" w:hAnsi="Segoe UI"/>
+        <w:t>Mínimo 3 obligatorias y hasta 6 en total</w:t>
+      </w:r>
+    </w:p>
+    <w:p>
+      <w:pPr>
+        <w:spacing w:after="40"/>
+        <w:ind w:left="510"/>
+      </w:pPr>
+      <w:r>
+        <w:rPr>
+          <w:rFonts w:ascii="Consolas" w:hAnsi="Consolas"/>
           <w:b/>
-          <w:i w:val="0"/>
-          <w:color w:val="B0700C"/>
-          <w:sz w:val="19"/>
-        </w:rPr>
-        <w:t>Necesitamos que responda</w:t>
-      </w:r>
-    </w:p>
-    <w:p>
-      <w:pPr>
-        <w:pStyle w:val="ListBullet"/>
-        <w:spacing w:after="60"/>
-        <w:ind w:left="454"/>
-      </w:pPr>
-      <w:r>
-        <w:rPr>
-          <w:rFonts w:ascii="Segoe UI" w:hAnsi="Segoe UI"/>
+          <w:color w:val="6E7A86"/>
+          <w:sz w:val="21"/>
+        </w:rPr>
+        <w:t xml:space="preserve">[  ]  </w:t>
+      </w:r>
+      <w:r>
+        <w:rPr>
+          <w:rFonts w:ascii="Segoe UI" w:hAnsi="Segoe UI"/>
+          <w:b w:val="0"/>
+          <w:color w:val="6E7A86"/>
+          <w:sz w:val="21"/>
+        </w:rPr>
+        <w:t>Solo 2: una de inicio y una final</w:t>
+      </w:r>
+    </w:p>
+    <w:p>
+      <w:pPr>
+        <w:spacing w:after="40"/>
+        <w:ind w:left="510"/>
+      </w:pPr>
+      <w:r>
+        <w:rPr>
+          <w:rFonts w:ascii="Consolas" w:hAnsi="Consolas"/>
+          <w:b/>
+          <w:color w:val="6E7A86"/>
+          <w:sz w:val="21"/>
+        </w:rPr>
+        <w:t xml:space="preserve">[  ]  </w:t>
+      </w:r>
+      <w:r>
+        <w:rPr>
+          <w:rFonts w:ascii="Segoe UI" w:hAnsi="Segoe UI"/>
+          <w:b w:val="0"/>
+          <w:color w:val="6E7A86"/>
+          <w:sz w:val="21"/>
+        </w:rPr>
+        <w:t>Otra cantidad</w:t>
+      </w:r>
+    </w:p>
+    <w:p>
+      <w:pPr>
+        <w:keepNext/>
+        <w:spacing w:before="120" w:after="40"/>
+        <w:ind w:left="227"/>
+      </w:pPr>
+      <w:r>
+        <w:rPr>
+          <w:rFonts w:ascii="Segoe UI" w:hAnsi="Segoe UI"/>
+          <w:b/>
+          <w:color w:val="1C2530"/>
+          <w:sz w:val="20"/>
+        </w:rPr>
+        <w:t>¿Las fotografías son tipificadas o libres?</w:t>
+      </w:r>
+    </w:p>
+    <w:p>
+      <w:pPr>
+        <w:spacing w:after="40"/>
+        <w:ind w:left="510"/>
+      </w:pPr>
+      <w:r>
+        <w:rPr>
+          <w:rFonts w:ascii="Consolas" w:hAnsi="Consolas"/>
+          <w:b/>
+          <w:color w:val="207454"/>
+          <w:sz w:val="21"/>
+        </w:rPr>
+        <w:t xml:space="preserve">[X]  </w:t>
+      </w:r>
+      <w:r>
+        <w:rPr>
+          <w:rFonts w:ascii="Segoe UI" w:hAnsi="Segoe UI"/>
+          <w:b/>
           <w:color w:val="1C2530"/>
           <w:sz w:val="21"/>
         </w:rPr>
-        <w:t>¿Cuántas fotografías exige realmente una inspección: un mínimo obligatorio y un máximo?</w:t>
-      </w:r>
-    </w:p>
-    <w:p>
-      <w:pPr>
-        <w:pStyle w:val="ListBullet"/>
-        <w:spacing w:after="60"/>
-        <w:ind w:left="454"/>
-      </w:pPr>
-      <w:r>
-        <w:rPr>
-          <w:rFonts w:ascii="Segoe UI" w:hAnsi="Segoe UI"/>
+        <w:t>Tipificadas: antes, después y novedad</w:t>
+      </w:r>
+    </w:p>
+    <w:p>
+      <w:pPr>
+        <w:spacing w:after="40"/>
+        <w:ind w:left="510"/>
+      </w:pPr>
+      <w:r>
+        <w:rPr>
+          <w:rFonts w:ascii="Consolas" w:hAnsi="Consolas"/>
+          <w:b/>
+          <w:color w:val="6E7A86"/>
+          <w:sz w:val="21"/>
+        </w:rPr>
+        <w:t xml:space="preserve">[  ]  </w:t>
+      </w:r>
+      <w:r>
+        <w:rPr>
+          <w:rFonts w:ascii="Segoe UI" w:hAnsi="Segoe UI"/>
+          <w:b w:val="0"/>
+          <w:color w:val="6E7A86"/>
+          <w:sz w:val="21"/>
+        </w:rPr>
+        <w:t>Libres, el técnico decide qué fotografía</w:t>
+      </w:r>
+    </w:p>
+    <w:p>
+      <w:pPr>
+        <w:keepNext/>
+        <w:spacing w:before="120" w:after="40"/>
+        <w:ind w:left="227"/>
+      </w:pPr>
+      <w:r>
+        <w:rPr>
+          <w:rFonts w:ascii="Segoe UI" w:hAnsi="Segoe UI"/>
+          <w:b/>
+          <w:color w:val="1C2530"/>
+          <w:sz w:val="20"/>
+        </w:rPr>
+        <w:t>¿Quién firma y dónde?</w:t>
+      </w:r>
+    </w:p>
+    <w:p>
+      <w:pPr>
+        <w:spacing w:after="40"/>
+        <w:ind w:left="510"/>
+      </w:pPr>
+      <w:r>
+        <w:rPr>
+          <w:rFonts w:ascii="Consolas" w:hAnsi="Consolas"/>
+          <w:b/>
+          <w:color w:val="207454"/>
+          <w:sz w:val="21"/>
+        </w:rPr>
+        <w:t xml:space="preserve">[X]  </w:t>
+      </w:r>
+      <w:r>
+        <w:rPr>
+          <w:rFonts w:ascii="Segoe UI" w:hAnsi="Segoe UI"/>
+          <w:b/>
           <w:color w:val="1C2530"/>
           <w:sz w:val="21"/>
         </w:rPr>
-        <w:t>¿Deben ser fotografías tipificadas (antes, después, novedad) o libres?</w:t>
-      </w:r>
-    </w:p>
-    <w:p>
-      <w:pPr>
-        <w:pStyle w:val="ListBullet"/>
-        <w:spacing w:after="60"/>
-        <w:ind w:left="454"/>
-      </w:pPr>
-      <w:r>
-        <w:rPr>
-          <w:rFonts w:ascii="Segoe UI" w:hAnsi="Segoe UI"/>
+        <w:t>El técnico firma en campo; el supervisor valida aprobando en el portal, sin firmar</w:t>
+      </w:r>
+    </w:p>
+    <w:p>
+      <w:pPr>
+        <w:spacing w:after="40"/>
+        <w:ind w:left="510"/>
+      </w:pPr>
+      <w:r>
+        <w:rPr>
+          <w:rFonts w:ascii="Consolas" w:hAnsi="Consolas"/>
+          <w:b/>
+          <w:color w:val="6E7A86"/>
+          <w:sz w:val="21"/>
+        </w:rPr>
+        <w:t xml:space="preserve">[  ]  </w:t>
+      </w:r>
+      <w:r>
+        <w:rPr>
+          <w:rFonts w:ascii="Segoe UI" w:hAnsi="Segoe UI"/>
+          <w:b w:val="0"/>
+          <w:color w:val="6E7A86"/>
+          <w:sz w:val="21"/>
+        </w:rPr>
+        <w:t>Firman ambos en campo, uno junto al otro</w:t>
+      </w:r>
+    </w:p>
+    <w:p>
+      <w:pPr>
+        <w:keepNext/>
+        <w:spacing w:before="120" w:after="40"/>
+        <w:ind w:left="227"/>
+      </w:pPr>
+      <w:r>
+        <w:rPr>
+          <w:rFonts w:ascii="Segoe UI" w:hAnsi="Segoe UI"/>
+          <w:b/>
+          <w:color w:val="1C2530"/>
+          <w:sz w:val="20"/>
+        </w:rPr>
+        <w:t>¿Qué valor tiene la firma?</w:t>
+      </w:r>
+    </w:p>
+    <w:p>
+      <w:pPr>
+        <w:spacing w:after="40"/>
+        <w:ind w:left="510"/>
+      </w:pPr>
+      <w:r>
+        <w:rPr>
+          <w:rFonts w:ascii="Consolas" w:hAnsi="Consolas"/>
+          <w:b/>
+          <w:color w:val="6E7A86"/>
+          <w:sz w:val="21"/>
+        </w:rPr>
+        <w:t xml:space="preserve">[  ]  </w:t>
+      </w:r>
+      <w:r>
+        <w:rPr>
+          <w:rFonts w:ascii="Segoe UI" w:hAnsi="Segoe UI"/>
+          <w:b w:val="0"/>
+          <w:color w:val="6E7A86"/>
+          <w:sz w:val="21"/>
+        </w:rPr>
+        <w:t>Contractual: es soporte frente a interventoría</w:t>
+      </w:r>
+    </w:p>
+    <w:p>
+      <w:pPr>
+        <w:spacing w:after="40"/>
+        <w:ind w:left="510"/>
+      </w:pPr>
+      <w:r>
+        <w:rPr>
+          <w:rFonts w:ascii="Consolas" w:hAnsi="Consolas"/>
+          <w:b/>
+          <w:color w:val="207454"/>
+          <w:sz w:val="21"/>
+        </w:rPr>
+        <w:t xml:space="preserve">[X]  </w:t>
+      </w:r>
+      <w:r>
+        <w:rPr>
+          <w:rFonts w:ascii="Segoe UI" w:hAnsi="Segoe UI"/>
+          <w:b/>
           <w:color w:val="1C2530"/>
           <w:sz w:val="21"/>
         </w:rPr>
-        <w:t>¿El supervisor firma en campo junto al técnico, o su validación es la aprobación en el portal?</w:t>
-      </w:r>
-    </w:p>
-    <w:p>
-      <w:pPr>
-        <w:pStyle w:val="ListBullet"/>
+        <w:t>Control interno de la Concesión</w:t>
+      </w:r>
+    </w:p>
+    <w:p>
+      <w:pPr>
+        <w:spacing w:after="40" w:before="0"/>
+        <w:ind w:left="0"/>
+      </w:pPr>
+    </w:p>
+    <w:p>
+      <w:pPr>
         <w:spacing w:after="60"/>
-        <w:ind w:left="454"/>
+        <w:ind w:left="510"/>
       </w:pPr>
       <w:r>
         <w:rPr>
@@ -5264,7 +6884,15 @@
           <w:color w:val="1C2530"/>
           <w:sz w:val="21"/>
         </w:rPr>
-        <w:t>¿La firma tiene valor contractual frente a interventoría, o es control interno?</w:t>
+        <w:t xml:space="preserve">Si es otra cantidad, ¿cuál?:  </w:t>
+      </w:r>
+      <w:r>
+        <w:rPr>
+          <w:rFonts w:ascii="Segoe UI" w:hAnsi="Segoe UI"/>
+          <w:color w:val="B0700C"/>
+          <w:sz w:val="21"/>
+        </w:rPr>
+        <w:t>____________________________________________________________</w:t>
       </w:r>
     </w:p>
     <w:tbl>
@@ -5282,10 +6910,10 @@
             <w:tcW w:type="dxa" w:w="9746"/>
             <w:shd w:val="clear" w:fill="FFFDF5"/>
             <w:tcBorders>
-              <w:top w:val="single" w:sz="8" w:color="B0700C"/>
-              <w:left w:val="single" w:sz="8" w:color="B0700C"/>
-              <w:bottom w:val="single" w:sz="8" w:color="B0700C"/>
-              <w:right w:val="single" w:sz="8" w:color="B0700C"/>
+              <w:top w:val="single" w:sz="6" w:color="B0700C"/>
+              <w:left w:val="single" w:sz="6" w:color="B0700C"/>
+              <w:bottom w:val="single" w:sz="6" w:color="B0700C"/>
+              <w:right w:val="single" w:sz="6" w:color="B0700C"/>
             </w:tcBorders>
           </w:tcPr>
           <w:p>
@@ -5297,45 +6925,9 @@
                 <w:rFonts w:ascii="Segoe UI" w:hAnsi="Segoe UI"/>
                 <w:b/>
                 <w:color w:val="B0700C"/>
-                <w:sz w:val="17"/>
+                <w:sz w:val="16"/>
               </w:rPr>
-              <w:t>RESPUESTA</w:t>
-            </w:r>
-          </w:p>
-          <w:p>
-            <w:pPr>
-              <w:spacing w:after="0" w:before="0"/>
-            </w:pPr>
-            <w:r>
-              <w:rPr>
-                <w:rFonts w:ascii="Segoe UI" w:hAnsi="Segoe UI"/>
-                <w:sz w:val="21"/>
-              </w:rPr>
-              <w:t xml:space="preserve"> </w:t>
-            </w:r>
-          </w:p>
-          <w:p>
-            <w:pPr>
-              <w:spacing w:after="0" w:before="0"/>
-            </w:pPr>
-            <w:r>
-              <w:rPr>
-                <w:rFonts w:ascii="Segoe UI" w:hAnsi="Segoe UI"/>
-                <w:sz w:val="21"/>
-              </w:rPr>
-              <w:t xml:space="preserve"> </w:t>
-            </w:r>
-          </w:p>
-          <w:p>
-            <w:pPr>
-              <w:spacing w:after="0" w:before="0"/>
-            </w:pPr>
-            <w:r>
-              <w:rPr>
-                <w:rFonts w:ascii="Segoe UI" w:hAnsi="Segoe UI"/>
-                <w:sz w:val="21"/>
-              </w:rPr>
-              <w:t xml:space="preserve"> </w:t>
+              <w:t>SI DESEA MATIZAR O AGREGAR ALGO (opcional)</w:t>
             </w:r>
           </w:p>
           <w:p>
@@ -5484,72 +7076,138 @@
           <w:rFonts w:ascii="Segoe UI" w:hAnsi="Segoe UI"/>
           <w:b/>
           <w:i w:val="0"/>
-          <w:color w:val="6E7A86"/>
+          <w:color w:val="B0700C"/>
           <w:sz w:val="19"/>
         </w:rPr>
-        <w:t>Qué proponemos</w:t>
-      </w:r>
-    </w:p>
-    <w:p>
-      <w:pPr>
-        <w:spacing w:after="120" w:before="0"/>
-        <w:ind w:left="0"/>
-      </w:pPr>
-      <w:r>
-        <w:rPr>
-          <w:rFonts w:ascii="Segoe UI" w:hAnsi="Segoe UI"/>
-          <w:b w:val="0"/>
-          <w:i w:val="0"/>
+        <w:t>Nuestra propuesta. Confirme o corrija.</w:t>
+      </w:r>
+    </w:p>
+    <w:p>
+      <w:pPr>
+        <w:keepNext/>
+        <w:spacing w:before="120" w:after="40"/>
+        <w:ind w:left="227"/>
+      </w:pPr>
+      <w:r>
+        <w:rPr>
+          <w:rFonts w:ascii="Segoe UI" w:hAnsi="Segoe UI"/>
+          <w:b/>
+          <w:color w:val="1C2530"/>
+          <w:sz w:val="20"/>
+        </w:rPr>
+        <w:t>¿Necesita comparar la misma pregunta a lo largo del tiempo para un activo?</w:t>
+      </w:r>
+    </w:p>
+    <w:p>
+      <w:pPr>
+        <w:spacing w:after="40"/>
+        <w:ind w:left="510"/>
+      </w:pPr>
+      <w:r>
+        <w:rPr>
+          <w:rFonts w:ascii="Consolas" w:hAnsi="Consolas"/>
+          <w:b/>
+          <w:color w:val="207454"/>
+          <w:sz w:val="21"/>
+        </w:rPr>
+        <w:t xml:space="preserve">[X]  </w:t>
+      </w:r>
+      <w:r>
+        <w:rPr>
+          <w:rFonts w:ascii="Segoe UI" w:hAnsi="Segoe UI"/>
+          <w:b/>
           <w:color w:val="1C2530"/>
           <w:sz w:val="21"/>
         </w:rPr>
-        <w:t>Guardar el identificador de la pregunta junto al texto, y versionar el formulario cuando cambie.</w:t>
-      </w:r>
-    </w:p>
-    <w:p>
-      <w:pPr>
-        <w:spacing w:after="60" w:before="0"/>
-        <w:ind w:left="0"/>
-      </w:pPr>
-      <w:r>
-        <w:rPr>
-          <w:rFonts w:ascii="Segoe UI" w:hAnsi="Segoe UI"/>
+        <w:t>Sí, es necesario ver la evolución del activo</w:t>
+      </w:r>
+    </w:p>
+    <w:p>
+      <w:pPr>
+        <w:spacing w:after="40"/>
+        <w:ind w:left="510"/>
+      </w:pPr>
+      <w:r>
+        <w:rPr>
+          <w:rFonts w:ascii="Consolas" w:hAnsi="Consolas"/>
           <w:b/>
-          <w:i w:val="0"/>
-          <w:color w:val="B0700C"/>
-          <w:sz w:val="19"/>
-        </w:rPr>
-        <w:t>Necesitamos que responda</w:t>
-      </w:r>
-    </w:p>
-    <w:p>
-      <w:pPr>
-        <w:pStyle w:val="ListBullet"/>
-        <w:spacing w:after="60"/>
-        <w:ind w:left="454"/>
-      </w:pPr>
-      <w:r>
-        <w:rPr>
-          <w:rFonts w:ascii="Segoe UI" w:hAnsi="Segoe UI"/>
+          <w:color w:val="6E7A86"/>
+          <w:sz w:val="21"/>
+        </w:rPr>
+        <w:t xml:space="preserve">[  ]  </w:t>
+      </w:r>
+      <w:r>
+        <w:rPr>
+          <w:rFonts w:ascii="Segoe UI" w:hAnsi="Segoe UI"/>
+          <w:b w:val="0"/>
+          <w:color w:val="6E7A86"/>
+          <w:sz w:val="21"/>
+        </w:rPr>
+        <w:t>No, basta la constancia de cada visita por separado</w:t>
+      </w:r>
+    </w:p>
+    <w:p>
+      <w:pPr>
+        <w:keepNext/>
+        <w:spacing w:before="120" w:after="40"/>
+        <w:ind w:left="227"/>
+      </w:pPr>
+      <w:r>
+        <w:rPr>
+          <w:rFonts w:ascii="Segoe UI" w:hAnsi="Segoe UI"/>
+          <w:b/>
+          <w:color w:val="1C2530"/>
+          <w:sz w:val="20"/>
+        </w:rPr>
+        <w:t>¿El sistema debe poder reconstruir cómo era un formulario en una fecha pasada?</w:t>
+      </w:r>
+    </w:p>
+    <w:p>
+      <w:pPr>
+        <w:spacing w:after="40"/>
+        <w:ind w:left="510"/>
+      </w:pPr>
+      <w:r>
+        <w:rPr>
+          <w:rFonts w:ascii="Consolas" w:hAnsi="Consolas"/>
+          <w:b/>
+          <w:color w:val="207454"/>
+          <w:sz w:val="21"/>
+        </w:rPr>
+        <w:t xml:space="preserve">[X]  </w:t>
+      </w:r>
+      <w:r>
+        <w:rPr>
+          <w:rFonts w:ascii="Segoe UI" w:hAnsi="Segoe UI"/>
+          <w:b/>
           <w:color w:val="1C2530"/>
           <w:sz w:val="21"/>
         </w:rPr>
-        <w:t>¿Necesita comparar la misma pregunta a lo largo del tiempo para un activo?</w:t>
-      </w:r>
-    </w:p>
-    <w:p>
-      <w:pPr>
-        <w:pStyle w:val="ListBullet"/>
-        <w:spacing w:after="60"/>
-        <w:ind w:left="454"/>
-      </w:pPr>
-      <w:r>
-        <w:rPr>
-          <w:rFonts w:ascii="Segoe UI" w:hAnsi="Segoe UI"/>
-          <w:color w:val="1C2530"/>
+        <w:t>Sí, se versionan los formularios al cambiarlos</w:t>
+      </w:r>
+    </w:p>
+    <w:p>
+      <w:pPr>
+        <w:spacing w:after="40"/>
+        <w:ind w:left="510"/>
+      </w:pPr>
+      <w:r>
+        <w:rPr>
+          <w:rFonts w:ascii="Consolas" w:hAnsi="Consolas"/>
+          <w:b/>
+          <w:color w:val="6E7A86"/>
           <w:sz w:val="21"/>
         </w:rPr>
-        <w:t>¿El sistema debe poder reconstruir cómo era un formulario en una fecha pasada?</w:t>
+        <w:t xml:space="preserve">[  ]  </w:t>
+      </w:r>
+      <w:r>
+        <w:rPr>
+          <w:rFonts w:ascii="Segoe UI" w:hAnsi="Segoe UI"/>
+          <w:b w:val="0"/>
+          <w:color w:val="6E7A86"/>
+          <w:sz w:val="21"/>
+        </w:rPr>
+        <w:t>No hace falta</w:t>
       </w:r>
     </w:p>
     <w:tbl>
@@ -5567,10 +7225,10 @@
             <w:tcW w:type="dxa" w:w="9746"/>
             <w:shd w:val="clear" w:fill="FFFDF5"/>
             <w:tcBorders>
-              <w:top w:val="single" w:sz="8" w:color="B0700C"/>
-              <w:left w:val="single" w:sz="8" w:color="B0700C"/>
-              <w:bottom w:val="single" w:sz="8" w:color="B0700C"/>
-              <w:right w:val="single" w:sz="8" w:color="B0700C"/>
+              <w:top w:val="single" w:sz="6" w:color="B0700C"/>
+              <w:left w:val="single" w:sz="6" w:color="B0700C"/>
+              <w:bottom w:val="single" w:sz="6" w:color="B0700C"/>
+              <w:right w:val="single" w:sz="6" w:color="B0700C"/>
             </w:tcBorders>
           </w:tcPr>
           <w:p>
@@ -5582,33 +7240,9 @@
                 <w:rFonts w:ascii="Segoe UI" w:hAnsi="Segoe UI"/>
                 <w:b/>
                 <w:color w:val="B0700C"/>
-                <w:sz w:val="17"/>
+                <w:sz w:val="16"/>
               </w:rPr>
-              <w:t>RESPUESTA</w:t>
-            </w:r>
-          </w:p>
-          <w:p>
-            <w:pPr>
-              <w:spacing w:after="0" w:before="0"/>
-            </w:pPr>
-            <w:r>
-              <w:rPr>
-                <w:rFonts w:ascii="Segoe UI" w:hAnsi="Segoe UI"/>
-                <w:sz w:val="21"/>
-              </w:rPr>
-              <w:t xml:space="preserve"> </w:t>
-            </w:r>
-          </w:p>
-          <w:p>
-            <w:pPr>
-              <w:spacing w:after="0" w:before="0"/>
-            </w:pPr>
-            <w:r>
-              <w:rPr>
-                <w:rFonts w:ascii="Segoe UI" w:hAnsi="Segoe UI"/>
-                <w:sz w:val="21"/>
-              </w:rPr>
-              <w:t xml:space="preserve"> </w:t>
+              <w:t>SI DESEA MATIZAR O AGREGAR ALGO (opcional)</w:t>
             </w:r>
           </w:p>
           <w:p>
@@ -5781,801 +7415,372 @@
           <w:rFonts w:ascii="Segoe UI" w:hAnsi="Segoe UI"/>
           <w:b/>
           <w:i w:val="0"/>
-          <w:color w:val="6E7A86"/>
+          <w:color w:val="B0700C"/>
           <w:sz w:val="19"/>
         </w:rPr>
-        <w:t>Qué proponemos</w:t>
-      </w:r>
-    </w:p>
-    <w:p>
-      <w:pPr>
-        <w:spacing w:after="120" w:before="0"/>
-        <w:ind w:left="0"/>
-      </w:pPr>
-      <w:r>
-        <w:rPr>
-          <w:rFonts w:ascii="Segoe UI" w:hAnsi="Segoe UI"/>
-          <w:b w:val="0"/>
-          <w:i w:val="0"/>
+        <w:t>Nuestra propuesta. Confirme o corrija.</w:t>
+      </w:r>
+    </w:p>
+    <w:p>
+      <w:pPr>
+        <w:keepNext/>
+        <w:spacing w:before="120" w:after="40"/>
+        <w:ind w:left="227"/>
+      </w:pPr>
+      <w:r>
+        <w:rPr>
+          <w:rFonts w:ascii="Segoe UI" w:hAnsi="Segoe UI"/>
+          <w:b/>
+          <w:color w:val="1C2530"/>
+          <w:sz w:val="20"/>
+        </w:rPr>
+        <w:t>Marque los reportes que el sistema debe entregar. Los marcados son nuestra propuesta.</w:t>
+      </w:r>
+    </w:p>
+    <w:p>
+      <w:pPr>
+        <w:spacing w:after="40"/>
+        <w:ind w:left="510"/>
+      </w:pPr>
+      <w:r>
+        <w:rPr>
+          <w:rFonts w:ascii="Consolas" w:hAnsi="Consolas"/>
+          <w:b/>
+          <w:color w:val="207454"/>
+          <w:sz w:val="21"/>
+        </w:rPr>
+        <w:t xml:space="preserve">[X]  </w:t>
+      </w:r>
+      <w:r>
+        <w:rPr>
+          <w:rFonts w:ascii="Segoe UI" w:hAnsi="Segoe UI"/>
+          <w:b/>
           <w:color w:val="1C2530"/>
           <w:sz w:val="21"/>
         </w:rPr>
-        <w:t>Confirmar, descartar o completar la lista de reportes candidatos de la tabla siguiente, indicando para cada uno destinatario, periodicidad y formato.</w:t>
-      </w:r>
-    </w:p>
-    <w:p>
-      <w:pPr>
-        <w:spacing w:after="80" w:before="0"/>
-        <w:ind w:left="0"/>
-      </w:pPr>
-      <w:r>
-        <w:rPr>
-          <w:rFonts w:ascii="Segoe UI" w:hAnsi="Segoe UI"/>
+        <w:t>Cumplimiento del plan de mantenimiento — mensual, a Supervisión y Dirección</w:t>
+      </w:r>
+    </w:p>
+    <w:p>
+      <w:pPr>
+        <w:spacing w:after="40"/>
+        <w:ind w:left="510"/>
+      </w:pPr>
+      <w:r>
+        <w:rPr>
+          <w:rFonts w:ascii="Consolas" w:hAnsi="Consolas"/>
           <w:b/>
-          <w:i w:val="0"/>
-          <w:color w:val="6E7A86"/>
-          <w:sz w:val="19"/>
-        </w:rPr>
-        <w:t>Reportes candidatos. Confirme, descarte o complete:</w:t>
-      </w:r>
-    </w:p>
-    <w:tbl>
-      <w:tblPr>
-        <w:tblStyle w:val="TableGrid"/>
-        <w:tblW w:type="auto" w:w="0"/>
-        <w:jc w:val="center"/>
-        <w:tblLook w:firstColumn="1" w:firstRow="1" w:lastColumn="0" w:lastRow="0" w:noHBand="0" w:noVBand="1" w:val="04A0"/>
-      </w:tblPr>
-      <w:tblGrid>
-        <w:gridCol w:w="1949"/>
-        <w:gridCol w:w="1949"/>
-        <w:gridCol w:w="1949"/>
-        <w:gridCol w:w="1949"/>
-        <w:gridCol w:w="1949"/>
-      </w:tblGrid>
-      <w:tr>
-        <w:tc>
-          <w:tcPr>
-            <w:tcW w:type="dxa" w:w="2041"/>
-            <w:shd w:val="clear" w:fill="1F5B99"/>
-          </w:tcPr>
-          <w:p>
-            <w:pPr>
-              <w:spacing w:after="40" w:before="40"/>
-            </w:pPr>
-            <w:r>
-              <w:rPr>
-                <w:rFonts w:ascii="Segoe UI" w:hAnsi="Segoe UI"/>
-                <w:b/>
-                <w:color w:val="FFFFFF"/>
-                <w:sz w:val="18"/>
-              </w:rPr>
-              <w:t>Reporte</w:t>
-            </w:r>
-          </w:p>
-        </w:tc>
-        <w:tc>
-          <w:tcPr>
-            <w:tcW w:type="dxa" w:w="3061"/>
-            <w:shd w:val="clear" w:fill="1F5B99"/>
-          </w:tcPr>
-          <w:p>
-            <w:pPr>
-              <w:spacing w:after="40" w:before="40"/>
-            </w:pPr>
-            <w:r>
-              <w:rPr>
-                <w:rFonts w:ascii="Segoe UI" w:hAnsi="Segoe UI"/>
-                <w:b/>
-                <w:color w:val="FFFFFF"/>
-                <w:sz w:val="18"/>
-              </w:rPr>
-              <w:t>Para qué sirve</w:t>
-            </w:r>
-          </w:p>
-        </w:tc>
-        <w:tc>
-          <w:tcPr>
-            <w:tcW w:type="dxa" w:w="1928"/>
-            <w:shd w:val="clear" w:fill="1F5B99"/>
-          </w:tcPr>
-          <w:p>
-            <w:pPr>
-              <w:spacing w:after="40" w:before="40"/>
-            </w:pPr>
-            <w:r>
-              <w:rPr>
-                <w:rFonts w:ascii="Segoe UI" w:hAnsi="Segoe UI"/>
-                <w:b/>
-                <w:color w:val="FFFFFF"/>
-                <w:sz w:val="18"/>
-              </w:rPr>
-              <w:t>Destinatario</w:t>
-            </w:r>
-          </w:p>
-        </w:tc>
-        <w:tc>
-          <w:tcPr>
-            <w:tcW w:type="dxa" w:w="1361"/>
-            <w:shd w:val="clear" w:fill="1F5B99"/>
-          </w:tcPr>
-          <w:p>
-            <w:pPr>
-              <w:spacing w:after="40" w:before="40"/>
-            </w:pPr>
-            <w:r>
-              <w:rPr>
-                <w:rFonts w:ascii="Segoe UI" w:hAnsi="Segoe UI"/>
-                <w:b/>
-                <w:color w:val="FFFFFF"/>
-                <w:sz w:val="18"/>
-              </w:rPr>
-              <w:t>Periodicidad</w:t>
-            </w:r>
-          </w:p>
-        </w:tc>
-        <w:tc>
-          <w:tcPr>
-            <w:tcW w:type="dxa" w:w="964"/>
-            <w:shd w:val="clear" w:fill="1F5B99"/>
-          </w:tcPr>
-          <w:p>
-            <w:pPr>
-              <w:spacing w:after="40" w:before="40"/>
-            </w:pPr>
-            <w:r>
-              <w:rPr>
-                <w:rFonts w:ascii="Segoe UI" w:hAnsi="Segoe UI"/>
-                <w:b/>
-                <w:color w:val="FFFFFF"/>
-                <w:sz w:val="18"/>
-              </w:rPr>
-              <w:t>¿Va?</w:t>
-            </w:r>
-          </w:p>
-        </w:tc>
-      </w:tr>
-      <w:tr>
-        <w:tc>
-          <w:tcPr>
-            <w:tcW w:type="dxa" w:w="2041"/>
-          </w:tcPr>
-          <w:p>
-            <w:pPr>
-              <w:spacing w:after="40" w:before="40"/>
-            </w:pPr>
-            <w:r>
-              <w:rPr>
-                <w:rFonts w:ascii="Segoe UI" w:hAnsi="Segoe UI"/>
-                <w:color w:val="1C2530"/>
-                <w:sz w:val="18"/>
-              </w:rPr>
-              <w:t>Cumplimiento del plan</w:t>
-            </w:r>
-          </w:p>
-        </w:tc>
-        <w:tc>
-          <w:tcPr>
-            <w:tcW w:type="dxa" w:w="3061"/>
-          </w:tcPr>
-          <w:p>
-            <w:pPr>
-              <w:spacing w:after="40" w:before="40"/>
-            </w:pPr>
-            <w:r>
-              <w:rPr>
-                <w:rFonts w:ascii="Segoe UI" w:hAnsi="Segoe UI"/>
-                <w:color w:val="1C2530"/>
-                <w:sz w:val="18"/>
-              </w:rPr>
-              <w:t>Ejecutado contra programado, por zona y por técnico</w:t>
-            </w:r>
-          </w:p>
-        </w:tc>
-        <w:tc>
-          <w:tcPr>
-            <w:tcW w:type="dxa" w:w="1928"/>
-          </w:tcPr>
-          <w:p>
-            <w:pPr>
-              <w:spacing w:after="40" w:before="40"/>
-            </w:pPr>
-            <w:r>
-              <w:rPr>
-                <w:rFonts w:ascii="Segoe UI" w:hAnsi="Segoe UI"/>
-                <w:color w:val="1C2530"/>
-                <w:sz w:val="18"/>
-              </w:rPr>
-              <w:t>Supervisor, Dirección</w:t>
-            </w:r>
-          </w:p>
-        </w:tc>
-        <w:tc>
-          <w:tcPr>
-            <w:tcW w:type="dxa" w:w="1361"/>
-          </w:tcPr>
-          <w:p>
-            <w:pPr>
-              <w:spacing w:after="40" w:before="40"/>
-            </w:pPr>
-            <w:r>
-              <w:rPr>
-                <w:rFonts w:ascii="Segoe UI" w:hAnsi="Segoe UI"/>
-                <w:color w:val="1C2530"/>
-                <w:sz w:val="18"/>
-              </w:rPr>
-              <w:t>Mensual</w:t>
-            </w:r>
-          </w:p>
-        </w:tc>
-        <w:tc>
-          <w:tcPr>
-            <w:tcW w:type="dxa" w:w="964"/>
-          </w:tcPr>
-          <w:p>
-            <w:pPr>
-              <w:spacing w:after="40" w:before="40"/>
-            </w:pPr>
-            <w:r>
-              <w:rPr>
-                <w:rFonts w:ascii="Segoe UI" w:hAnsi="Segoe UI"/>
-                <w:color w:val="1C2530"/>
-                <w:sz w:val="18"/>
-              </w:rPr>
-            </w:r>
-          </w:p>
-        </w:tc>
-      </w:tr>
-      <w:tr>
-        <w:tc>
-          <w:tcPr>
-            <w:tcW w:type="dxa" w:w="2041"/>
-            <w:shd w:val="clear" w:fill="F4F6F8"/>
-          </w:tcPr>
-          <w:p>
-            <w:pPr>
-              <w:spacing w:after="40" w:before="40"/>
-            </w:pPr>
-            <w:r>
-              <w:rPr>
-                <w:rFonts w:ascii="Segoe UI" w:hAnsi="Segoe UI"/>
-                <w:color w:val="1C2530"/>
-                <w:sz w:val="18"/>
-              </w:rPr>
-              <w:t>Activos fuera de servicio</w:t>
-            </w:r>
-          </w:p>
-        </w:tc>
-        <w:tc>
-          <w:tcPr>
-            <w:tcW w:type="dxa" w:w="3061"/>
-            <w:shd w:val="clear" w:fill="F4F6F8"/>
-          </w:tcPr>
-          <w:p>
-            <w:pPr>
-              <w:spacing w:after="40" w:before="40"/>
-            </w:pPr>
-            <w:r>
-              <w:rPr>
-                <w:rFonts w:ascii="Segoe UI" w:hAnsi="Segoe UI"/>
-                <w:color w:val="1C2530"/>
-                <w:sz w:val="18"/>
-              </w:rPr>
-              <w:t>Qué está caído, desde cuándo y quién lo atiende</w:t>
-            </w:r>
-          </w:p>
-        </w:tc>
-        <w:tc>
-          <w:tcPr>
-            <w:tcW w:type="dxa" w:w="1928"/>
-            <w:shd w:val="clear" w:fill="F4F6F8"/>
-          </w:tcPr>
-          <w:p>
-            <w:pPr>
-              <w:spacing w:after="40" w:before="40"/>
-            </w:pPr>
-            <w:r>
-              <w:rPr>
-                <w:rFonts w:ascii="Segoe UI" w:hAnsi="Segoe UI"/>
-                <w:color w:val="1C2530"/>
-                <w:sz w:val="18"/>
-              </w:rPr>
-              <w:t>CCO</w:t>
-            </w:r>
-          </w:p>
-        </w:tc>
-        <w:tc>
-          <w:tcPr>
-            <w:tcW w:type="dxa" w:w="1361"/>
-            <w:shd w:val="clear" w:fill="F4F6F8"/>
-          </w:tcPr>
-          <w:p>
-            <w:pPr>
-              <w:spacing w:after="40" w:before="40"/>
-            </w:pPr>
-            <w:r>
-              <w:rPr>
-                <w:rFonts w:ascii="Segoe UI" w:hAnsi="Segoe UI"/>
-                <w:color w:val="1C2530"/>
-                <w:sz w:val="18"/>
-              </w:rPr>
-              <w:t>Diario</w:t>
-            </w:r>
-          </w:p>
-        </w:tc>
-        <w:tc>
-          <w:tcPr>
-            <w:tcW w:type="dxa" w:w="964"/>
-            <w:shd w:val="clear" w:fill="F4F6F8"/>
-          </w:tcPr>
-          <w:p>
-            <w:pPr>
-              <w:spacing w:after="40" w:before="40"/>
-            </w:pPr>
-            <w:r>
-              <w:rPr>
-                <w:rFonts w:ascii="Segoe UI" w:hAnsi="Segoe UI"/>
-                <w:color w:val="1C2530"/>
-                <w:sz w:val="18"/>
-              </w:rPr>
-            </w:r>
-          </w:p>
-        </w:tc>
-      </w:tr>
-      <w:tr>
-        <w:tc>
-          <w:tcPr>
-            <w:tcW w:type="dxa" w:w="2041"/>
-          </w:tcPr>
-          <w:p>
-            <w:pPr>
-              <w:spacing w:after="40" w:before="40"/>
-            </w:pPr>
-            <w:r>
-              <w:rPr>
-                <w:rFonts w:ascii="Segoe UI" w:hAnsi="Segoe UI"/>
-                <w:color w:val="1C2530"/>
-                <w:sz w:val="18"/>
-              </w:rPr>
-              <w:t>Hoja de vida del activo</w:t>
-            </w:r>
-          </w:p>
-        </w:tc>
-        <w:tc>
-          <w:tcPr>
-            <w:tcW w:type="dxa" w:w="3061"/>
-          </w:tcPr>
-          <w:p>
-            <w:pPr>
-              <w:spacing w:after="40" w:before="40"/>
-            </w:pPr>
-            <w:r>
-              <w:rPr>
-                <w:rFonts w:ascii="Segoe UI" w:hAnsi="Segoe UI"/>
-                <w:color w:val="1C2530"/>
-                <w:sz w:val="18"/>
-              </w:rPr>
-              <w:t>Historial completo de intervenciones de un equipo</w:t>
-            </w:r>
-          </w:p>
-        </w:tc>
-        <w:tc>
-          <w:tcPr>
-            <w:tcW w:type="dxa" w:w="1928"/>
-          </w:tcPr>
-          <w:p>
-            <w:pPr>
-              <w:spacing w:after="40" w:before="40"/>
-            </w:pPr>
-            <w:r>
-              <w:rPr>
-                <w:rFonts w:ascii="Segoe UI" w:hAnsi="Segoe UI"/>
-                <w:color w:val="1C2530"/>
-                <w:sz w:val="18"/>
-              </w:rPr>
-              <w:t>Supervisor, Interventoría</w:t>
-            </w:r>
-          </w:p>
-        </w:tc>
-        <w:tc>
-          <w:tcPr>
-            <w:tcW w:type="dxa" w:w="1361"/>
-          </w:tcPr>
-          <w:p>
-            <w:pPr>
-              <w:spacing w:after="40" w:before="40"/>
-            </w:pPr>
-            <w:r>
-              <w:rPr>
-                <w:rFonts w:ascii="Segoe UI" w:hAnsi="Segoe UI"/>
-                <w:color w:val="1C2530"/>
-                <w:sz w:val="18"/>
-              </w:rPr>
-              <w:t>A demanda</w:t>
-            </w:r>
-          </w:p>
-        </w:tc>
-        <w:tc>
-          <w:tcPr>
-            <w:tcW w:type="dxa" w:w="964"/>
-          </w:tcPr>
-          <w:p>
-            <w:pPr>
-              <w:spacing w:after="40" w:before="40"/>
-            </w:pPr>
-            <w:r>
-              <w:rPr>
-                <w:rFonts w:ascii="Segoe UI" w:hAnsi="Segoe UI"/>
-                <w:color w:val="1C2530"/>
-                <w:sz w:val="18"/>
-              </w:rPr>
-            </w:r>
-          </w:p>
-        </w:tc>
-      </w:tr>
-      <w:tr>
-        <w:tc>
-          <w:tcPr>
-            <w:tcW w:type="dxa" w:w="2041"/>
-            <w:shd w:val="clear" w:fill="F4F6F8"/>
-          </w:tcPr>
-          <w:p>
-            <w:pPr>
-              <w:spacing w:after="40" w:before="40"/>
-            </w:pPr>
-            <w:r>
-              <w:rPr>
-                <w:rFonts w:ascii="Segoe UI" w:hAnsi="Segoe UI"/>
-                <w:color w:val="1C2530"/>
-                <w:sz w:val="18"/>
-              </w:rPr>
-              <w:t>Certificado de mantenimiento</w:t>
-            </w:r>
-          </w:p>
-        </w:tc>
-        <w:tc>
-          <w:tcPr>
-            <w:tcW w:type="dxa" w:w="3061"/>
-            <w:shd w:val="clear" w:fill="F4F6F8"/>
-          </w:tcPr>
-          <w:p>
-            <w:pPr>
-              <w:spacing w:after="40" w:before="40"/>
-            </w:pPr>
-            <w:r>
-              <w:rPr>
-                <w:rFonts w:ascii="Segoe UI" w:hAnsi="Segoe UI"/>
-                <w:color w:val="1C2530"/>
-                <w:sz w:val="18"/>
-              </w:rPr>
-              <w:t>Constancia de una intervención con evidencia y firma</w:t>
-            </w:r>
-          </w:p>
-        </w:tc>
-        <w:tc>
-          <w:tcPr>
-            <w:tcW w:type="dxa" w:w="1928"/>
-            <w:shd w:val="clear" w:fill="F4F6F8"/>
-          </w:tcPr>
-          <w:p>
-            <w:pPr>
-              <w:spacing w:after="40" w:before="40"/>
-            </w:pPr>
-            <w:r>
-              <w:rPr>
-                <w:rFonts w:ascii="Segoe UI" w:hAnsi="Segoe UI"/>
-                <w:color w:val="1C2530"/>
-                <w:sz w:val="18"/>
-              </w:rPr>
-              <w:t>Interventoría</w:t>
-            </w:r>
-          </w:p>
-        </w:tc>
-        <w:tc>
-          <w:tcPr>
-            <w:tcW w:type="dxa" w:w="1361"/>
-            <w:shd w:val="clear" w:fill="F4F6F8"/>
-          </w:tcPr>
-          <w:p>
-            <w:pPr>
-              <w:spacing w:after="40" w:before="40"/>
-            </w:pPr>
-            <w:r>
-              <w:rPr>
-                <w:rFonts w:ascii="Segoe UI" w:hAnsi="Segoe UI"/>
-                <w:color w:val="1C2530"/>
-                <w:sz w:val="18"/>
-              </w:rPr>
-              <w:t>Por intervención</w:t>
-            </w:r>
-          </w:p>
-        </w:tc>
-        <w:tc>
-          <w:tcPr>
-            <w:tcW w:type="dxa" w:w="964"/>
-            <w:shd w:val="clear" w:fill="F4F6F8"/>
-          </w:tcPr>
-          <w:p>
-            <w:pPr>
-              <w:spacing w:after="40" w:before="40"/>
-            </w:pPr>
-            <w:r>
-              <w:rPr>
-                <w:rFonts w:ascii="Segoe UI" w:hAnsi="Segoe UI"/>
-                <w:color w:val="1C2530"/>
-                <w:sz w:val="18"/>
-              </w:rPr>
-            </w:r>
-          </w:p>
-        </w:tc>
-      </w:tr>
-      <w:tr>
-        <w:tc>
-          <w:tcPr>
-            <w:tcW w:type="dxa" w:w="2041"/>
-          </w:tcPr>
-          <w:p>
-            <w:pPr>
-              <w:spacing w:after="40" w:before="40"/>
-            </w:pPr>
-            <w:r>
-              <w:rPr>
-                <w:rFonts w:ascii="Segoe UI" w:hAnsi="Segoe UI"/>
-                <w:color w:val="1C2530"/>
-                <w:sz w:val="18"/>
-              </w:rPr>
-              <w:t>Productividad del técnico</w:t>
-            </w:r>
-          </w:p>
-        </w:tc>
-        <w:tc>
-          <w:tcPr>
-            <w:tcW w:type="dxa" w:w="3061"/>
-          </w:tcPr>
-          <w:p>
-            <w:pPr>
-              <w:spacing w:after="40" w:before="40"/>
-            </w:pPr>
-            <w:r>
-              <w:rPr>
-                <w:rFonts w:ascii="Segoe UI" w:hAnsi="Segoe UI"/>
-                <w:color w:val="1C2530"/>
-                <w:sz w:val="18"/>
-              </w:rPr>
-              <w:t>Mantenimientos ejecutados y tiempo promedio</w:t>
-            </w:r>
-          </w:p>
-        </w:tc>
-        <w:tc>
-          <w:tcPr>
-            <w:tcW w:type="dxa" w:w="1928"/>
-          </w:tcPr>
-          <w:p>
-            <w:pPr>
-              <w:spacing w:after="40" w:before="40"/>
-            </w:pPr>
-            <w:r>
-              <w:rPr>
-                <w:rFonts w:ascii="Segoe UI" w:hAnsi="Segoe UI"/>
-                <w:color w:val="1C2530"/>
-                <w:sz w:val="18"/>
-              </w:rPr>
-              <w:t>Supervisor</w:t>
-            </w:r>
-          </w:p>
-        </w:tc>
-        <w:tc>
-          <w:tcPr>
-            <w:tcW w:type="dxa" w:w="1361"/>
-          </w:tcPr>
-          <w:p>
-            <w:pPr>
-              <w:spacing w:after="40" w:before="40"/>
-            </w:pPr>
-            <w:r>
-              <w:rPr>
-                <w:rFonts w:ascii="Segoe UI" w:hAnsi="Segoe UI"/>
-                <w:color w:val="1C2530"/>
-                <w:sz w:val="18"/>
-              </w:rPr>
-              <w:t>Semanal</w:t>
-            </w:r>
-          </w:p>
-        </w:tc>
-        <w:tc>
-          <w:tcPr>
-            <w:tcW w:type="dxa" w:w="964"/>
-          </w:tcPr>
-          <w:p>
-            <w:pPr>
-              <w:spacing w:after="40" w:before="40"/>
-            </w:pPr>
-            <w:r>
-              <w:rPr>
-                <w:rFonts w:ascii="Segoe UI" w:hAnsi="Segoe UI"/>
-                <w:color w:val="1C2530"/>
-                <w:sz w:val="18"/>
-              </w:rPr>
-            </w:r>
-          </w:p>
-        </w:tc>
-      </w:tr>
-      <w:tr>
-        <w:tc>
-          <w:tcPr>
-            <w:tcW w:type="dxa" w:w="2041"/>
-            <w:shd w:val="clear" w:fill="F4F6F8"/>
-          </w:tcPr>
-          <w:p>
-            <w:pPr>
-              <w:spacing w:after="40" w:before="40"/>
-            </w:pPr>
-            <w:r>
-              <w:rPr>
-                <w:rFonts w:ascii="Segoe UI" w:hAnsi="Segoe UI"/>
-                <w:color w:val="1C2530"/>
-                <w:sz w:val="18"/>
-              </w:rPr>
-              <w:t>Excepciones de GPS</w:t>
-            </w:r>
-          </w:p>
-        </w:tc>
-        <w:tc>
-          <w:tcPr>
-            <w:tcW w:type="dxa" w:w="3061"/>
-            <w:shd w:val="clear" w:fill="F4F6F8"/>
-          </w:tcPr>
-          <w:p>
-            <w:pPr>
-              <w:spacing w:after="40" w:before="40"/>
-            </w:pPr>
-            <w:r>
-              <w:rPr>
-                <w:rFonts w:ascii="Segoe UI" w:hAnsi="Segoe UI"/>
-                <w:color w:val="1C2530"/>
-                <w:sz w:val="18"/>
-              </w:rPr>
-              <w:t>Cierres fuera de rango o de baja precisión</w:t>
-            </w:r>
-          </w:p>
-        </w:tc>
-        <w:tc>
-          <w:tcPr>
-            <w:tcW w:type="dxa" w:w="1928"/>
-            <w:shd w:val="clear" w:fill="F4F6F8"/>
-          </w:tcPr>
-          <w:p>
-            <w:pPr>
-              <w:spacing w:after="40" w:before="40"/>
-            </w:pPr>
-            <w:r>
-              <w:rPr>
-                <w:rFonts w:ascii="Segoe UI" w:hAnsi="Segoe UI"/>
-                <w:color w:val="1C2530"/>
-                <w:sz w:val="18"/>
-              </w:rPr>
-              <w:t>Supervisor</w:t>
-            </w:r>
-          </w:p>
-        </w:tc>
-        <w:tc>
-          <w:tcPr>
-            <w:tcW w:type="dxa" w:w="1361"/>
-            <w:shd w:val="clear" w:fill="F4F6F8"/>
-          </w:tcPr>
-          <w:p>
-            <w:pPr>
-              <w:spacing w:after="40" w:before="40"/>
-            </w:pPr>
-            <w:r>
-              <w:rPr>
-                <w:rFonts w:ascii="Segoe UI" w:hAnsi="Segoe UI"/>
-                <w:color w:val="1C2530"/>
-                <w:sz w:val="18"/>
-              </w:rPr>
-              <w:t>Semanal</w:t>
-            </w:r>
-          </w:p>
-        </w:tc>
-        <w:tc>
-          <w:tcPr>
-            <w:tcW w:type="dxa" w:w="964"/>
-            <w:shd w:val="clear" w:fill="F4F6F8"/>
-          </w:tcPr>
-          <w:p>
-            <w:pPr>
-              <w:spacing w:after="40" w:before="40"/>
-            </w:pPr>
-            <w:r>
-              <w:rPr>
-                <w:rFonts w:ascii="Segoe UI" w:hAnsi="Segoe UI"/>
-                <w:color w:val="1C2530"/>
-                <w:sz w:val="18"/>
-              </w:rPr>
-            </w:r>
-          </w:p>
-        </w:tc>
-      </w:tr>
-    </w:tbl>
-    <w:p>
-      <w:pPr>
-        <w:spacing w:after="0"/>
-      </w:pPr>
-    </w:p>
-    <w:p>
-      <w:pPr>
-        <w:spacing w:after="60" w:before="0"/>
-        <w:ind w:left="0"/>
-      </w:pPr>
+          <w:color w:val="207454"/>
+          <w:sz w:val="21"/>
+        </w:rPr>
+        <w:t xml:space="preserve">[X]  </w:t>
+      </w:r>
       <w:r>
         <w:rPr>
           <w:rFonts w:ascii="Segoe UI" w:hAnsi="Segoe UI"/>
           <w:b/>
-          <w:i w:val="0"/>
-          <w:color w:val="B0700C"/>
-          <w:sz w:val="19"/>
-        </w:rPr>
-        <w:t>Necesitamos que responda</w:t>
-      </w:r>
-    </w:p>
-    <w:p>
-      <w:pPr>
-        <w:pStyle w:val="ListBullet"/>
-        <w:spacing w:after="60"/>
-        <w:ind w:left="454"/>
-      </w:pPr>
-      <w:r>
-        <w:rPr>
-          <w:rFonts w:ascii="Segoe UI" w:hAnsi="Segoe UI"/>
           <w:color w:val="1C2530"/>
           <w:sz w:val="21"/>
         </w:rPr>
-        <w:t>¿Qué debe mostrar cada reporte y para tomar qué decisión?</w:t>
-      </w:r>
-    </w:p>
-    <w:p>
-      <w:pPr>
-        <w:pStyle w:val="ListBullet"/>
-        <w:spacing w:after="60"/>
-        <w:ind w:left="454"/>
-      </w:pPr>
-      <w:r>
-        <w:rPr>
-          <w:rFonts w:ascii="Segoe UI" w:hAnsi="Segoe UI"/>
+        <w:t>Activos fuera de servicio — diario, al CCO</w:t>
+      </w:r>
+    </w:p>
+    <w:p>
+      <w:pPr>
+        <w:spacing w:after="40"/>
+        <w:ind w:left="510"/>
+      </w:pPr>
+      <w:r>
+        <w:rPr>
+          <w:rFonts w:ascii="Consolas" w:hAnsi="Consolas"/>
+          <w:b/>
+          <w:color w:val="207454"/>
+          <w:sz w:val="21"/>
+        </w:rPr>
+        <w:t xml:space="preserve">[X]  </w:t>
+      </w:r>
+      <w:r>
+        <w:rPr>
+          <w:rFonts w:ascii="Segoe UI" w:hAnsi="Segoe UI"/>
+          <w:b/>
           <w:color w:val="1C2530"/>
           <w:sz w:val="21"/>
         </w:rPr>
-        <w:t>¿Quién lo recibe y con qué periodicidad: diario, semanal, mensual?</w:t>
-      </w:r>
-    </w:p>
-    <w:p>
-      <w:pPr>
-        <w:pStyle w:val="ListBullet"/>
-        <w:spacing w:after="60"/>
-        <w:ind w:left="454"/>
-      </w:pPr>
-      <w:r>
-        <w:rPr>
-          <w:rFonts w:ascii="Segoe UI" w:hAnsi="Segoe UI"/>
+        <w:t>Hoja de vida del activo — a demanda, a Supervisión e Interventoría</w:t>
+      </w:r>
+    </w:p>
+    <w:p>
+      <w:pPr>
+        <w:spacing w:after="40"/>
+        <w:ind w:left="510"/>
+      </w:pPr>
+      <w:r>
+        <w:rPr>
+          <w:rFonts w:ascii="Consolas" w:hAnsi="Consolas"/>
+          <w:b/>
+          <w:color w:val="207454"/>
+          <w:sz w:val="21"/>
+        </w:rPr>
+        <w:t xml:space="preserve">[X]  </w:t>
+      </w:r>
+      <w:r>
+        <w:rPr>
+          <w:rFonts w:ascii="Segoe UI" w:hAnsi="Segoe UI"/>
+          <w:b/>
           <w:color w:val="1C2530"/>
           <w:sz w:val="21"/>
         </w:rPr>
-        <w:t>¿En qué formato: pantalla, PDF por correo, Excel exportable?</w:t>
-      </w:r>
-    </w:p>
-    <w:p>
-      <w:pPr>
-        <w:pStyle w:val="ListBullet"/>
-        <w:spacing w:after="60"/>
-        <w:ind w:left="454"/>
-      </w:pPr>
-      <w:r>
-        <w:rPr>
-          <w:rFonts w:ascii="Segoe UI" w:hAnsi="Segoe UI"/>
+        <w:t>Certificado de mantenimiento por intervención — a Interventoría</w:t>
+      </w:r>
+    </w:p>
+    <w:p>
+      <w:pPr>
+        <w:spacing w:after="40"/>
+        <w:ind w:left="510"/>
+      </w:pPr>
+      <w:r>
+        <w:rPr>
+          <w:rFonts w:ascii="Consolas" w:hAnsi="Consolas"/>
+          <w:b/>
+          <w:color w:val="6E7A86"/>
+          <w:sz w:val="21"/>
+        </w:rPr>
+        <w:t xml:space="preserve">[  ]  </w:t>
+      </w:r>
+      <w:r>
+        <w:rPr>
+          <w:rFonts w:ascii="Segoe UI" w:hAnsi="Segoe UI"/>
+          <w:b w:val="0"/>
+          <w:color w:val="6E7A86"/>
+          <w:sz w:val="21"/>
+        </w:rPr>
+        <w:t>Productividad del técnico — semanal, a Supervisión</w:t>
+      </w:r>
+    </w:p>
+    <w:p>
+      <w:pPr>
+        <w:spacing w:after="40"/>
+        <w:ind w:left="510"/>
+      </w:pPr>
+      <w:r>
+        <w:rPr>
+          <w:rFonts w:ascii="Consolas" w:hAnsi="Consolas"/>
+          <w:b/>
+          <w:color w:val="207454"/>
+          <w:sz w:val="21"/>
+        </w:rPr>
+        <w:t xml:space="preserve">[X]  </w:t>
+      </w:r>
+      <w:r>
+        <w:rPr>
+          <w:rFonts w:ascii="Segoe UI" w:hAnsi="Segoe UI"/>
+          <w:b/>
           <w:color w:val="1C2530"/>
           <w:sz w:val="21"/>
         </w:rPr>
-        <w:t>¿Alguno se entrega a un tercero, interventoría o ANI, con formato obligatorio?</w:t>
+        <w:t>Excepciones de GPS — semanal, a Supervisión</w:t>
+      </w:r>
+    </w:p>
+    <w:p>
+      <w:pPr>
+        <w:keepNext/>
+        <w:spacing w:before="120" w:after="40"/>
+        <w:ind w:left="227"/>
+      </w:pPr>
+      <w:r>
+        <w:rPr>
+          <w:rFonts w:ascii="Segoe UI" w:hAnsi="Segoe UI"/>
+          <w:b/>
+          <w:color w:val="1C2530"/>
+          <w:sz w:val="20"/>
+        </w:rPr>
+        <w:t>¿En qué formato deben entregarse?</w:t>
+      </w:r>
+    </w:p>
+    <w:p>
+      <w:pPr>
+        <w:spacing w:after="40"/>
+        <w:ind w:left="510"/>
+      </w:pPr>
+      <w:r>
+        <w:rPr>
+          <w:rFonts w:ascii="Consolas" w:hAnsi="Consolas"/>
+          <w:b/>
+          <w:color w:val="207454"/>
+          <w:sz w:val="21"/>
+        </w:rPr>
+        <w:t xml:space="preserve">[X]  </w:t>
+      </w:r>
+      <w:r>
+        <w:rPr>
+          <w:rFonts w:ascii="Segoe UI" w:hAnsi="Segoe UI"/>
+          <w:b/>
+          <w:color w:val="1C2530"/>
+          <w:sz w:val="21"/>
+        </w:rPr>
+        <w:t>En pantalla, con exportación a Excel y PDF cuando se necesite enviar</w:t>
+      </w:r>
+    </w:p>
+    <w:p>
+      <w:pPr>
+        <w:spacing w:after="40"/>
+        <w:ind w:left="510"/>
+      </w:pPr>
+      <w:r>
+        <w:rPr>
+          <w:rFonts w:ascii="Consolas" w:hAnsi="Consolas"/>
+          <w:b/>
+          <w:color w:val="6E7A86"/>
+          <w:sz w:val="21"/>
+        </w:rPr>
+        <w:t xml:space="preserve">[  ]  </w:t>
+      </w:r>
+      <w:r>
+        <w:rPr>
+          <w:rFonts w:ascii="Segoe UI" w:hAnsi="Segoe UI"/>
+          <w:b w:val="0"/>
+          <w:color w:val="6E7A86"/>
+          <w:sz w:val="21"/>
+        </w:rPr>
+        <w:t>Solo en pantalla</w:t>
+      </w:r>
+    </w:p>
+    <w:p>
+      <w:pPr>
+        <w:spacing w:after="40"/>
+        <w:ind w:left="510"/>
+      </w:pPr>
+      <w:r>
+        <w:rPr>
+          <w:rFonts w:ascii="Consolas" w:hAnsi="Consolas"/>
+          <w:b/>
+          <w:color w:val="6E7A86"/>
+          <w:sz w:val="21"/>
+        </w:rPr>
+        <w:t xml:space="preserve">[  ]  </w:t>
+      </w:r>
+      <w:r>
+        <w:rPr>
+          <w:rFonts w:ascii="Segoe UI" w:hAnsi="Segoe UI"/>
+          <w:b w:val="0"/>
+          <w:color w:val="6E7A86"/>
+          <w:sz w:val="21"/>
+        </w:rPr>
+        <w:t>PDF automático por correo</w:t>
+      </w:r>
+    </w:p>
+    <w:p>
+      <w:pPr>
+        <w:keepNext/>
+        <w:spacing w:before="120" w:after="40"/>
+        <w:ind w:left="227"/>
+      </w:pPr>
+      <w:r>
+        <w:rPr>
+          <w:rFonts w:ascii="Segoe UI" w:hAnsi="Segoe UI"/>
+          <w:b/>
+          <w:color w:val="1C2530"/>
+          <w:sz w:val="20"/>
+        </w:rPr>
+        <w:t>¿Alguno se entrega a un tercero con formato obligatorio?</w:t>
+      </w:r>
+    </w:p>
+    <w:p>
+      <w:pPr>
+        <w:spacing w:after="40"/>
+        <w:ind w:left="510"/>
+      </w:pPr>
+      <w:r>
+        <w:rPr>
+          <w:rFonts w:ascii="Consolas" w:hAnsi="Consolas"/>
+          <w:b/>
+          <w:color w:val="6E7A86"/>
+          <w:sz w:val="21"/>
+        </w:rPr>
+        <w:t xml:space="preserve">[  ]  </w:t>
+      </w:r>
+      <w:r>
+        <w:rPr>
+          <w:rFonts w:ascii="Segoe UI" w:hAnsi="Segoe UI"/>
+          <w:b w:val="0"/>
+          <w:color w:val="6E7A86"/>
+          <w:sz w:val="21"/>
+        </w:rPr>
+        <w:t>Sí, hay un formato exigido por interventoría o la ANI</w:t>
+      </w:r>
+    </w:p>
+    <w:p>
+      <w:pPr>
+        <w:spacing w:after="40"/>
+        <w:ind w:left="510"/>
+      </w:pPr>
+      <w:r>
+        <w:rPr>
+          <w:rFonts w:ascii="Consolas" w:hAnsi="Consolas"/>
+          <w:b/>
+          <w:color w:val="207454"/>
+          <w:sz w:val="21"/>
+        </w:rPr>
+        <w:t xml:space="preserve">[X]  </w:t>
+      </w:r>
+      <w:r>
+        <w:rPr>
+          <w:rFonts w:ascii="Segoe UI" w:hAnsi="Segoe UI"/>
+          <w:b/>
+          <w:color w:val="1C2530"/>
+          <w:sz w:val="21"/>
+        </w:rPr>
+        <w:t>No, el formato lo definimos nosotros</w:t>
+      </w:r>
+    </w:p>
+    <w:p>
+      <w:pPr>
+        <w:spacing w:after="40" w:before="0"/>
+        <w:ind w:left="0"/>
+      </w:pPr>
+    </w:p>
+    <w:p>
+      <w:pPr>
+        <w:spacing w:after="60"/>
+        <w:ind w:left="510"/>
+      </w:pPr>
+      <w:r>
+        <w:rPr>
+          <w:rFonts w:ascii="Segoe UI" w:hAnsi="Segoe UI"/>
+          <w:color w:val="1C2530"/>
+          <w:sz w:val="21"/>
+        </w:rPr>
+        <w:t xml:space="preserve">Otros reportes que necesite:  </w:t>
+      </w:r>
+      <w:r>
+        <w:rPr>
+          <w:rFonts w:ascii="Segoe UI" w:hAnsi="Segoe UI"/>
+          <w:color w:val="B0700C"/>
+          <w:sz w:val="21"/>
+        </w:rPr>
+        <w:t>____________________________________________________________</w:t>
+      </w:r>
+    </w:p>
+    <w:p>
+      <w:pPr>
+        <w:spacing w:after="60"/>
+        <w:ind w:left="510"/>
+      </w:pPr>
+      <w:r>
+        <w:rPr>
+          <w:rFonts w:ascii="Segoe UI" w:hAnsi="Segoe UI"/>
+          <w:color w:val="1C2530"/>
+          <w:sz w:val="21"/>
+        </w:rPr>
+        <w:t xml:space="preserve">Si hay formato obligatorio, ¿cuál y quién lo exige?:  </w:t>
+      </w:r>
+      <w:r>
+        <w:rPr>
+          <w:rFonts w:ascii="Segoe UI" w:hAnsi="Segoe UI"/>
+          <w:color w:val="B0700C"/>
+          <w:sz w:val="21"/>
+        </w:rPr>
+        <w:t>____________________________________________________________</w:t>
       </w:r>
     </w:p>
     <w:tbl>
@@ -6593,10 +7798,10 @@
             <w:tcW w:type="dxa" w:w="9746"/>
             <w:shd w:val="clear" w:fill="FFFDF5"/>
             <w:tcBorders>
-              <w:top w:val="single" w:sz="8" w:color="B0700C"/>
-              <w:left w:val="single" w:sz="8" w:color="B0700C"/>
-              <w:bottom w:val="single" w:sz="8" w:color="B0700C"/>
-              <w:right w:val="single" w:sz="8" w:color="B0700C"/>
+              <w:top w:val="single" w:sz="6" w:color="B0700C"/>
+              <w:left w:val="single" w:sz="6" w:color="B0700C"/>
+              <w:bottom w:val="single" w:sz="6" w:color="B0700C"/>
+              <w:right w:val="single" w:sz="6" w:color="B0700C"/>
             </w:tcBorders>
           </w:tcPr>
           <w:p>
@@ -6608,57 +7813,9 @@
                 <w:rFonts w:ascii="Segoe UI" w:hAnsi="Segoe UI"/>
                 <w:b/>
                 <w:color w:val="B0700C"/>
-                <w:sz w:val="17"/>
+                <w:sz w:val="16"/>
               </w:rPr>
-              <w:t>RESPUESTA</w:t>
-            </w:r>
-          </w:p>
-          <w:p>
-            <w:pPr>
-              <w:spacing w:after="0" w:before="0"/>
-            </w:pPr>
-            <w:r>
-              <w:rPr>
-                <w:rFonts w:ascii="Segoe UI" w:hAnsi="Segoe UI"/>
-                <w:sz w:val="21"/>
-              </w:rPr>
-              <w:t xml:space="preserve"> </w:t>
-            </w:r>
-          </w:p>
-          <w:p>
-            <w:pPr>
-              <w:spacing w:after="0" w:before="0"/>
-            </w:pPr>
-            <w:r>
-              <w:rPr>
-                <w:rFonts w:ascii="Segoe UI" w:hAnsi="Segoe UI"/>
-                <w:sz w:val="21"/>
-              </w:rPr>
-              <w:t xml:space="preserve"> </w:t>
-            </w:r>
-          </w:p>
-          <w:p>
-            <w:pPr>
-              <w:spacing w:after="0" w:before="0"/>
-            </w:pPr>
-            <w:r>
-              <w:rPr>
-                <w:rFonts w:ascii="Segoe UI" w:hAnsi="Segoe UI"/>
-                <w:sz w:val="21"/>
-              </w:rPr>
-              <w:t xml:space="preserve"> </w:t>
-            </w:r>
-          </w:p>
-          <w:p>
-            <w:pPr>
-              <w:spacing w:after="0" w:before="0"/>
-            </w:pPr>
-            <w:r>
-              <w:rPr>
-                <w:rFonts w:ascii="Segoe UI" w:hAnsi="Segoe UI"/>
-                <w:sz w:val="21"/>
-              </w:rPr>
-              <w:t xml:space="preserve"> </w:t>
+              <w:t>SI DESEA MATIZAR O AGREGAR ALGO (opcional)</w:t>
             </w:r>
           </w:p>
           <w:p>
@@ -6807,94 +7964,326 @@
           <w:rFonts w:ascii="Segoe UI" w:hAnsi="Segoe UI"/>
           <w:b/>
           <w:i w:val="0"/>
-          <w:color w:val="6E7A86"/>
+          <w:color w:val="B0700C"/>
           <w:sz w:val="19"/>
         </w:rPr>
-        <w:t>Qué proponemos</w:t>
-      </w:r>
-    </w:p>
-    <w:p>
-      <w:pPr>
-        <w:spacing w:after="120" w:before="0"/>
-        <w:ind w:left="0"/>
-      </w:pPr>
-      <w:r>
-        <w:rPr>
-          <w:rFonts w:ascii="Segoe UI" w:hAnsi="Segoe UI"/>
-          <w:b w:val="0"/>
-          <w:i w:val="0"/>
+        <w:t>Nuestra propuesta. Confirme o corrija.</w:t>
+      </w:r>
+    </w:p>
+    <w:p>
+      <w:pPr>
+        <w:keepNext/>
+        <w:spacing w:before="120" w:after="40"/>
+        <w:ind w:left="227"/>
+      </w:pPr>
+      <w:r>
+        <w:rPr>
+          <w:rFonts w:ascii="Segoe UI" w:hAnsi="Segoe UI"/>
+          <w:b/>
+          <w:color w:val="1C2530"/>
+          <w:sz w:val="20"/>
+        </w:rPr>
+        <w:t>¿Cómo se calcula el cumplimiento?</w:t>
+      </w:r>
+    </w:p>
+    <w:p>
+      <w:pPr>
+        <w:spacing w:after="40"/>
+        <w:ind w:left="510"/>
+      </w:pPr>
+      <w:r>
+        <w:rPr>
+          <w:rFonts w:ascii="Consolas" w:hAnsi="Consolas"/>
+          <w:b/>
+          <w:color w:val="207454"/>
+          <w:sz w:val="21"/>
+        </w:rPr>
+        <w:t xml:space="preserve">[X]  </w:t>
+      </w:r>
+      <w:r>
+        <w:rPr>
+          <w:rFonts w:ascii="Segoe UI" w:hAnsi="Segoe UI"/>
+          <w:b/>
           <w:color w:val="1C2530"/>
           <w:sz w:val="21"/>
         </w:rPr>
-        <w:t>Fijar por escrito la fórmula de cada indicador antes de construir el tablero.</w:t>
-      </w:r>
-    </w:p>
-    <w:p>
-      <w:pPr>
-        <w:spacing w:after="60" w:before="0"/>
-        <w:ind w:left="0"/>
-      </w:pPr>
-      <w:r>
-        <w:rPr>
-          <w:rFonts w:ascii="Segoe UI" w:hAnsi="Segoe UI"/>
+        <w:t>Órdenes cerradas dentro de la fecha programada, sobre órdenes programadas</w:t>
+      </w:r>
+    </w:p>
+    <w:p>
+      <w:pPr>
+        <w:spacing w:after="40"/>
+        <w:ind w:left="510"/>
+      </w:pPr>
+      <w:r>
+        <w:rPr>
+          <w:rFonts w:ascii="Consolas" w:hAnsi="Consolas"/>
           <w:b/>
-          <w:i w:val="0"/>
-          <w:color w:val="B0700C"/>
-          <w:sz w:val="19"/>
-        </w:rPr>
-        <w:t>Necesitamos que responda</w:t>
-      </w:r>
-    </w:p>
-    <w:p>
-      <w:pPr>
-        <w:pStyle w:val="ListBullet"/>
-        <w:spacing w:after="60"/>
-        <w:ind w:left="454"/>
-      </w:pPr>
-      <w:r>
-        <w:rPr>
-          <w:rFonts w:ascii="Segoe UI" w:hAnsi="Segoe UI"/>
+          <w:color w:val="6E7A86"/>
+          <w:sz w:val="21"/>
+        </w:rPr>
+        <w:t xml:space="preserve">[  ]  </w:t>
+      </w:r>
+      <w:r>
+        <w:rPr>
+          <w:rFonts w:ascii="Segoe UI" w:hAnsi="Segoe UI"/>
+          <w:b w:val="0"/>
+          <w:color w:val="6E7A86"/>
+          <w:sz w:val="21"/>
+        </w:rPr>
+        <w:t>Órdenes ejecutadas sobre programadas, sin importar la fecha</w:t>
+      </w:r>
+    </w:p>
+    <w:p>
+      <w:pPr>
+        <w:keepNext/>
+        <w:spacing w:before="120" w:after="40"/>
+        <w:ind w:left="227"/>
+      </w:pPr>
+      <w:r>
+        <w:rPr>
+          <w:rFonts w:ascii="Segoe UI" w:hAnsi="Segoe UI"/>
+          <w:b/>
+          <w:color w:val="1C2530"/>
+          <w:sz w:val="20"/>
+        </w:rPr>
+        <w:t>Una orden cerrada con excepción de GPS, ¿cuenta como cumplida?</w:t>
+      </w:r>
+    </w:p>
+    <w:p>
+      <w:pPr>
+        <w:spacing w:after="40"/>
+        <w:ind w:left="510"/>
+      </w:pPr>
+      <w:r>
+        <w:rPr>
+          <w:rFonts w:ascii="Consolas" w:hAnsi="Consolas"/>
+          <w:b/>
+          <w:color w:val="207454"/>
+          <w:sz w:val="21"/>
+        </w:rPr>
+        <w:t xml:space="preserve">[X]  </w:t>
+      </w:r>
+      <w:r>
+        <w:rPr>
+          <w:rFonts w:ascii="Segoe UI" w:hAnsi="Segoe UI"/>
+          <w:b/>
           <w:color w:val="1C2530"/>
           <w:sz w:val="21"/>
         </w:rPr>
-        <w:t>Cumplimiento: ¿se calcula sobre órdenes cerradas en fecha, o basta con que se hayan ejecutado? ¿Una orden cerrada con excepción de GPS cuenta como cumplida?</w:t>
-      </w:r>
-    </w:p>
-    <w:p>
-      <w:pPr>
-        <w:pStyle w:val="ListBullet"/>
-        <w:spacing w:after="60"/>
-        <w:ind w:left="454"/>
-      </w:pPr>
-      <w:r>
-        <w:rPr>
-          <w:rFonts w:ascii="Segoe UI" w:hAnsi="Segoe UI"/>
+        <w:t>Sí, pero se reporta aparte en el informe de excepciones</w:t>
+      </w:r>
+    </w:p>
+    <w:p>
+      <w:pPr>
+        <w:spacing w:after="40"/>
+        <w:ind w:left="510"/>
+      </w:pPr>
+      <w:r>
+        <w:rPr>
+          <w:rFonts w:ascii="Consolas" w:hAnsi="Consolas"/>
+          <w:b/>
+          <w:color w:val="6E7A86"/>
+          <w:sz w:val="21"/>
+        </w:rPr>
+        <w:t xml:space="preserve">[  ]  </w:t>
+      </w:r>
+      <w:r>
+        <w:rPr>
+          <w:rFonts w:ascii="Segoe UI" w:hAnsi="Segoe UI"/>
+          <w:b w:val="0"/>
+          <w:color w:val="6E7A86"/>
+          <w:sz w:val="21"/>
+        </w:rPr>
+        <w:t>No cuenta como cumplida</w:t>
+      </w:r>
+    </w:p>
+    <w:p>
+      <w:pPr>
+        <w:keepNext/>
+        <w:spacing w:before="120" w:after="40"/>
+        <w:ind w:left="227"/>
+      </w:pPr>
+      <w:r>
+        <w:rPr>
+          <w:rFonts w:ascii="Segoe UI" w:hAnsi="Segoe UI"/>
+          <w:b/>
+          <w:color w:val="1C2530"/>
+          <w:sz w:val="20"/>
+        </w:rPr>
+        <w:t>¿Cómo se mide la disponibilidad de activos?</w:t>
+      </w:r>
+    </w:p>
+    <w:p>
+      <w:pPr>
+        <w:spacing w:after="40"/>
+        <w:ind w:left="510"/>
+      </w:pPr>
+      <w:r>
+        <w:rPr>
+          <w:rFonts w:ascii="Consolas" w:hAnsi="Consolas"/>
+          <w:b/>
+          <w:color w:val="207454"/>
+          <w:sz w:val="21"/>
+        </w:rPr>
+        <w:t xml:space="preserve">[X]  </w:t>
+      </w:r>
+      <w:r>
+        <w:rPr>
+          <w:rFonts w:ascii="Segoe UI" w:hAnsi="Segoe UI"/>
+          <w:b/>
           <w:color w:val="1C2530"/>
           <w:sz w:val="21"/>
         </w:rPr>
-        <w:t>Disponibilidad: ¿por tiempo fuera de servicio, por cantidad de activos, o ponderada por criticidad?</w:t>
-      </w:r>
-    </w:p>
-    <w:p>
-      <w:pPr>
-        <w:pStyle w:val="ListBullet"/>
-        <w:spacing w:after="60"/>
-        <w:ind w:left="454"/>
-      </w:pPr>
-      <w:r>
-        <w:rPr>
-          <w:rFonts w:ascii="Segoe UI" w:hAnsi="Segoe UI"/>
+        <w:t>Por tiempo: horas fuera de servicio sobre horas totales del periodo</w:t>
+      </w:r>
+    </w:p>
+    <w:p>
+      <w:pPr>
+        <w:spacing w:after="40"/>
+        <w:ind w:left="510"/>
+      </w:pPr>
+      <w:r>
+        <w:rPr>
+          <w:rFonts w:ascii="Consolas" w:hAnsi="Consolas"/>
+          <w:b/>
+          <w:color w:val="6E7A86"/>
+          <w:sz w:val="21"/>
+        </w:rPr>
+        <w:t xml:space="preserve">[  ]  </w:t>
+      </w:r>
+      <w:r>
+        <w:rPr>
+          <w:rFonts w:ascii="Segoe UI" w:hAnsi="Segoe UI"/>
+          <w:b w:val="0"/>
+          <w:color w:val="6E7A86"/>
+          <w:sz w:val="21"/>
+        </w:rPr>
+        <w:t>Por cantidad: activos operativos sobre activos totales</w:t>
+      </w:r>
+    </w:p>
+    <w:p>
+      <w:pPr>
+        <w:spacing w:after="40"/>
+        <w:ind w:left="510"/>
+      </w:pPr>
+      <w:r>
+        <w:rPr>
+          <w:rFonts w:ascii="Consolas" w:hAnsi="Consolas"/>
+          <w:b/>
+          <w:color w:val="6E7A86"/>
+          <w:sz w:val="21"/>
+        </w:rPr>
+        <w:t xml:space="preserve">[  ]  </w:t>
+      </w:r>
+      <w:r>
+        <w:rPr>
+          <w:rFonts w:ascii="Segoe UI" w:hAnsi="Segoe UI"/>
+          <w:b w:val="0"/>
+          <w:color w:val="6E7A86"/>
+          <w:sz w:val="21"/>
+        </w:rPr>
+        <w:t>Ponderada por criticidad del activo</w:t>
+      </w:r>
+    </w:p>
+    <w:p>
+      <w:pPr>
+        <w:keepNext/>
+        <w:spacing w:before="120" w:after="40"/>
+        <w:ind w:left="227"/>
+      </w:pPr>
+      <w:r>
+        <w:rPr>
+          <w:rFonts w:ascii="Segoe UI" w:hAnsi="Segoe UI"/>
+          <w:b/>
+          <w:color w:val="1C2530"/>
+          <w:sz w:val="20"/>
+        </w:rPr>
+        <w:t>¿Existe una meta contractual frente a la ANI que el sistema deba reportar?</w:t>
+      </w:r>
+    </w:p>
+    <w:p>
+      <w:pPr>
+        <w:spacing w:after="40"/>
+        <w:ind w:left="510"/>
+      </w:pPr>
+      <w:r>
+        <w:rPr>
+          <w:rFonts w:ascii="Consolas" w:hAnsi="Consolas"/>
+          <w:b/>
+          <w:color w:val="6E7A86"/>
+          <w:sz w:val="21"/>
+        </w:rPr>
+        <w:t xml:space="preserve">[  ]  </w:t>
+      </w:r>
+      <w:r>
+        <w:rPr>
+          <w:rFonts w:ascii="Segoe UI" w:hAnsi="Segoe UI"/>
+          <w:b w:val="0"/>
+          <w:color w:val="6E7A86"/>
+          <w:sz w:val="21"/>
+        </w:rPr>
+        <w:t>Sí, hay meta de disponibilidad o de tiempo de atención</w:t>
+      </w:r>
+    </w:p>
+    <w:p>
+      <w:pPr>
+        <w:spacing w:after="40"/>
+        <w:ind w:left="510"/>
+      </w:pPr>
+      <w:r>
+        <w:rPr>
+          <w:rFonts w:ascii="Consolas" w:hAnsi="Consolas"/>
+          <w:b/>
+          <w:color w:val="6E7A86"/>
+          <w:sz w:val="21"/>
+        </w:rPr>
+        <w:t xml:space="preserve">[  ]  </w:t>
+      </w:r>
+      <w:r>
+        <w:rPr>
+          <w:rFonts w:ascii="Segoe UI" w:hAnsi="Segoe UI"/>
+          <w:b w:val="0"/>
+          <w:color w:val="6E7A86"/>
+          <w:sz w:val="21"/>
+        </w:rPr>
+        <w:t>No</w:t>
+      </w:r>
+    </w:p>
+    <w:p>
+      <w:pPr>
+        <w:spacing w:after="40"/>
+        <w:ind w:left="510"/>
+      </w:pPr>
+      <w:r>
+        <w:rPr>
+          <w:rFonts w:ascii="Consolas" w:hAnsi="Consolas"/>
+          <w:b/>
+          <w:color w:val="207454"/>
+          <w:sz w:val="21"/>
+        </w:rPr>
+        <w:t xml:space="preserve">[X]  </w:t>
+      </w:r>
+      <w:r>
+        <w:rPr>
+          <w:rFonts w:ascii="Segoe UI" w:hAnsi="Segoe UI"/>
+          <w:b/>
           <w:color w:val="1C2530"/>
           <w:sz w:val="21"/>
         </w:rPr>
-        <w:t>¿Existe una meta contractual de disponibilidad o de tiempo de atención frente a la ANI que el sistema deba reportar?</w:t>
-      </w:r>
-    </w:p>
-    <w:p>
-      <w:pPr>
-        <w:pStyle w:val="ListBullet"/>
+        <w:t>Por confirmar con el área contractual</w:t>
+      </w:r>
+    </w:p>
+    <w:p>
+      <w:pPr>
+        <w:spacing w:after="40" w:before="0"/>
+        <w:ind w:left="0"/>
+      </w:pPr>
+    </w:p>
+    <w:p>
+      <w:pPr>
         <w:spacing w:after="60"/>
-        <w:ind w:left="454"/>
+        <w:ind w:left="510"/>
       </w:pPr>
       <w:r>
         <w:rPr>
@@ -6902,7 +8291,15 @@
           <w:color w:val="1C2530"/>
           <w:sz w:val="21"/>
         </w:rPr>
-        <w:t>¿Interventoría tendrá acceso al sistema, o solo recibe reportes exportados?</w:t>
+        <w:t xml:space="preserve">Si existe meta contractual, ¿cuál es y de qué documento sale?:  </w:t>
+      </w:r>
+      <w:r>
+        <w:rPr>
+          <w:rFonts w:ascii="Segoe UI" w:hAnsi="Segoe UI"/>
+          <w:color w:val="B0700C"/>
+          <w:sz w:val="21"/>
+        </w:rPr>
+        <w:t>____________________________________________________________</w:t>
       </w:r>
     </w:p>
     <w:tbl>
@@ -6920,10 +8317,10 @@
             <w:tcW w:type="dxa" w:w="9746"/>
             <w:shd w:val="clear" w:fill="FFFDF5"/>
             <w:tcBorders>
-              <w:top w:val="single" w:sz="8" w:color="B0700C"/>
-              <w:left w:val="single" w:sz="8" w:color="B0700C"/>
-              <w:bottom w:val="single" w:sz="8" w:color="B0700C"/>
-              <w:right w:val="single" w:sz="8" w:color="B0700C"/>
+              <w:top w:val="single" w:sz="6" w:color="B0700C"/>
+              <w:left w:val="single" w:sz="6" w:color="B0700C"/>
+              <w:bottom w:val="single" w:sz="6" w:color="B0700C"/>
+              <w:right w:val="single" w:sz="6" w:color="B0700C"/>
             </w:tcBorders>
           </w:tcPr>
           <w:p>
@@ -6935,45 +8332,9 @@
                 <w:rFonts w:ascii="Segoe UI" w:hAnsi="Segoe UI"/>
                 <w:b/>
                 <w:color w:val="B0700C"/>
-                <w:sz w:val="17"/>
+                <w:sz w:val="16"/>
               </w:rPr>
-              <w:t>RESPUESTA</w:t>
-            </w:r>
-          </w:p>
-          <w:p>
-            <w:pPr>
-              <w:spacing w:after="0" w:before="0"/>
-            </w:pPr>
-            <w:r>
-              <w:rPr>
-                <w:rFonts w:ascii="Segoe UI" w:hAnsi="Segoe UI"/>
-                <w:sz w:val="21"/>
-              </w:rPr>
-              <w:t xml:space="preserve"> </w:t>
-            </w:r>
-          </w:p>
-          <w:p>
-            <w:pPr>
-              <w:spacing w:after="0" w:before="0"/>
-            </w:pPr>
-            <w:r>
-              <w:rPr>
-                <w:rFonts w:ascii="Segoe UI" w:hAnsi="Segoe UI"/>
-                <w:sz w:val="21"/>
-              </w:rPr>
-              <w:t xml:space="preserve"> </w:t>
-            </w:r>
-          </w:p>
-          <w:p>
-            <w:pPr>
-              <w:spacing w:after="0" w:before="0"/>
-            </w:pPr>
-            <w:r>
-              <w:rPr>
-                <w:rFonts w:ascii="Segoe UI" w:hAnsi="Segoe UI"/>
-                <w:sz w:val="21"/>
-              </w:rPr>
-              <w:t xml:space="preserve"> </w:t>
+              <w:t>SI DESEA MATIZAR O AGREGAR ALGO (opcional)</w:t>
             </w:r>
           </w:p>
           <w:p>
@@ -7137,79 +8498,238 @@
           <w:rFonts w:ascii="Segoe UI" w:hAnsi="Segoe UI"/>
           <w:b/>
           <w:i w:val="0"/>
+          <w:color w:val="B0700C"/>
+          <w:sz w:val="19"/>
+        </w:rPr>
+        <w:t>Nuestra propuesta. Confirme o corrija.</w:t>
+      </w:r>
+    </w:p>
+    <w:p>
+      <w:pPr>
+        <w:keepNext/>
+        <w:spacing w:before="120" w:after="40"/>
+        <w:ind w:left="227"/>
+      </w:pPr>
+      <w:r>
+        <w:rPr>
+          <w:rFonts w:ascii="Segoe UI" w:hAnsi="Segoe UI"/>
+          <w:b/>
+          <w:color w:val="1C2530"/>
+          <w:sz w:val="20"/>
+        </w:rPr>
+        <w:t>¿Interventoría o la ANI tendrán acceso al sistema?</w:t>
+      </w:r>
+    </w:p>
+    <w:p>
+      <w:pPr>
+        <w:spacing w:after="40"/>
+        <w:ind w:left="510"/>
+      </w:pPr>
+      <w:r>
+        <w:rPr>
+          <w:rFonts w:ascii="Consolas" w:hAnsi="Consolas"/>
+          <w:b/>
           <w:color w:val="6E7A86"/>
-          <w:sz w:val="19"/>
-        </w:rPr>
-        <w:t>Qué proponemos</w:t>
-      </w:r>
-    </w:p>
-    <w:p>
-      <w:pPr>
-        <w:spacing w:after="120" w:before="0"/>
-        <w:ind w:left="0"/>
-      </w:pPr>
+          <w:sz w:val="21"/>
+        </w:rPr>
+        <w:t xml:space="preserve">[  ]  </w:t>
+      </w:r>
       <w:r>
         <w:rPr>
           <w:rFonts w:ascii="Segoe UI" w:hAnsi="Segoe UI"/>
           <w:b w:val="0"/>
-          <w:i w:val="0"/>
+          <w:color w:val="6E7A86"/>
+          <w:sz w:val="21"/>
+        </w:rPr>
+        <w:t>Sí, con perfil de consulta</w:t>
+      </w:r>
+    </w:p>
+    <w:p>
+      <w:pPr>
+        <w:spacing w:after="40"/>
+        <w:ind w:left="510"/>
+      </w:pPr>
+      <w:r>
+        <w:rPr>
+          <w:rFonts w:ascii="Consolas" w:hAnsi="Consolas"/>
+          <w:b/>
+          <w:color w:val="207454"/>
+          <w:sz w:val="21"/>
+        </w:rPr>
+        <w:t xml:space="preserve">[X]  </w:t>
+      </w:r>
+      <w:r>
+        <w:rPr>
+          <w:rFonts w:ascii="Segoe UI" w:hAnsi="Segoe UI"/>
+          <w:b/>
           <w:color w:val="1C2530"/>
           <w:sz w:val="21"/>
         </w:rPr>
-        <w:t>Definir el número de usuarios en régimen, el responsable funcional que autoriza cambios y la política de retención de evidencia.</w:t>
-      </w:r>
-    </w:p>
-    <w:p>
-      <w:pPr>
-        <w:spacing w:after="60" w:before="0"/>
-        <w:ind w:left="0"/>
+        <w:t>No, solo reciben reportes exportados</w:t>
+      </w:r>
+    </w:p>
+    <w:p>
+      <w:pPr>
+        <w:keepNext/>
+        <w:spacing w:before="120" w:after="40"/>
+        <w:ind w:left="227"/>
       </w:pPr>
       <w:r>
         <w:rPr>
           <w:rFonts w:ascii="Segoe UI" w:hAnsi="Segoe UI"/>
           <w:b/>
-          <w:i w:val="0"/>
-          <w:color w:val="B0700C"/>
-          <w:sz w:val="19"/>
-        </w:rPr>
-        <w:t>Necesitamos que responda</w:t>
-      </w:r>
-    </w:p>
-    <w:p>
-      <w:pPr>
-        <w:pStyle w:val="ListBullet"/>
-        <w:spacing w:after="60"/>
-        <w:ind w:left="454"/>
-      </w:pPr>
-      <w:r>
-        <w:rPr>
-          <w:rFonts w:ascii="Segoe UI" w:hAnsi="Segoe UI"/>
+          <w:color w:val="1C2530"/>
+          <w:sz w:val="20"/>
+        </w:rPr>
+        <w:t>¿Quién puede modificar formularios y reglas en producción?</w:t>
+      </w:r>
+    </w:p>
+    <w:p>
+      <w:pPr>
+        <w:spacing w:after="40"/>
+        <w:ind w:left="510"/>
+      </w:pPr>
+      <w:r>
+        <w:rPr>
+          <w:rFonts w:ascii="Consolas" w:hAnsi="Consolas"/>
+          <w:b/>
+          <w:color w:val="207454"/>
+          <w:sz w:val="21"/>
+        </w:rPr>
+        <w:t xml:space="preserve">[X]  </w:t>
+      </w:r>
+      <w:r>
+        <w:rPr>
+          <w:rFonts w:ascii="Segoe UI" w:hAnsi="Segoe UI"/>
+          <w:b/>
           <w:color w:val="1C2530"/>
           <w:sz w:val="21"/>
         </w:rPr>
-        <w:t>¿Cuántos técnicos usarán el sistema en régimen, más allá de los 10 del piloto?</w:t>
-      </w:r>
-    </w:p>
-    <w:p>
-      <w:pPr>
-        <w:pStyle w:val="ListBullet"/>
-        <w:spacing w:after="60"/>
-        <w:ind w:left="454"/>
-      </w:pPr>
-      <w:r>
-        <w:rPr>
-          <w:rFonts w:ascii="Segoe UI" w:hAnsi="Segoe UI"/>
+        <w:t>Solo el administrador, con autorización escrita del responsable funcional</w:t>
+      </w:r>
+    </w:p>
+    <w:p>
+      <w:pPr>
+        <w:spacing w:after="40"/>
+        <w:ind w:left="510"/>
+      </w:pPr>
+      <w:r>
+        <w:rPr>
+          <w:rFonts w:ascii="Consolas" w:hAnsi="Consolas"/>
+          <w:b/>
+          <w:color w:val="6E7A86"/>
+          <w:sz w:val="21"/>
+        </w:rPr>
+        <w:t xml:space="preserve">[  ]  </w:t>
+      </w:r>
+      <w:r>
+        <w:rPr>
+          <w:rFonts w:ascii="Segoe UI" w:hAnsi="Segoe UI"/>
+          <w:b w:val="0"/>
+          <w:color w:val="6E7A86"/>
+          <w:sz w:val="21"/>
+        </w:rPr>
+        <w:t>El administrador, sin autorización previa</w:t>
+      </w:r>
+    </w:p>
+    <w:p>
+      <w:pPr>
+        <w:keepNext/>
+        <w:spacing w:before="120" w:after="40"/>
+        <w:ind w:left="227"/>
+      </w:pPr>
+      <w:r>
+        <w:rPr>
+          <w:rFonts w:ascii="Segoe UI" w:hAnsi="Segoe UI"/>
+          <w:b/>
+          <w:color w:val="1C2530"/>
+          <w:sz w:val="20"/>
+        </w:rPr>
+        <w:t>¿Cuánto tiempo se conserva la evidencia fotográfica?</w:t>
+      </w:r>
+    </w:p>
+    <w:p>
+      <w:pPr>
+        <w:spacing w:after="40"/>
+        <w:ind w:left="510"/>
+      </w:pPr>
+      <w:r>
+        <w:rPr>
+          <w:rFonts w:ascii="Consolas" w:hAnsi="Consolas"/>
+          <w:b/>
+          <w:color w:val="207454"/>
+          <w:sz w:val="21"/>
+        </w:rPr>
+        <w:t xml:space="preserve">[X]  </w:t>
+      </w:r>
+      <w:r>
+        <w:rPr>
+          <w:rFonts w:ascii="Segoe UI" w:hAnsi="Segoe UI"/>
+          <w:b/>
           <w:color w:val="1C2530"/>
           <w:sz w:val="21"/>
         </w:rPr>
-        <w:t>¿El personal de interventoría o de la ANI tendrá acceso, aunque sea de consulta?</w:t>
-      </w:r>
-    </w:p>
-    <w:p>
-      <w:pPr>
-        <w:pStyle w:val="ListBullet"/>
+        <w:t>Cinco años</w:t>
+      </w:r>
+    </w:p>
+    <w:p>
+      <w:pPr>
+        <w:spacing w:after="40"/>
+        <w:ind w:left="510"/>
+      </w:pPr>
+      <w:r>
+        <w:rPr>
+          <w:rFonts w:ascii="Consolas" w:hAnsi="Consolas"/>
+          <w:b/>
+          <w:color w:val="6E7A86"/>
+          <w:sz w:val="21"/>
+        </w:rPr>
+        <w:t xml:space="preserve">[  ]  </w:t>
+      </w:r>
+      <w:r>
+        <w:rPr>
+          <w:rFonts w:ascii="Segoe UI" w:hAnsi="Segoe UI"/>
+          <w:b w:val="0"/>
+          <w:color w:val="6E7A86"/>
+          <w:sz w:val="21"/>
+        </w:rPr>
+        <w:t>Lo que dure la concesión</w:t>
+      </w:r>
+    </w:p>
+    <w:p>
+      <w:pPr>
+        <w:spacing w:after="40"/>
+        <w:ind w:left="510"/>
+      </w:pPr>
+      <w:r>
+        <w:rPr>
+          <w:rFonts w:ascii="Consolas" w:hAnsi="Consolas"/>
+          <w:b/>
+          <w:color w:val="6E7A86"/>
+          <w:sz w:val="21"/>
+        </w:rPr>
+        <w:t xml:space="preserve">[  ]  </w:t>
+      </w:r>
+      <w:r>
+        <w:rPr>
+          <w:rFonts w:ascii="Segoe UI" w:hAnsi="Segoe UI"/>
+          <w:b w:val="0"/>
+          <w:color w:val="6E7A86"/>
+          <w:sz w:val="21"/>
+        </w:rPr>
+        <w:t>Otro plazo</w:t>
+      </w:r>
+    </w:p>
+    <w:p>
+      <w:pPr>
+        <w:spacing w:after="40" w:before="0"/>
+        <w:ind w:left="0"/>
+      </w:pPr>
+    </w:p>
+    <w:p>
+      <w:pPr>
         <w:spacing w:after="60"/>
-        <w:ind w:left="454"/>
+        <w:ind w:left="510"/>
       </w:pPr>
       <w:r>
         <w:rPr>
@@ -7217,14 +8737,21 @@
           <w:color w:val="1C2530"/>
           <w:sz w:val="21"/>
         </w:rPr>
-        <w:t>¿Quién es el responsable funcional que autoriza cambios en producción?</w:t>
-      </w:r>
-    </w:p>
-    <w:p>
-      <w:pPr>
-        <w:pStyle w:val="ListBullet"/>
+        <w:t xml:space="preserve">Número de técnicos que usarán el sistema en régimen:  </w:t>
+      </w:r>
+      <w:r>
+        <w:rPr>
+          <w:rFonts w:ascii="Segoe UI" w:hAnsi="Segoe UI"/>
+          <w:color w:val="B0700C"/>
+          <w:sz w:val="21"/>
+        </w:rPr>
+        <w:t>____________________________________________________________</w:t>
+      </w:r>
+    </w:p>
+    <w:p>
+      <w:pPr>
         <w:spacing w:after="60"/>
-        <w:ind w:left="454"/>
+        <w:ind w:left="510"/>
       </w:pPr>
       <w:r>
         <w:rPr>
@@ -7232,7 +8759,37 @@
           <w:color w:val="1C2530"/>
           <w:sz w:val="21"/>
         </w:rPr>
-        <w:t>¿Cuánto tiempo debe conservarse la evidencia fotográfica y dónde se respalda?</w:t>
+        <w:t xml:space="preserve">Responsable funcional que autoriza cambios:  </w:t>
+      </w:r>
+      <w:r>
+        <w:rPr>
+          <w:rFonts w:ascii="Segoe UI" w:hAnsi="Segoe UI"/>
+          <w:color w:val="B0700C"/>
+          <w:sz w:val="21"/>
+        </w:rPr>
+        <w:t>____________________________________________________________</w:t>
+      </w:r>
+    </w:p>
+    <w:p>
+      <w:pPr>
+        <w:spacing w:after="60"/>
+        <w:ind w:left="510"/>
+      </w:pPr>
+      <w:r>
+        <w:rPr>
+          <w:rFonts w:ascii="Segoe UI" w:hAnsi="Segoe UI"/>
+          <w:color w:val="1C2530"/>
+          <w:sz w:val="21"/>
+        </w:rPr>
+        <w:t xml:space="preserve">Si es otro plazo de retención, ¿cuál?:  </w:t>
+      </w:r>
+      <w:r>
+        <w:rPr>
+          <w:rFonts w:ascii="Segoe UI" w:hAnsi="Segoe UI"/>
+          <w:color w:val="B0700C"/>
+          <w:sz w:val="21"/>
+        </w:rPr>
+        <w:t>____________________________________________________________</w:t>
       </w:r>
     </w:p>
     <w:tbl>
@@ -7250,10 +8807,10 @@
             <w:tcW w:type="dxa" w:w="9746"/>
             <w:shd w:val="clear" w:fill="FFFDF5"/>
             <w:tcBorders>
-              <w:top w:val="single" w:sz="8" w:color="B0700C"/>
-              <w:left w:val="single" w:sz="8" w:color="B0700C"/>
-              <w:bottom w:val="single" w:sz="8" w:color="B0700C"/>
-              <w:right w:val="single" w:sz="8" w:color="B0700C"/>
+              <w:top w:val="single" w:sz="6" w:color="B0700C"/>
+              <w:left w:val="single" w:sz="6" w:color="B0700C"/>
+              <w:bottom w:val="single" w:sz="6" w:color="B0700C"/>
+              <w:right w:val="single" w:sz="6" w:color="B0700C"/>
             </w:tcBorders>
           </w:tcPr>
           <w:p>
@@ -7265,45 +8822,9 @@
                 <w:rFonts w:ascii="Segoe UI" w:hAnsi="Segoe UI"/>
                 <w:b/>
                 <w:color w:val="B0700C"/>
-                <w:sz w:val="17"/>
+                <w:sz w:val="16"/>
               </w:rPr>
-              <w:t>RESPUESTA</w:t>
-            </w:r>
-          </w:p>
-          <w:p>
-            <w:pPr>
-              <w:spacing w:after="0" w:before="0"/>
-            </w:pPr>
-            <w:r>
-              <w:rPr>
-                <w:rFonts w:ascii="Segoe UI" w:hAnsi="Segoe UI"/>
-                <w:sz w:val="21"/>
-              </w:rPr>
-              <w:t xml:space="preserve"> </w:t>
-            </w:r>
-          </w:p>
-          <w:p>
-            <w:pPr>
-              <w:spacing w:after="0" w:before="0"/>
-            </w:pPr>
-            <w:r>
-              <w:rPr>
-                <w:rFonts w:ascii="Segoe UI" w:hAnsi="Segoe UI"/>
-                <w:sz w:val="21"/>
-              </w:rPr>
-              <w:t xml:space="preserve"> </w:t>
-            </w:r>
-          </w:p>
-          <w:p>
-            <w:pPr>
-              <w:spacing w:after="0" w:before="0"/>
-            </w:pPr>
-            <w:r>
-              <w:rPr>
-                <w:rFonts w:ascii="Segoe UI" w:hAnsi="Segoe UI"/>
-                <w:sz w:val="21"/>
-              </w:rPr>
-              <w:t xml:space="preserve"> </w:t>
+              <w:t>SI DESEA MATIZAR O AGREGAR ALGO (opcional)</w:t>
             </w:r>
           </w:p>
           <w:p>
@@ -7387,7 +8908,7 @@
           <w:color w:val="1C2530"/>
           <w:sz w:val="21"/>
         </w:rPr>
-        <w:t>El cronograma no está escrito porque depende de esta mesa. Este es el mapa de dependencias: qué habilita cada decisión y en qué orden se ejecuta el trabajo.</w:t>
+        <w:t>El cronograma no está escrito porque depende de estas respuestas. Este es el mapa de dependencias.</w:t>
       </w:r>
     </w:p>
     <w:p>
@@ -7473,7 +8994,7 @@
           <w:color w:val="1C2530"/>
           <w:sz w:val="26"/>
         </w:rPr>
-        <w:t>Orden de ejecución una vez cerrada la mesa</w:t>
+        <w:t>Orden de ejecución una vez recibidas sus respuestas</w:t>
       </w:r>
     </w:p>
     <w:p>
@@ -7496,7 +9017,7 @@
           <w:color w:val="1C2530"/>
           <w:sz w:val="21"/>
         </w:rPr>
-        <w:t>Esta mesa y sus respuestas, con acta firmada.</w:t>
+        <w:t>Estas respuestas, consolidadas en un acta de decisiones.</w:t>
       </w:r>
     </w:p>
     <w:p>
@@ -7565,7 +9086,7 @@
           <w:color w:val="1C2530"/>
           <w:sz w:val="21"/>
         </w:rPr>
-        <w:t>Un mantenimiento completo de extremo a extremo ejecutado por una persona, primero con señal y luego en modo avión. El criterio de cierre es que existan registros reales en la base, verificados leyendo el archivo.</w:t>
+        <w:t>Un mantenimiento completo de extremo a extremo ejecutado por una persona, primero con señal y luego en modo avión.</w:t>
       </w:r>
     </w:p>
     <w:p>
@@ -7626,7 +9147,7 @@
           <w:color w:val="1C2530"/>
           <w:sz w:val="32"/>
         </w:rPr>
-        <w:t>7. Acta de la mesa de trabajo</w:t>
+        <w:t>7. Cierre</w:t>
       </w:r>
     </w:p>
     <w:p>
@@ -7642,7 +9163,7 @@
           <w:color w:val="1C2530"/>
           <w:sz w:val="21"/>
         </w:rPr>
-        <w:t>Para diligenciar al cierre de la sesión.</w:t>
+        <w:t>Para diligenciar al devolver el documento.</w:t>
       </w:r>
     </w:p>
     <w:tbl>
@@ -7659,7 +9180,7 @@
       <w:tr>
         <w:tc>
           <w:tcPr>
-            <w:tcW w:type="dxa" w:w="3685"/>
+            <w:tcW w:type="dxa" w:w="3969"/>
             <w:shd w:val="clear" w:fill="1F5B99"/>
           </w:tcPr>
           <w:p>
@@ -7679,7 +9200,7 @@
         </w:tc>
         <w:tc>
           <w:tcPr>
-            <w:tcW w:type="dxa" w:w="5669"/>
+            <w:tcW w:type="dxa" w:w="5386"/>
             <w:shd w:val="clear" w:fill="1F5B99"/>
           </w:tcPr>
           <w:p>
@@ -7701,7 +9222,7 @@
       <w:tr>
         <w:tc>
           <w:tcPr>
-            <w:tcW w:type="dxa" w:w="3685"/>
+            <w:tcW w:type="dxa" w:w="3969"/>
           </w:tcPr>
           <w:p>
             <w:pPr>
@@ -7713,13 +9234,13 @@
                 <w:color w:val="1C2530"/>
                 <w:sz w:val="20"/>
               </w:rPr>
-              <w:t>Fecha de la sesión</w:t>
+              <w:t>Diligenciado por</w:t>
             </w:r>
           </w:p>
         </w:tc>
         <w:tc>
           <w:tcPr>
-            <w:tcW w:type="dxa" w:w="5669"/>
+            <w:tcW w:type="dxa" w:w="5386"/>
           </w:tcPr>
           <w:p>
             <w:pPr>
@@ -7738,7 +9259,7 @@
       <w:tr>
         <w:tc>
           <w:tcPr>
-            <w:tcW w:type="dxa" w:w="3685"/>
+            <w:tcW w:type="dxa" w:w="3969"/>
             <w:shd w:val="clear" w:fill="F4F6F8"/>
           </w:tcPr>
           <w:p>
@@ -7751,13 +9272,13 @@
                 <w:color w:val="1C2530"/>
                 <w:sz w:val="20"/>
               </w:rPr>
-              <w:t>Participantes</w:t>
+              <w:t>Cargo</w:t>
             </w:r>
           </w:p>
         </w:tc>
         <w:tc>
           <w:tcPr>
-            <w:tcW w:type="dxa" w:w="5669"/>
+            <w:tcW w:type="dxa" w:w="5386"/>
             <w:shd w:val="clear" w:fill="F4F6F8"/>
           </w:tcPr>
           <w:p>
@@ -7777,7 +9298,7 @@
       <w:tr>
         <w:tc>
           <w:tcPr>
-            <w:tcW w:type="dxa" w:w="3685"/>
+            <w:tcW w:type="dxa" w:w="3969"/>
           </w:tcPr>
           <w:p>
             <w:pPr>
@@ -7789,13 +9310,13 @@
                 <w:color w:val="1C2530"/>
                 <w:sz w:val="20"/>
               </w:rPr>
-              <w:t>Decisiones cerradas</w:t>
+              <w:t>Fecha</w:t>
             </w:r>
           </w:p>
         </w:tc>
         <w:tc>
           <w:tcPr>
-            <w:tcW w:type="dxa" w:w="5669"/>
+            <w:tcW w:type="dxa" w:w="5386"/>
           </w:tcPr>
           <w:p>
             <w:pPr>
@@ -7814,7 +9335,7 @@
       <w:tr>
         <w:tc>
           <w:tcPr>
-            <w:tcW w:type="dxa" w:w="3685"/>
+            <w:tcW w:type="dxa" w:w="3969"/>
             <w:shd w:val="clear" w:fill="F4F6F8"/>
           </w:tcPr>
           <w:p>
@@ -7827,13 +9348,13 @@
                 <w:color w:val="1C2530"/>
                 <w:sz w:val="20"/>
               </w:rPr>
-              <w:t>Decisiones aplazadas y hasta cuándo</w:t>
+              <w:t>Decisiones que dejó como estaban (aceptadas)</w:t>
             </w:r>
           </w:p>
         </w:tc>
         <w:tc>
           <w:tcPr>
-            <w:tcW w:type="dxa" w:w="5669"/>
+            <w:tcW w:type="dxa" w:w="5386"/>
             <w:shd w:val="clear" w:fill="F4F6F8"/>
           </w:tcPr>
           <w:p>
@@ -7853,7 +9374,7 @@
       <w:tr>
         <w:tc>
           <w:tcPr>
-            <w:tcW w:type="dxa" w:w="3685"/>
+            <w:tcW w:type="dxa" w:w="3969"/>
           </w:tcPr>
           <w:p>
             <w:pPr>
@@ -7865,13 +9386,13 @@
                 <w:color w:val="1C2530"/>
                 <w:sz w:val="20"/>
               </w:rPr>
-              <w:t>Supuestos que quedan vinculantes</w:t>
+              <w:t>Decisiones que corrigió</w:t>
             </w:r>
           </w:p>
         </w:tc>
         <w:tc>
           <w:tcPr>
-            <w:tcW w:type="dxa" w:w="5669"/>
+            <w:tcW w:type="dxa" w:w="5386"/>
           </w:tcPr>
           <w:p>
             <w:pPr>
@@ -7890,7 +9411,7 @@
       <w:tr>
         <w:tc>
           <w:tcPr>
-            <w:tcW w:type="dxa" w:w="3685"/>
+            <w:tcW w:type="dxa" w:w="3969"/>
             <w:shd w:val="clear" w:fill="F4F6F8"/>
           </w:tcPr>
           <w:p>
@@ -7903,13 +9424,13 @@
                 <w:color w:val="1C2530"/>
                 <w:sz w:val="20"/>
               </w:rPr>
-              <w:t>Responsable de D-01 (coordenadas) y fecha comprometida</w:t>
+              <w:t>Decisiones que no puede responder y por qué</w:t>
             </w:r>
           </w:p>
         </w:tc>
         <w:tc>
           <w:tcPr>
-            <w:tcW w:type="dxa" w:w="5669"/>
+            <w:tcW w:type="dxa" w:w="5386"/>
             <w:shd w:val="clear" w:fill="F4F6F8"/>
           </w:tcPr>
           <w:p>
@@ -7929,7 +9450,7 @@
       <w:tr>
         <w:tc>
           <w:tcPr>
-            <w:tcW w:type="dxa" w:w="3685"/>
+            <w:tcW w:type="dxa" w:w="3969"/>
           </w:tcPr>
           <w:p>
             <w:pPr>
@@ -7941,13 +9462,13 @@
                 <w:color w:val="1C2530"/>
                 <w:sz w:val="20"/>
               </w:rPr>
-              <w:t>Responsable de D-09 (bancos de preguntas) y fecha comprometida</w:t>
+              <w:t>Responsable de D-01, coordenadas, y fecha comprometida</w:t>
             </w:r>
           </w:p>
         </w:tc>
         <w:tc>
           <w:tcPr>
-            <w:tcW w:type="dxa" w:w="5669"/>
+            <w:tcW w:type="dxa" w:w="5386"/>
           </w:tcPr>
           <w:p>
             <w:pPr>
@@ -7966,7 +9487,7 @@
       <w:tr>
         <w:tc>
           <w:tcPr>
-            <w:tcW w:type="dxa" w:w="3685"/>
+            <w:tcW w:type="dxa" w:w="3969"/>
             <w:shd w:val="clear" w:fill="F4F6F8"/>
           </w:tcPr>
           <w:p>
@@ -7979,13 +9500,13 @@
                 <w:color w:val="1C2530"/>
                 <w:sz w:val="20"/>
               </w:rPr>
-              <w:t>Próxima sesión</w:t>
+              <w:t>Responsable de D-09, bancos de preguntas, y fecha comprometida</w:t>
             </w:r>
           </w:p>
         </w:tc>
         <w:tc>
           <w:tcPr>
-            <w:tcW w:type="dxa" w:w="5669"/>
+            <w:tcW w:type="dxa" w:w="5386"/>
             <w:shd w:val="clear" w:fill="F4F6F8"/>
           </w:tcPr>
           <w:p>
@@ -8002,6 +9523,43 @@
           </w:p>
         </w:tc>
       </w:tr>
+      <w:tr>
+        <w:tc>
+          <w:tcPr>
+            <w:tcW w:type="dxa" w:w="3969"/>
+          </w:tcPr>
+          <w:p>
+            <w:pPr>
+              <w:spacing w:after="40" w:before="40"/>
+            </w:pPr>
+            <w:r>
+              <w:rPr>
+                <w:rFonts w:ascii="Segoe UI" w:hAnsi="Segoe UI"/>
+                <w:color w:val="1C2530"/>
+                <w:sz w:val="20"/>
+              </w:rPr>
+              <w:t>¿Requiere reunión para alguna decisión? ¿Cuáles?</w:t>
+            </w:r>
+          </w:p>
+        </w:tc>
+        <w:tc>
+          <w:tcPr>
+            <w:tcW w:type="dxa" w:w="5386"/>
+          </w:tcPr>
+          <w:p>
+            <w:pPr>
+              <w:spacing w:after="40" w:before="40"/>
+            </w:pPr>
+            <w:r>
+              <w:rPr>
+                <w:rFonts w:ascii="Segoe UI" w:hAnsi="Segoe UI"/>
+                <w:color w:val="1C2530"/>
+                <w:sz w:val="20"/>
+              </w:rPr>
+            </w:r>
+          </w:p>
+        </w:tc>
+      </w:tr>
     </w:tbl>
     <w:p>
       <w:pPr>
@@ -8010,7 +9568,7 @@
     </w:p>
     <w:p>
       <w:pPr>
-        <w:spacing w:after="480" w:before="0"/>
+        <w:spacing w:after="400" w:before="0"/>
         <w:ind w:left="0"/>
       </w:pPr>
     </w:p>
@@ -8105,7 +9663,7 @@
           <w:color w:val="6E7A86"/>
           <w:sz w:val="18"/>
         </w:rPr>
-        <w:t>Las decisiones registradas en esta acta son la base del cronograma de implementación y del alcance del sprint.</w:t>
+        <w:t>Las decisiones registradas en este documento son la base del cronograma de implementación y del alcance del sprint. Lo que no se corrija se toma como aceptado.</w:t>
       </w:r>
     </w:p>
     <w:sectPr>
